--- a/Artigos/Relatorio_Avancado_Perfil_Humor.docx
+++ b/Artigos/Relatorio_Avancado_Perfil_Humor.docx
@@ -17,6 +17,94 @@
     </w:p>
     <w:p>
       <w:pPr>
+        <w:spacing w:before="40" w:after="80" w:line="360" w:lineRule="auto"/>
+      </w:pPr>
+      <w:r>
+        <w:rPr>
+          <w:b/>
+          <w:sz w:val="24"/>
+        </w:rPr>
+        <w:t>RESUMO</w:t>
+      </w:r>
+    </w:p>
+    <w:p>
+      <w:pPr>
+        <w:spacing w:line="360" w:lineRule="auto" w:after="120"/>
+        <w:ind w:firstLine="709"/>
+        <w:jc w:val="both"/>
+      </w:pPr>
+      <w:r>
+        <w:rPr>
+          <w:b/>
+          <w:sz w:val="24"/>
+        </w:rPr>
+        <w:t xml:space="preserve">Objetivo: </w:t>
+      </w:r>
+      <w:r>
+        <w:rPr>
+          <w:b w:val="0"/>
+          <w:sz w:val="24"/>
+        </w:rPr>
+        <w:t xml:space="preserve">caracterizar e analisar o perfil de humor de atletas de handebol de elite ao longo da última semana de pré-temporada, comparando cada dimensão do BRUMS entre todos os dias e identificando os dias de maior e menor expressão de cada estado de humor, com a aptidão aeróbia intermitente como parâmetro fisiológico. </w:t>
+      </w:r>
+      <w:r>
+        <w:rPr>
+          <w:b/>
+          <w:sz w:val="24"/>
+        </w:rPr>
+        <w:t xml:space="preserve">Método: </w:t>
+      </w:r>
+      <w:r>
+        <w:rPr>
+          <w:b w:val="0"/>
+          <w:sz w:val="24"/>
+        </w:rPr>
+        <w:t xml:space="preserve">27 atletas do sexo masculino responderam ao BRUMS-24 duas vezes ao dia por sete dias (456 observações). Empregaram-se estatística descritiva, Shapiro-Wilk, Wilcoxon com tamanho de efeito, Friedman com W de Kendall, pós-teste (Tukey), ICC, MANOVA em escores T e regressão do pico de velocidade do T-CAR, com limiar por índice de Youden. </w:t>
+      </w:r>
+      <w:r>
+        <w:rPr>
+          <w:b/>
+          <w:sz w:val="24"/>
+        </w:rPr>
+        <w:t xml:space="preserve">Resultados: </w:t>
+      </w:r>
+      <w:r>
+        <w:rPr>
+          <w:b w:val="0"/>
+          <w:sz w:val="24"/>
+        </w:rPr>
+        <w:t xml:space="preserve">a deterioração concentrou-se no eixo energia–fadiga — o vigor caiu (d = -0,95) e a fadiga subiu (d = +0,72), confirmado por MANOVA (Wilks λ = 0,283; p = 0,002). O vigor foi máximo no Dia 1 e a fadiga no Dia 7; o perfil iceberg caiu e o de fadiga subiu (χ² = 14,58; p = 0,012). Maior aptidão associou-se a menos fadiga (ρ = -0,54), com limiar de 14,9 km/h. </w:t>
+      </w:r>
+      <w:r>
+        <w:rPr>
+          <w:b/>
+          <w:sz w:val="24"/>
+        </w:rPr>
+        <w:t xml:space="preserve">Conclusão: </w:t>
+      </w:r>
+      <w:r>
+        <w:rPr>
+          <w:b w:val="0"/>
+          <w:sz w:val="24"/>
+        </w:rPr>
+        <w:t>o humor migrou da prontidão para a fadiga funcional; o vigor e a fadiga foram as dimensões mais sensíveis, e a aptidão intermitente ajudou a explicar a resposta, fundamentando o monitoramento individualizado.</w:t>
+      </w:r>
+    </w:p>
+    <w:p>
+      <w:pPr>
+        <w:spacing w:line="360" w:lineRule="auto" w:after="160"/>
+        <w:jc w:val="both"/>
+      </w:pPr>
+      <w:r>
+        <w:rPr>
+          <w:b w:val="0"/>
+          <w:sz w:val="22"/>
+        </w:rPr>
+        <w:t>Palavras-chave: humor; BRUMS; handebol; monitoramento do atleta; fadiga; aptidão intermitente.</w:t>
+      </w:r>
+    </w:p>
+    <w:p>
+      <w:pPr>
         <w:spacing w:before="200" w:after="80" w:line="360" w:lineRule="auto"/>
       </w:pPr>
       <w:r>
@@ -25,6 +113,18 @@
           <w:sz w:val="24"/>
         </w:rPr>
         <w:t>1 INTRODUÇÃO</w:t>
+      </w:r>
+    </w:p>
+    <w:p>
+      <w:pPr>
+        <w:spacing w:before="120" w:after="80" w:line="360" w:lineRule="auto"/>
+      </w:pPr>
+      <w:r>
+        <w:rPr>
+          <w:b/>
+          <w:sz w:val="24"/>
+        </w:rPr>
+        <w:t>1.1 Monitoramento do humor no esporte de rendimento</w:t>
       </w:r>
     </w:p>
     <w:p>
@@ -38,7 +138,7 @@
           <w:b w:val="0"/>
           <w:sz w:val="24"/>
         </w:rPr>
-        <w:t>O acompanhamento do estado psicológico dos atletas consolidou-se como parte essencial da gestão do treinamento no esporte de rendimento. Instrumentos de autorrelato do humor são práticos, econômicos e sensíveis às variações da carga de treino, com utilidade preditiva para o bem-estar e o desempenho (SAW; MAIN; GASTIN, 2016; LOCHBAUM et al., 2021), e documentos de consenso recomendam seu uso rotineiro (KELLMANN et al., 2018).</w:t>
+        <w:t>O acompanhamento do estado psicológico dos atletas consolidou-se como parte essencial da gestão do treinamento no esporte de rendimento. Instrumentos de autorrelato do humor são práticos, econômicos e sensíveis às variações da carga de treino, com utilidade preditiva para o bem-estar e o desempenho esportivo (SAW; MAIN; GASTIN, 2016; LOCHBAUM et al., 2021), razão pela qual documentos de consenso recomendam seu uso rotineiro para monitorar a fadiga e orientar decisões de treino e recuperação (KELLMANN et al., 2018).</w:t>
       </w:r>
     </w:p>
     <w:p>
@@ -52,7 +152,19 @@
           <w:b w:val="0"/>
           <w:sz w:val="24"/>
         </w:rPr>
-        <w:t>A Escala de Humor de Brunel (BRUMS), versão abreviada do POMS, mensura seis dimensões (tensão, depressão, raiva, vigor, fadiga e confusão) em 24 itens de rápida aplicação, com sólidas propriedades psicométricas e validação brasileira (TERRY; LANE; FOGARTY, 2003; ROHLFS et al., 2008, 2023). A literatura recente formalizou seis perfis prototípicos de humor — iceberg, Everest invertido, iceberg invertido, submerso, barbatana de tubarão e superfície —, empregados no rastreamento da prontidão de atletas de elite (PARSONS-SMITH; TERRY; MACHIN, 2017; HAN; PARSONS-SMITH; TERRY, 2020; TERRY et al., 2021).</w:t>
+        <w:t>Entre esses instrumentos, a Escala de Humor de Brunel (BRUMS), versão abreviada e adaptada do Profile of Mood States (POMS), destaca-se pela rapidez de aplicação e pela solidez psicométrica, com sucessivas validações transculturais, incluindo a versão brasileira (BRAMS) (TERRY; LANE; FOGARTY, 2003; ROHLFS et al., 2008, 2023). Sua aplicação tem-se mostrado particularmente informativa em modalidades esportivas coletivas e no esporte de rendimento, contextos de elevada demanda física, emocional e interpessoal: a BRUMS vem sendo empregada para monitorar o humor de atletas de elite ao longo de períodos competitivos e sua relação com o sono, o desempenho, os resultados de partida e o risco de lesão (ANDRADE et al., 2016; BRANDT; BEVILACQUA; ANDRADE, 2017; ANDRADE et al., 2020; DE MIRANDA ROHLFS et al., 2025; DO NASCIMENTO et al., 2026). Além dos escores isolados, a literatura recente formalizou seis perfis prototípicos de humor — iceberg, Everest invertido, iceberg invertido, submerso, barbatana de tubarão e superfície —, replicados em grandes amostras internacionais e utilizados no rastreamento da prontidão de atletas de elite (MORGAN, 1985; PARSONS-SMITH; TERRY; MACHIN, 2017; HAN; PARSONS-SMITH; TERRY, 2020; TERRY et al., 2021).</w:t>
+      </w:r>
+    </w:p>
+    <w:p>
+      <w:pPr>
+        <w:spacing w:before="120" w:after="80" w:line="360" w:lineRule="auto"/>
+      </w:pPr>
+      <w:r>
+        <w:rPr>
+          <w:b/>
+          <w:sz w:val="24"/>
+        </w:rPr>
+        <w:t>1.2 Handebol: modalidade coletiva intermitente e de alta intensidade</w:t>
       </w:r>
     </w:p>
     <w:p>
@@ -66,19 +178,19 @@
           <w:b w:val="0"/>
           <w:sz w:val="24"/>
         </w:rPr>
-        <w:t>O handebol de quadra é uma modalidade coletiva intermitente e de alta intensidade, cujo microciclo pré-competitivo concentra a carga que antecede a competição (KARCHER; BUCHHEIT, 2014; WAGNER et al., 2014). A tolerância a essa carga depende da aptidão aeróbia intermitente, cujo marcador de campo — o pico de velocidade do Teste de Carminatti (T-CAR) — associa-se ao desempenho físico em modalidades intermitentes (FERNANDES-DA-SILVA et al., 2016). Descrever como cada dimensão do humor se comporta ao longo do microciclo, identificar os dias críticos e relacionar essa resposta a um parâmetro fisiológico fornece à comissão técnica informação diretamente aplicável ao monitoramento individualizado.</w:t>
+        <w:t>O handebol de quadra é uma modalidade coletiva de invasão, de caráter marcadamente intermitente e de alta intensidade. Ao longo da partida, ações máximas e explosivas — sprints curtos, saltos, arremessos, bloqueios, mudanças de direção e contatos físicos — alternam-se, de forma imprevisível, com períodos de recuperação incompleta, exigindo simultaneamente potência anaeróbia, capacidade aeróbia intermitente e elevada tolerância à fadiga (KARCHER; BUCHHEIT, 2014; MICHALSIK; AAGAARD, 2015; WAGNER et al., 2014). Esse padrão de esforço eleva a carga interna nos microciclos de acúmulo e repercute no estado afetivo, sobretudo na última semana de pré-temporada, quando a carga que antecede a competição se concentra. A tolerância a essa carga depende da aptidão aeróbia intermitente, cujo marcador de campo — o pico de velocidade do Teste de Carminatti (T-CAR) — associa-se ao desempenho físico em modalidades intermitentes (FERNANDES-DA-SILVA et al., 2016).</w:t>
       </w:r>
     </w:p>
     <w:p>
       <w:pPr>
-        <w:spacing w:before="200" w:after="80" w:line="360" w:lineRule="auto"/>
+        <w:spacing w:before="120" w:after="80" w:line="360" w:lineRule="auto"/>
       </w:pPr>
       <w:r>
         <w:rPr>
           <w:b/>
           <w:sz w:val="24"/>
         </w:rPr>
-        <w:t>2 OBJETIVO</w:t>
+        <w:t>1.3 Objetivos e hipóteses</w:t>
       </w:r>
     </w:p>
     <w:p>
@@ -92,7 +204,31 @@
           <w:b w:val="0"/>
           <w:sz w:val="24"/>
         </w:rPr>
-        <w:t>Objetivo geral: caracterizar e analisar o perfil de humor de atletas de handebol de elite ao longo da última semana de pré-temporada, descrevendo o comportamento de cada dimensão do BRUMS, comparando todos os dias entre si e identificando os dias de maior e menor expressão de cada estado de humor.</w:t>
+        <w:t>Diante da ampla adoção da BRUMS, mas da escassez de descrições detalhadas do comportamento do humor em um microciclo pré-competitivo de handebol de elite, o objetivo geral foi caracterizar e analisar o perfil de humor desses atletas ao longo da última semana de pré-temporada, descrevendo o comportamento de cada dimensão do BRUMS, comparando todos os dias entre si, identificando os dias de maior e menor expressão de cada estado de humor e relacionando a resposta à aptidão aeróbia intermitente. Especificamente, buscou-se: (i) caracterizar a amostra; (ii) verificar a normalidade; (iii) descrever a resposta aguda pré → pós com tamanho de efeito; (iv) comparar as dimensões entre todos os dias; (v) confirmar as diferenças por análise multivariada (escores T); (vi) descrever o comportamento individual de cada variável e suas relações; (vii) identificar os dias de maior fadiga, vigor, tensão, raiva e depressão; (viii) classificar a evolução dos perfis de humor; e (ix) analisar o T-CAR e o limiar de pico de velocidade. Hipotetizou-se que a deterioração se concentraria no eixo energia–fadiga, com migração do perfil iceberg para o de fadiga, e que a aptidão intermitente modularia a resposta.</w:t>
+      </w:r>
+    </w:p>
+    <w:p>
+      <w:pPr>
+        <w:spacing w:before="200" w:after="80" w:line="360" w:lineRule="auto"/>
+      </w:pPr>
+      <w:r>
+        <w:rPr>
+          <w:b/>
+          <w:sz w:val="24"/>
+        </w:rPr>
+        <w:t>2 MATERIAIS E MÉTODOS</w:t>
+      </w:r>
+    </w:p>
+    <w:p>
+      <w:pPr>
+        <w:spacing w:before="120" w:after="80" w:line="360" w:lineRule="auto"/>
+      </w:pPr>
+      <w:r>
+        <w:rPr>
+          <w:b/>
+          <w:sz w:val="24"/>
+        </w:rPr>
+        <w:t>2.1 Delineamento e amostra</w:t>
       </w:r>
     </w:p>
     <w:p>
@@ -106,19 +242,7 @@
           <w:b w:val="0"/>
           <w:sz w:val="24"/>
         </w:rPr>
-        <w:t>Objetivos específicos: (i) caracterizar a amostra; (ii) verificar a normalidade; (iii) descrever a resposta aguda (pré → pós) com tamanho de efeito; (iv) comparar as dimensões entre todos os dias da semana; (v) confirmar as diferenças Dia 1 → Dia 7 e pré → pós por análise multivariada em escores T; (vi) descrever o comportamento individual de cada variável e sua relação com as demais; (vii) identificar os dias de maior fadiga, vigor, tensão, raiva e depressão; (viii) classificar a evolução dos perfis de humor; e (ix) analisar a aptidão intermitente (T-CAR) e o limiar de pico de velocidade.</w:t>
-      </w:r>
-    </w:p>
-    <w:p>
-      <w:pPr>
-        <w:spacing w:before="200" w:after="80" w:line="360" w:lineRule="auto"/>
-      </w:pPr>
-      <w:r>
-        <w:rPr>
-          <w:b/>
-          <w:sz w:val="24"/>
-        </w:rPr>
-        <w:t>3 MÉTODO</w:t>
+        <w:t>Estudo descritivo-comparativo, observacional e de medidas repetidas, conduzido em condições ecológicas de treinamento durante o microciclo pré-competitivo (21 a 27 de abril de 2024), com 27 atletas de handebol do sexo masculino de nível competitivo, conforme os princípios éticos da Declaração de Helsinque e com consentimento informado.</w:t>
       </w:r>
     </w:p>
     <w:p>
@@ -130,7 +254,7 @@
           <w:b/>
           <w:sz w:val="24"/>
         </w:rPr>
-        <w:t>3.1 Delineamento e amostra</w:t>
+        <w:t>2.2 Instrumentos</w:t>
       </w:r>
     </w:p>
     <w:p>
@@ -144,7 +268,7 @@
           <w:b w:val="0"/>
           <w:sz w:val="24"/>
         </w:rPr>
-        <w:t>Estudo descritivo-comparativo, observacional e de medidas repetidas, conduzido em condições ecológicas durante o microciclo pré-competitivo (21 a 27 de abril de 2024), com 27 atletas de handebol do sexo masculino de nível competitivo, conforme a Declaração de Helsinque e com consentimento informado.</w:t>
+        <w:t>O humor foi avaliado pela BRUMS-24, com 24 itens em escala de 0 (“nada”) a 4 (“extremamente”), agrupados em seis subescalas de 0 a 16 pontos (tensão, depressão, raiva, vigor, fadiga e confusão); a Perturbação Total do Humor (PTH) resume o perfil (soma das negativas menos o vigor). Para a classificação de perfis e a análise multivariada, os escores foram convertidos em escores T (M = 50; DP = 10). A aptidão aeróbia intermitente foi avaliada pelo Teste de Carminatti (T-CAR), teste de campo progressivo e intermitente (repetições de 12 s de corrida em vaivém intercaladas por 6 s de recuperação, até a exaustão), tendo o pico de velocidade (PV) como desfecho (FERNANDES-DA-SILVA et al., 2016). O T-CAR foi aplicado em 15 de abril de 2024, quatro dias de treino antes do início do microciclo, de modo a servir como parâmetro fisiológico de linha de base das análises.</w:t>
       </w:r>
     </w:p>
     <w:p>
@@ -156,7 +280,7 @@
           <w:b/>
           <w:sz w:val="24"/>
         </w:rPr>
-        <w:t>3.2 Instrumentos</w:t>
+        <w:t>2.3 Procedimentos</w:t>
       </w:r>
     </w:p>
     <w:p>
@@ -170,7 +294,7 @@
           <w:b w:val="0"/>
           <w:sz w:val="24"/>
         </w:rPr>
-        <w:t>O humor foi avaliado pela BRUMS-24 (seis subescalas de 0 a 16). Para a classificação de perfis e a análise multivariada, os escores foram convertidos em escores T (M = 50; DP = 10). A aptidão aeróbia intermitente foi avaliada pelo Teste de Carminatti (T-CAR), com o pico de velocidade (PV) como desfecho (FERNANDES-DA-SILVA et al., 2016); o T-CAR foi aplicado em 15 de abril de 2024, quatro dias de treino antes do início do microciclo, como parâmetro fisiológico de linha de base.</w:t>
+        <w:t>O BRUMS foi autoaplicado por formulário eletrônico com registro de data e hora, duas vezes por dia de treino — a primeira resposta tomada como pré e a última como pós —, ao longo de sete dias, totalizando 456 observações válidas.</w:t>
       </w:r>
     </w:p>
     <w:p>
@@ -182,7 +306,7 @@
           <w:b/>
           <w:sz w:val="24"/>
         </w:rPr>
-        <w:t>3.3 Procedimentos</w:t>
+        <w:t>2.4 Análise estatística</w:t>
       </w:r>
     </w:p>
     <w:p>
@@ -196,19 +320,7 @@
           <w:b w:val="0"/>
           <w:sz w:val="24"/>
         </w:rPr>
-        <w:t>O BRUMS foi autoaplicado por formulário eletrônico com registro de data e hora, duas vezes por dia de treino (pré e pós), ao longo de sete dias, totalizando 456 observações válidas.</w:t>
-      </w:r>
-    </w:p>
-    <w:p>
-      <w:pPr>
-        <w:spacing w:before="120" w:after="80" w:line="360" w:lineRule="auto"/>
-      </w:pPr>
-      <w:r>
-        <w:rPr>
-          <w:b/>
-          <w:sz w:val="24"/>
-        </w:rPr>
-        <w:t>3.4 Análise estatística</w:t>
+        <w:t>A análise seguiu uma sequência do descritivo ao inferencial. Inicialmente, empregou-se estatística descritiva (média, desvio-padrão, mediana e amplitude) para caracterizar as variáveis, e o teste de Shapiro-Wilk para verificar a normalidade — etapa que orienta a escolha entre testes paramétricos e não paramétricos. Como as distribuições violaram a normalidade, com forte concentração de escores baixos nas dimensões negativas (efeito de piso), os dados não foram transformados (NEVILL; LANE, 2007) e privilegiaram-se testes não paramétricos.</w:t>
       </w:r>
     </w:p>
     <w:p>
@@ -222,7 +334,21 @@
           <w:b w:val="0"/>
           <w:sz w:val="24"/>
         </w:rPr>
-        <w:t>Empregou-se estatística descritiva (média, desvio-padrão, mediana e amplitude) e o teste de Shapiro-Wilk para a normalidade. As diferenças pré → pós e Dia 1 → Dia 7 foram testadas por Wilcoxon, com tamanho de efeito (d de Cohen: trivial &lt; 0,2; pequeno &lt; 0,5; médio &lt; 0,8; grande ≥ 0,8), e confirmadas por análise multivariada de variância (MANOVA) de medidas repetidas em escores T (lambda de Wilks, F e eta-quadrado parcial). A consistência das medidas repetidas ao longo da semana foi estimada pelo coeficiente de correlação intraclasse (ICC(2,1) e ICC(2,k)). As comparações entre todos os dias usaram o teste de Friedman, com o W de Kendall como tamanho de efeito, e o pós-teste das médias marginais de um modelo misto (Tukey). A associação entre as dimensões foi analisada por correlação de Spearman (ρ). O comportamento individual de cada dimensão foi apresentado graficamente (médias diárias com banda de confiança e diagramas de caixa). A relação do pico de velocidade do T-CAR com a fadiga foi analisada por regressão, com estabelecimento de um limiar (índice de Youden). Adotou-se α = 0,05.</w:t>
+        <w:t>Para descrever a resposta aguda ao treino, os momentos pré e pós foram comparados pelo teste de Wilcoxon para amostras pareadas, acompanhado do tamanho de efeito (d de Cohen), que expressa a magnitude da diferença independentemente do tamanho da amostra (trivial &lt; 0,2; pequeno &lt; 0,5; médio &lt; 0,8; grande ≥ 0,8); a mesma lógica aplicou-se à comparação entre o primeiro e o último dia. Para verificar se cada dimensão variou ao longo dos sete dias, utilizou-se o teste de Friedman — equivalente não paramétrico da ANOVA de medidas repetidas —, com o W de Kendall como tamanho de efeito (0,1 pequeno; 0,3 moderado; 0,5 grande); quando significativo, aplicou-se o pós-teste das médias marginais de um modelo misto (correção de Tukey), que identifica entre quais dias, especificamente, houve diferença. A consistência das medidas repetidas ao longo da semana foi estimada pelo coeficiente de correlação intraclasse (ICC), interpretado como pobre (&lt; 0,50), moderado (0,50–0,75), bom (0,75–0,90) ou excelente (&gt; 0,90).</w:t>
+      </w:r>
+    </w:p>
+    <w:p>
+      <w:pPr>
+        <w:spacing w:line="360" w:lineRule="auto" w:after="120"/>
+        <w:ind w:firstLine="709"/>
+        <w:jc w:val="both"/>
+      </w:pPr>
+      <w:r>
+        <w:rPr>
+          <w:b w:val="0"/>
+          <w:sz w:val="24"/>
+        </w:rPr>
+        <w:t>Como confirmação robusta, as comparações Dia 1 → Dia 7 e pré → pós foram reanalisadas por análise multivariada de variância (MANOVA) de medidas repetidas sobre os escores T, que testa as seis dimensões em conjunto e controla o erro de múltiplas comparações (lambda de Wilks, F e eta-quadrado parcial — η²ₚ; 0,01 pequeno; 0,06 médio; 0,14 grande). A associação entre as dimensões foi quantificada pela correlação de Spearman (ρ). Por fim, a relação entre o pico de velocidade do T-CAR e a fadiga foi analisada por regressão, e um limiar de pico de velocidade foi estabelecido pelo índice de Youden — que maximiza a soma de sensibilidade e especificidade —, com a qualidade de discriminação avaliada pela área sob a curva ROC. Adotou-se nível de significância de 5% (p &lt; 0,05), com as análises conduzidas em ambiente Python (bibliotecas pandas, SciPy e statsmodels).</w:t>
       </w:r>
     </w:p>
     <w:p>
@@ -234,7 +360,7 @@
           <w:b/>
           <w:sz w:val="24"/>
         </w:rPr>
-        <w:t>4 RESULTADOS</w:t>
+        <w:t>3 RESULTADOS</w:t>
       </w:r>
     </w:p>
     <w:p>
@@ -246,7 +372,7 @@
           <w:b/>
           <w:sz w:val="24"/>
         </w:rPr>
-        <w:t>4.1 Caracterização da amostra</w:t>
+        <w:t>3.1 Caracterização da amostra</w:t>
       </w:r>
     </w:p>
     <w:p>
@@ -1380,7 +1506,7 @@
           <w:b/>
           <w:sz w:val="24"/>
         </w:rPr>
-        <w:t>4.2 Normalidade das distribuições</w:t>
+        <w:t>3.2 Normalidade das distribuições</w:t>
       </w:r>
     </w:p>
     <w:p>
@@ -1961,7 +2087,7 @@
           <w:b/>
           <w:sz w:val="24"/>
         </w:rPr>
-        <w:t>4.3 Estatística descritiva das dimensões</w:t>
+        <w:t>3.3 Estatística descritiva das dimensões</w:t>
       </w:r>
     </w:p>
     <w:p>
@@ -3004,7 +3130,7 @@
           <w:b/>
           <w:sz w:val="24"/>
         </w:rPr>
-        <w:t>4.4 Diferenças entre pré e pós-treino (com tamanho de efeito)</w:t>
+        <w:t>3.4 Diferenças entre pré e pós-treino (com tamanho de efeito)</w:t>
       </w:r>
     </w:p>
     <w:p>
@@ -4435,7 +4561,7 @@
           <w:b/>
           <w:sz w:val="24"/>
         </w:rPr>
-        <w:t>4.5 Comportamento diário e comparação entre todos os dias</w:t>
+        <w:t>3.5 Comportamento diário e comparação entre todos os dias</w:t>
       </w:r>
     </w:p>
     <w:p>
@@ -4572,7 +4698,7 @@
         <w:rPr>
           <w:sz w:val="22"/>
         </w:rPr>
-        <w:t>Tabela 6 – Médias diárias das dimensões do BRUMS e teste de Friedman (diferença entre os sete dias).</w:t>
+        <w:t>Tabela 6 – Médias diárias das dimensões do BRUMS e teste de Friedman com W de Kendall (variação entre os sete dias).</w:t>
       </w:r>
     </w:p>
     <w:tbl>
@@ -4582,20 +4708,22 @@
         <w:tblLook w:firstColumn="1" w:firstRow="1" w:lastColumn="0" w:lastRow="0" w:noHBand="0" w:noVBand="1" w:val="04A0"/>
       </w:tblPr>
       <w:tblGrid>
-        <w:gridCol w:w="1045"/>
-        <w:gridCol w:w="1045"/>
-        <w:gridCol w:w="1045"/>
-        <w:gridCol w:w="1045"/>
-        <w:gridCol w:w="1045"/>
-        <w:gridCol w:w="1045"/>
-        <w:gridCol w:w="1045"/>
-        <w:gridCol w:w="1045"/>
-        <w:gridCol w:w="1045"/>
+        <w:gridCol w:w="855"/>
+        <w:gridCol w:w="855"/>
+        <w:gridCol w:w="855"/>
+        <w:gridCol w:w="855"/>
+        <w:gridCol w:w="855"/>
+        <w:gridCol w:w="855"/>
+        <w:gridCol w:w="855"/>
+        <w:gridCol w:w="855"/>
+        <w:gridCol w:w="855"/>
+        <w:gridCol w:w="855"/>
+        <w:gridCol w:w="855"/>
       </w:tblGrid>
       <w:tr>
         <w:tc>
           <w:tcPr>
-            <w:tcW w:type="dxa" w:w="1045"/>
+            <w:tcW w:type="dxa" w:w="855"/>
             <w:tcBorders>
               <w:top w:val="single" w:sz="6" w:color="000000"/>
               <w:bottom w:val="single" w:sz="6" w:color="000000"/>
@@ -4612,7 +4740,7 @@
               <w:rPr>
                 <w:rFonts w:ascii="Times New Roman" w:hAnsi="Times New Roman"/>
                 <w:b/>
-                <w:sz w:val="17"/>
+                <w:sz w:val="16"/>
               </w:rPr>
               <w:t>Dimensão</w:t>
             </w:r>
@@ -4620,7 +4748,7 @@
         </w:tc>
         <w:tc>
           <w:tcPr>
-            <w:tcW w:type="dxa" w:w="1045"/>
+            <w:tcW w:type="dxa" w:w="855"/>
             <w:tcBorders>
               <w:top w:val="single" w:sz="6" w:color="000000"/>
               <w:bottom w:val="single" w:sz="6" w:color="000000"/>
@@ -4637,7 +4765,7 @@
               <w:rPr>
                 <w:rFonts w:ascii="Times New Roman" w:hAnsi="Times New Roman"/>
                 <w:b/>
-                <w:sz w:val="17"/>
+                <w:sz w:val="16"/>
               </w:rPr>
               <w:t>D1</w:t>
             </w:r>
@@ -4645,7 +4773,7 @@
         </w:tc>
         <w:tc>
           <w:tcPr>
-            <w:tcW w:type="dxa" w:w="1045"/>
+            <w:tcW w:type="dxa" w:w="855"/>
             <w:tcBorders>
               <w:top w:val="single" w:sz="6" w:color="000000"/>
               <w:bottom w:val="single" w:sz="6" w:color="000000"/>
@@ -4662,7 +4790,7 @@
               <w:rPr>
                 <w:rFonts w:ascii="Times New Roman" w:hAnsi="Times New Roman"/>
                 <w:b/>
-                <w:sz w:val="17"/>
+                <w:sz w:val="16"/>
               </w:rPr>
               <w:t>D2</w:t>
             </w:r>
@@ -4670,7 +4798,7 @@
         </w:tc>
         <w:tc>
           <w:tcPr>
-            <w:tcW w:type="dxa" w:w="1045"/>
+            <w:tcW w:type="dxa" w:w="855"/>
             <w:tcBorders>
               <w:top w:val="single" w:sz="6" w:color="000000"/>
               <w:bottom w:val="single" w:sz="6" w:color="000000"/>
@@ -4687,7 +4815,7 @@
               <w:rPr>
                 <w:rFonts w:ascii="Times New Roman" w:hAnsi="Times New Roman"/>
                 <w:b/>
-                <w:sz w:val="17"/>
+                <w:sz w:val="16"/>
               </w:rPr>
               <w:t>D3</w:t>
             </w:r>
@@ -4695,7 +4823,7 @@
         </w:tc>
         <w:tc>
           <w:tcPr>
-            <w:tcW w:type="dxa" w:w="1045"/>
+            <w:tcW w:type="dxa" w:w="855"/>
             <w:tcBorders>
               <w:top w:val="single" w:sz="6" w:color="000000"/>
               <w:bottom w:val="single" w:sz="6" w:color="000000"/>
@@ -4712,7 +4840,7 @@
               <w:rPr>
                 <w:rFonts w:ascii="Times New Roman" w:hAnsi="Times New Roman"/>
                 <w:b/>
-                <w:sz w:val="17"/>
+                <w:sz w:val="16"/>
               </w:rPr>
               <w:t>D4</w:t>
             </w:r>
@@ -4720,7 +4848,7 @@
         </w:tc>
         <w:tc>
           <w:tcPr>
-            <w:tcW w:type="dxa" w:w="1045"/>
+            <w:tcW w:type="dxa" w:w="855"/>
             <w:tcBorders>
               <w:top w:val="single" w:sz="6" w:color="000000"/>
               <w:bottom w:val="single" w:sz="6" w:color="000000"/>
@@ -4737,7 +4865,7 @@
               <w:rPr>
                 <w:rFonts w:ascii="Times New Roman" w:hAnsi="Times New Roman"/>
                 <w:b/>
-                <w:sz w:val="17"/>
+                <w:sz w:val="16"/>
               </w:rPr>
               <w:t>D5</w:t>
             </w:r>
@@ -4745,7 +4873,7 @@
         </w:tc>
         <w:tc>
           <w:tcPr>
-            <w:tcW w:type="dxa" w:w="1045"/>
+            <w:tcW w:type="dxa" w:w="855"/>
             <w:tcBorders>
               <w:top w:val="single" w:sz="6" w:color="000000"/>
               <w:bottom w:val="single" w:sz="6" w:color="000000"/>
@@ -4762,7 +4890,7 @@
               <w:rPr>
                 <w:rFonts w:ascii="Times New Roman" w:hAnsi="Times New Roman"/>
                 <w:b/>
-                <w:sz w:val="17"/>
+                <w:sz w:val="16"/>
               </w:rPr>
               <w:t>D6</w:t>
             </w:r>
@@ -4770,7 +4898,7 @@
         </w:tc>
         <w:tc>
           <w:tcPr>
-            <w:tcW w:type="dxa" w:w="1045"/>
+            <w:tcW w:type="dxa" w:w="855"/>
             <w:tcBorders>
               <w:top w:val="single" w:sz="6" w:color="000000"/>
               <w:bottom w:val="single" w:sz="6" w:color="000000"/>
@@ -4787,7 +4915,7 @@
               <w:rPr>
                 <w:rFonts w:ascii="Times New Roman" w:hAnsi="Times New Roman"/>
                 <w:b/>
-                <w:sz w:val="17"/>
+                <w:sz w:val="16"/>
               </w:rPr>
               <w:t>D7</w:t>
             </w:r>
@@ -4795,7 +4923,7 @@
         </w:tc>
         <w:tc>
           <w:tcPr>
-            <w:tcW w:type="dxa" w:w="1045"/>
+            <w:tcW w:type="dxa" w:w="855"/>
             <w:tcBorders>
               <w:top w:val="single" w:sz="6" w:color="000000"/>
               <w:bottom w:val="single" w:sz="6" w:color="000000"/>
@@ -4812,9 +4940,59 @@
               <w:rPr>
                 <w:rFonts w:ascii="Times New Roman" w:hAnsi="Times New Roman"/>
                 <w:b/>
-                <w:sz w:val="17"/>
-              </w:rPr>
-              <w:t>p (Friedman)</w:t>
+                <w:sz w:val="16"/>
+              </w:rPr>
+              <w:t>χ²</w:t>
+            </w:r>
+          </w:p>
+        </w:tc>
+        <w:tc>
+          <w:tcPr>
+            <w:tcW w:type="dxa" w:w="855"/>
+            <w:tcBorders>
+              <w:top w:val="single" w:sz="6" w:color="000000"/>
+              <w:bottom w:val="single" w:sz="6" w:color="000000"/>
+              <w:left w:val="nil" w:sz="6" w:color="000000"/>
+              <w:right w:val="nil" w:sz="6" w:color="000000"/>
+            </w:tcBorders>
+          </w:tcPr>
+          <w:p>
+            <w:pPr>
+              <w:jc w:val="center"/>
+            </w:pPr>
+            <w:r/>
+            <w:r>
+              <w:rPr>
+                <w:rFonts w:ascii="Times New Roman" w:hAnsi="Times New Roman"/>
+                <w:b/>
+                <w:sz w:val="16"/>
+              </w:rPr>
+              <w:t>p</w:t>
+            </w:r>
+          </w:p>
+        </w:tc>
+        <w:tc>
+          <w:tcPr>
+            <w:tcW w:type="dxa" w:w="855"/>
+            <w:tcBorders>
+              <w:top w:val="single" w:sz="6" w:color="000000"/>
+              <w:bottom w:val="single" w:sz="6" w:color="000000"/>
+              <w:left w:val="nil" w:sz="6" w:color="000000"/>
+              <w:right w:val="nil" w:sz="6" w:color="000000"/>
+            </w:tcBorders>
+          </w:tcPr>
+          <w:p>
+            <w:pPr>
+              <w:jc w:val="center"/>
+            </w:pPr>
+            <w:r/>
+            <w:r>
+              <w:rPr>
+                <w:rFonts w:ascii="Times New Roman" w:hAnsi="Times New Roman"/>
+                <w:b/>
+                <w:sz w:val="16"/>
+              </w:rPr>
+              <w:t>W de Kendall</w:t>
             </w:r>
           </w:p>
         </w:tc>
@@ -4822,7 +5000,7 @@
       <w:tr>
         <w:tc>
           <w:tcPr>
-            <w:tcW w:type="dxa" w:w="1045"/>
+            <w:tcW w:type="dxa" w:w="855"/>
             <w:tcBorders>
               <w:top w:val="single" w:sz="6" w:color="000000"/>
               <w:bottom w:val="single" w:sz="6" w:color="000000"/>
@@ -4838,7 +5016,7 @@
             <w:r>
               <w:rPr>
                 <w:rFonts w:ascii="Times New Roman" w:hAnsi="Times New Roman"/>
-                <w:sz w:val="17"/>
+                <w:sz w:val="16"/>
               </w:rPr>
               <w:t>Vigor</w:t>
             </w:r>
@@ -4846,23 +5024,23 @@
         </w:tc>
         <w:tc>
           <w:tcPr>
-            <w:tcW w:type="dxa" w:w="1045"/>
-            <w:tcBorders>
-              <w:top w:val="single" w:sz="6" w:color="000000"/>
-              <w:bottom w:val="single" w:sz="6" w:color="000000"/>
-              <w:left w:val="nil" w:sz="6" w:color="000000"/>
-              <w:right w:val="nil" w:sz="6" w:color="000000"/>
-            </w:tcBorders>
-          </w:tcPr>
-          <w:p>
-            <w:pPr>
-              <w:jc w:val="center"/>
-            </w:pPr>
-            <w:r/>
-            <w:r>
-              <w:rPr>
-                <w:rFonts w:ascii="Times New Roman" w:hAnsi="Times New Roman"/>
-                <w:sz w:val="17"/>
+            <w:tcW w:type="dxa" w:w="855"/>
+            <w:tcBorders>
+              <w:top w:val="single" w:sz="6" w:color="000000"/>
+              <w:bottom w:val="single" w:sz="6" w:color="000000"/>
+              <w:left w:val="nil" w:sz="6" w:color="000000"/>
+              <w:right w:val="nil" w:sz="6" w:color="000000"/>
+            </w:tcBorders>
+          </w:tcPr>
+          <w:p>
+            <w:pPr>
+              <w:jc w:val="center"/>
+            </w:pPr>
+            <w:r/>
+            <w:r>
+              <w:rPr>
+                <w:rFonts w:ascii="Times New Roman" w:hAnsi="Times New Roman"/>
+                <w:sz w:val="16"/>
               </w:rPr>
               <w:t>7,5</w:t>
             </w:r>
@@ -4870,23 +5048,23 @@
         </w:tc>
         <w:tc>
           <w:tcPr>
-            <w:tcW w:type="dxa" w:w="1045"/>
-            <w:tcBorders>
-              <w:top w:val="single" w:sz="6" w:color="000000"/>
-              <w:bottom w:val="single" w:sz="6" w:color="000000"/>
-              <w:left w:val="nil" w:sz="6" w:color="000000"/>
-              <w:right w:val="nil" w:sz="6" w:color="000000"/>
-            </w:tcBorders>
-          </w:tcPr>
-          <w:p>
-            <w:pPr>
-              <w:jc w:val="center"/>
-            </w:pPr>
-            <w:r/>
-            <w:r>
-              <w:rPr>
-                <w:rFonts w:ascii="Times New Roman" w:hAnsi="Times New Roman"/>
-                <w:sz w:val="17"/>
+            <w:tcW w:type="dxa" w:w="855"/>
+            <w:tcBorders>
+              <w:top w:val="single" w:sz="6" w:color="000000"/>
+              <w:bottom w:val="single" w:sz="6" w:color="000000"/>
+              <w:left w:val="nil" w:sz="6" w:color="000000"/>
+              <w:right w:val="nil" w:sz="6" w:color="000000"/>
+            </w:tcBorders>
+          </w:tcPr>
+          <w:p>
+            <w:pPr>
+              <w:jc w:val="center"/>
+            </w:pPr>
+            <w:r/>
+            <w:r>
+              <w:rPr>
+                <w:rFonts w:ascii="Times New Roman" w:hAnsi="Times New Roman"/>
+                <w:sz w:val="16"/>
               </w:rPr>
               <w:t>5,8</w:t>
             </w:r>
@@ -4894,23 +5072,23 @@
         </w:tc>
         <w:tc>
           <w:tcPr>
-            <w:tcW w:type="dxa" w:w="1045"/>
-            <w:tcBorders>
-              <w:top w:val="single" w:sz="6" w:color="000000"/>
-              <w:bottom w:val="single" w:sz="6" w:color="000000"/>
-              <w:left w:val="nil" w:sz="6" w:color="000000"/>
-              <w:right w:val="nil" w:sz="6" w:color="000000"/>
-            </w:tcBorders>
-          </w:tcPr>
-          <w:p>
-            <w:pPr>
-              <w:jc w:val="center"/>
-            </w:pPr>
-            <w:r/>
-            <w:r>
-              <w:rPr>
-                <w:rFonts w:ascii="Times New Roman" w:hAnsi="Times New Roman"/>
-                <w:sz w:val="17"/>
+            <w:tcW w:type="dxa" w:w="855"/>
+            <w:tcBorders>
+              <w:top w:val="single" w:sz="6" w:color="000000"/>
+              <w:bottom w:val="single" w:sz="6" w:color="000000"/>
+              <w:left w:val="nil" w:sz="6" w:color="000000"/>
+              <w:right w:val="nil" w:sz="6" w:color="000000"/>
+            </w:tcBorders>
+          </w:tcPr>
+          <w:p>
+            <w:pPr>
+              <w:jc w:val="center"/>
+            </w:pPr>
+            <w:r/>
+            <w:r>
+              <w:rPr>
+                <w:rFonts w:ascii="Times New Roman" w:hAnsi="Times New Roman"/>
+                <w:sz w:val="16"/>
               </w:rPr>
               <w:t>5,2</w:t>
             </w:r>
@@ -4918,23 +5096,23 @@
         </w:tc>
         <w:tc>
           <w:tcPr>
-            <w:tcW w:type="dxa" w:w="1045"/>
-            <w:tcBorders>
-              <w:top w:val="single" w:sz="6" w:color="000000"/>
-              <w:bottom w:val="single" w:sz="6" w:color="000000"/>
-              <w:left w:val="nil" w:sz="6" w:color="000000"/>
-              <w:right w:val="nil" w:sz="6" w:color="000000"/>
-            </w:tcBorders>
-          </w:tcPr>
-          <w:p>
-            <w:pPr>
-              <w:jc w:val="center"/>
-            </w:pPr>
-            <w:r/>
-            <w:r>
-              <w:rPr>
-                <w:rFonts w:ascii="Times New Roman" w:hAnsi="Times New Roman"/>
-                <w:sz w:val="17"/>
+            <w:tcW w:type="dxa" w:w="855"/>
+            <w:tcBorders>
+              <w:top w:val="single" w:sz="6" w:color="000000"/>
+              <w:bottom w:val="single" w:sz="6" w:color="000000"/>
+              <w:left w:val="nil" w:sz="6" w:color="000000"/>
+              <w:right w:val="nil" w:sz="6" w:color="000000"/>
+            </w:tcBorders>
+          </w:tcPr>
+          <w:p>
+            <w:pPr>
+              <w:jc w:val="center"/>
+            </w:pPr>
+            <w:r/>
+            <w:r>
+              <w:rPr>
+                <w:rFonts w:ascii="Times New Roman" w:hAnsi="Times New Roman"/>
+                <w:sz w:val="16"/>
               </w:rPr>
               <w:t>5,3</w:t>
             </w:r>
@@ -4942,23 +5120,23 @@
         </w:tc>
         <w:tc>
           <w:tcPr>
-            <w:tcW w:type="dxa" w:w="1045"/>
-            <w:tcBorders>
-              <w:top w:val="single" w:sz="6" w:color="000000"/>
-              <w:bottom w:val="single" w:sz="6" w:color="000000"/>
-              <w:left w:val="nil" w:sz="6" w:color="000000"/>
-              <w:right w:val="nil" w:sz="6" w:color="000000"/>
-            </w:tcBorders>
-          </w:tcPr>
-          <w:p>
-            <w:pPr>
-              <w:jc w:val="center"/>
-            </w:pPr>
-            <w:r/>
-            <w:r>
-              <w:rPr>
-                <w:rFonts w:ascii="Times New Roman" w:hAnsi="Times New Roman"/>
-                <w:sz w:val="17"/>
+            <w:tcW w:type="dxa" w:w="855"/>
+            <w:tcBorders>
+              <w:top w:val="single" w:sz="6" w:color="000000"/>
+              <w:bottom w:val="single" w:sz="6" w:color="000000"/>
+              <w:left w:val="nil" w:sz="6" w:color="000000"/>
+              <w:right w:val="nil" w:sz="6" w:color="000000"/>
+            </w:tcBorders>
+          </w:tcPr>
+          <w:p>
+            <w:pPr>
+              <w:jc w:val="center"/>
+            </w:pPr>
+            <w:r/>
+            <w:r>
+              <w:rPr>
+                <w:rFonts w:ascii="Times New Roman" w:hAnsi="Times New Roman"/>
+                <w:sz w:val="16"/>
               </w:rPr>
               <w:t>5,9</w:t>
             </w:r>
@@ -4966,23 +5144,23 @@
         </w:tc>
         <w:tc>
           <w:tcPr>
-            <w:tcW w:type="dxa" w:w="1045"/>
-            <w:tcBorders>
-              <w:top w:val="single" w:sz="6" w:color="000000"/>
-              <w:bottom w:val="single" w:sz="6" w:color="000000"/>
-              <w:left w:val="nil" w:sz="6" w:color="000000"/>
-              <w:right w:val="nil" w:sz="6" w:color="000000"/>
-            </w:tcBorders>
-          </w:tcPr>
-          <w:p>
-            <w:pPr>
-              <w:jc w:val="center"/>
-            </w:pPr>
-            <w:r/>
-            <w:r>
-              <w:rPr>
-                <w:rFonts w:ascii="Times New Roman" w:hAnsi="Times New Roman"/>
-                <w:sz w:val="17"/>
+            <w:tcW w:type="dxa" w:w="855"/>
+            <w:tcBorders>
+              <w:top w:val="single" w:sz="6" w:color="000000"/>
+              <w:bottom w:val="single" w:sz="6" w:color="000000"/>
+              <w:left w:val="nil" w:sz="6" w:color="000000"/>
+              <w:right w:val="nil" w:sz="6" w:color="000000"/>
+            </w:tcBorders>
+          </w:tcPr>
+          <w:p>
+            <w:pPr>
+              <w:jc w:val="center"/>
+            </w:pPr>
+            <w:r/>
+            <w:r>
+              <w:rPr>
+                <w:rFonts w:ascii="Times New Roman" w:hAnsi="Times New Roman"/>
+                <w:sz w:val="16"/>
               </w:rPr>
               <w:t>5,8</w:t>
             </w:r>
@@ -4990,23 +5168,23 @@
         </w:tc>
         <w:tc>
           <w:tcPr>
-            <w:tcW w:type="dxa" w:w="1045"/>
-            <w:tcBorders>
-              <w:top w:val="single" w:sz="6" w:color="000000"/>
-              <w:bottom w:val="single" w:sz="6" w:color="000000"/>
-              <w:left w:val="nil" w:sz="6" w:color="000000"/>
-              <w:right w:val="nil" w:sz="6" w:color="000000"/>
-            </w:tcBorders>
-          </w:tcPr>
-          <w:p>
-            <w:pPr>
-              <w:jc w:val="center"/>
-            </w:pPr>
-            <w:r/>
-            <w:r>
-              <w:rPr>
-                <w:rFonts w:ascii="Times New Roman" w:hAnsi="Times New Roman"/>
-                <w:sz w:val="17"/>
+            <w:tcW w:type="dxa" w:w="855"/>
+            <w:tcBorders>
+              <w:top w:val="single" w:sz="6" w:color="000000"/>
+              <w:bottom w:val="single" w:sz="6" w:color="000000"/>
+              <w:left w:val="nil" w:sz="6" w:color="000000"/>
+              <w:right w:val="nil" w:sz="6" w:color="000000"/>
+            </w:tcBorders>
+          </w:tcPr>
+          <w:p>
+            <w:pPr>
+              <w:jc w:val="center"/>
+            </w:pPr>
+            <w:r/>
+            <w:r>
+              <w:rPr>
+                <w:rFonts w:ascii="Times New Roman" w:hAnsi="Times New Roman"/>
+                <w:sz w:val="16"/>
               </w:rPr>
               <w:t>4,7</w:t>
             </w:r>
@@ -5014,25 +5192,73 @@
         </w:tc>
         <w:tc>
           <w:tcPr>
-            <w:tcW w:type="dxa" w:w="1045"/>
-            <w:tcBorders>
-              <w:top w:val="single" w:sz="6" w:color="000000"/>
-              <w:bottom w:val="single" w:sz="6" w:color="000000"/>
-              <w:left w:val="nil" w:sz="6" w:color="000000"/>
-              <w:right w:val="nil" w:sz="6" w:color="000000"/>
-            </w:tcBorders>
-          </w:tcPr>
-          <w:p>
-            <w:pPr>
-              <w:jc w:val="center"/>
-            </w:pPr>
-            <w:r/>
-            <w:r>
-              <w:rPr>
-                <w:rFonts w:ascii="Times New Roman" w:hAnsi="Times New Roman"/>
-                <w:sz w:val="17"/>
+            <w:tcW w:type="dxa" w:w="855"/>
+            <w:tcBorders>
+              <w:top w:val="single" w:sz="6" w:color="000000"/>
+              <w:bottom w:val="single" w:sz="6" w:color="000000"/>
+              <w:left w:val="nil" w:sz="6" w:color="000000"/>
+              <w:right w:val="nil" w:sz="6" w:color="000000"/>
+            </w:tcBorders>
+          </w:tcPr>
+          <w:p>
+            <w:pPr>
+              <w:jc w:val="center"/>
+            </w:pPr>
+            <w:r/>
+            <w:r>
+              <w:rPr>
+                <w:rFonts w:ascii="Times New Roman" w:hAnsi="Times New Roman"/>
+                <w:sz w:val="16"/>
+              </w:rPr>
+              <w:t>14,7</w:t>
+            </w:r>
+          </w:p>
+        </w:tc>
+        <w:tc>
+          <w:tcPr>
+            <w:tcW w:type="dxa" w:w="855"/>
+            <w:tcBorders>
+              <w:top w:val="single" w:sz="6" w:color="000000"/>
+              <w:bottom w:val="single" w:sz="6" w:color="000000"/>
+              <w:left w:val="nil" w:sz="6" w:color="000000"/>
+              <w:right w:val="nil" w:sz="6" w:color="000000"/>
+            </w:tcBorders>
+          </w:tcPr>
+          <w:p>
+            <w:pPr>
+              <w:jc w:val="center"/>
+            </w:pPr>
+            <w:r/>
+            <w:r>
+              <w:rPr>
+                <w:rFonts w:ascii="Times New Roman" w:hAnsi="Times New Roman"/>
+                <w:sz w:val="16"/>
               </w:rPr>
               <w:t>0,022</w:t>
+            </w:r>
+          </w:p>
+        </w:tc>
+        <w:tc>
+          <w:tcPr>
+            <w:tcW w:type="dxa" w:w="855"/>
+            <w:tcBorders>
+              <w:top w:val="single" w:sz="6" w:color="000000"/>
+              <w:bottom w:val="single" w:sz="6" w:color="000000"/>
+              <w:left w:val="nil" w:sz="6" w:color="000000"/>
+              <w:right w:val="nil" w:sz="6" w:color="000000"/>
+            </w:tcBorders>
+          </w:tcPr>
+          <w:p>
+            <w:pPr>
+              <w:jc w:val="center"/>
+            </w:pPr>
+            <w:r/>
+            <w:r>
+              <w:rPr>
+                <w:rFonts w:ascii="Times New Roman" w:hAnsi="Times New Roman"/>
+                <w:sz w:val="16"/>
+              </w:rPr>
+              <w:t>0,13</w:t>
             </w:r>
           </w:p>
         </w:tc>
@@ -5040,7 +5266,7 @@
       <w:tr>
         <w:tc>
           <w:tcPr>
-            <w:tcW w:type="dxa" w:w="1045"/>
+            <w:tcW w:type="dxa" w:w="855"/>
             <w:tcBorders>
               <w:top w:val="single" w:sz="6" w:color="000000"/>
               <w:bottom w:val="single" w:sz="6" w:color="000000"/>
@@ -5056,7 +5282,7 @@
             <w:r>
               <w:rPr>
                 <w:rFonts w:ascii="Times New Roman" w:hAnsi="Times New Roman"/>
-                <w:sz w:val="17"/>
+                <w:sz w:val="16"/>
               </w:rPr>
               <w:t>Fadiga</w:t>
             </w:r>
@@ -5064,23 +5290,23 @@
         </w:tc>
         <w:tc>
           <w:tcPr>
-            <w:tcW w:type="dxa" w:w="1045"/>
-            <w:tcBorders>
-              <w:top w:val="single" w:sz="6" w:color="000000"/>
-              <w:bottom w:val="single" w:sz="6" w:color="000000"/>
-              <w:left w:val="nil" w:sz="6" w:color="000000"/>
-              <w:right w:val="nil" w:sz="6" w:color="000000"/>
-            </w:tcBorders>
-          </w:tcPr>
-          <w:p>
-            <w:pPr>
-              <w:jc w:val="center"/>
-            </w:pPr>
-            <w:r/>
-            <w:r>
-              <w:rPr>
-                <w:rFonts w:ascii="Times New Roman" w:hAnsi="Times New Roman"/>
-                <w:sz w:val="17"/>
+            <w:tcW w:type="dxa" w:w="855"/>
+            <w:tcBorders>
+              <w:top w:val="single" w:sz="6" w:color="000000"/>
+              <w:bottom w:val="single" w:sz="6" w:color="000000"/>
+              <w:left w:val="nil" w:sz="6" w:color="000000"/>
+              <w:right w:val="nil" w:sz="6" w:color="000000"/>
+            </w:tcBorders>
+          </w:tcPr>
+          <w:p>
+            <w:pPr>
+              <w:jc w:val="center"/>
+            </w:pPr>
+            <w:r/>
+            <w:r>
+              <w:rPr>
+                <w:rFonts w:ascii="Times New Roman" w:hAnsi="Times New Roman"/>
+                <w:sz w:val="16"/>
               </w:rPr>
               <w:t>3,7</w:t>
             </w:r>
@@ -5088,23 +5314,23 @@
         </w:tc>
         <w:tc>
           <w:tcPr>
-            <w:tcW w:type="dxa" w:w="1045"/>
-            <w:tcBorders>
-              <w:top w:val="single" w:sz="6" w:color="000000"/>
-              <w:bottom w:val="single" w:sz="6" w:color="000000"/>
-              <w:left w:val="nil" w:sz="6" w:color="000000"/>
-              <w:right w:val="nil" w:sz="6" w:color="000000"/>
-            </w:tcBorders>
-          </w:tcPr>
-          <w:p>
-            <w:pPr>
-              <w:jc w:val="center"/>
-            </w:pPr>
-            <w:r/>
-            <w:r>
-              <w:rPr>
-                <w:rFonts w:ascii="Times New Roman" w:hAnsi="Times New Roman"/>
-                <w:sz w:val="17"/>
+            <w:tcW w:type="dxa" w:w="855"/>
+            <w:tcBorders>
+              <w:top w:val="single" w:sz="6" w:color="000000"/>
+              <w:bottom w:val="single" w:sz="6" w:color="000000"/>
+              <w:left w:val="nil" w:sz="6" w:color="000000"/>
+              <w:right w:val="nil" w:sz="6" w:color="000000"/>
+            </w:tcBorders>
+          </w:tcPr>
+          <w:p>
+            <w:pPr>
+              <w:jc w:val="center"/>
+            </w:pPr>
+            <w:r/>
+            <w:r>
+              <w:rPr>
+                <w:rFonts w:ascii="Times New Roman" w:hAnsi="Times New Roman"/>
+                <w:sz w:val="16"/>
               </w:rPr>
               <w:t>5,2</w:t>
             </w:r>
@@ -5112,23 +5338,23 @@
         </w:tc>
         <w:tc>
           <w:tcPr>
-            <w:tcW w:type="dxa" w:w="1045"/>
-            <w:tcBorders>
-              <w:top w:val="single" w:sz="6" w:color="000000"/>
-              <w:bottom w:val="single" w:sz="6" w:color="000000"/>
-              <w:left w:val="nil" w:sz="6" w:color="000000"/>
-              <w:right w:val="nil" w:sz="6" w:color="000000"/>
-            </w:tcBorders>
-          </w:tcPr>
-          <w:p>
-            <w:pPr>
-              <w:jc w:val="center"/>
-            </w:pPr>
-            <w:r/>
-            <w:r>
-              <w:rPr>
-                <w:rFonts w:ascii="Times New Roman" w:hAnsi="Times New Roman"/>
-                <w:sz w:val="17"/>
+            <w:tcW w:type="dxa" w:w="855"/>
+            <w:tcBorders>
+              <w:top w:val="single" w:sz="6" w:color="000000"/>
+              <w:bottom w:val="single" w:sz="6" w:color="000000"/>
+              <w:left w:val="nil" w:sz="6" w:color="000000"/>
+              <w:right w:val="nil" w:sz="6" w:color="000000"/>
+            </w:tcBorders>
+          </w:tcPr>
+          <w:p>
+            <w:pPr>
+              <w:jc w:val="center"/>
+            </w:pPr>
+            <w:r/>
+            <w:r>
+              <w:rPr>
+                <w:rFonts w:ascii="Times New Roman" w:hAnsi="Times New Roman"/>
+                <w:sz w:val="16"/>
               </w:rPr>
               <w:t>5,7</w:t>
             </w:r>
@@ -5136,23 +5362,23 @@
         </w:tc>
         <w:tc>
           <w:tcPr>
-            <w:tcW w:type="dxa" w:w="1045"/>
-            <w:tcBorders>
-              <w:top w:val="single" w:sz="6" w:color="000000"/>
-              <w:bottom w:val="single" w:sz="6" w:color="000000"/>
-              <w:left w:val="nil" w:sz="6" w:color="000000"/>
-              <w:right w:val="nil" w:sz="6" w:color="000000"/>
-            </w:tcBorders>
-          </w:tcPr>
-          <w:p>
-            <w:pPr>
-              <w:jc w:val="center"/>
-            </w:pPr>
-            <w:r/>
-            <w:r>
-              <w:rPr>
-                <w:rFonts w:ascii="Times New Roman" w:hAnsi="Times New Roman"/>
-                <w:sz w:val="17"/>
+            <w:tcW w:type="dxa" w:w="855"/>
+            <w:tcBorders>
+              <w:top w:val="single" w:sz="6" w:color="000000"/>
+              <w:bottom w:val="single" w:sz="6" w:color="000000"/>
+              <w:left w:val="nil" w:sz="6" w:color="000000"/>
+              <w:right w:val="nil" w:sz="6" w:color="000000"/>
+            </w:tcBorders>
+          </w:tcPr>
+          <w:p>
+            <w:pPr>
+              <w:jc w:val="center"/>
+            </w:pPr>
+            <w:r/>
+            <w:r>
+              <w:rPr>
+                <w:rFonts w:ascii="Times New Roman" w:hAnsi="Times New Roman"/>
+                <w:sz w:val="16"/>
               </w:rPr>
               <w:t>6,3</w:t>
             </w:r>
@@ -5160,23 +5386,23 @@
         </w:tc>
         <w:tc>
           <w:tcPr>
-            <w:tcW w:type="dxa" w:w="1045"/>
-            <w:tcBorders>
-              <w:top w:val="single" w:sz="6" w:color="000000"/>
-              <w:bottom w:val="single" w:sz="6" w:color="000000"/>
-              <w:left w:val="nil" w:sz="6" w:color="000000"/>
-              <w:right w:val="nil" w:sz="6" w:color="000000"/>
-            </w:tcBorders>
-          </w:tcPr>
-          <w:p>
-            <w:pPr>
-              <w:jc w:val="center"/>
-            </w:pPr>
-            <w:r/>
-            <w:r>
-              <w:rPr>
-                <w:rFonts w:ascii="Times New Roman" w:hAnsi="Times New Roman"/>
-                <w:sz w:val="17"/>
+            <w:tcW w:type="dxa" w:w="855"/>
+            <w:tcBorders>
+              <w:top w:val="single" w:sz="6" w:color="000000"/>
+              <w:bottom w:val="single" w:sz="6" w:color="000000"/>
+              <w:left w:val="nil" w:sz="6" w:color="000000"/>
+              <w:right w:val="nil" w:sz="6" w:color="000000"/>
+            </w:tcBorders>
+          </w:tcPr>
+          <w:p>
+            <w:pPr>
+              <w:jc w:val="center"/>
+            </w:pPr>
+            <w:r/>
+            <w:r>
+              <w:rPr>
+                <w:rFonts w:ascii="Times New Roman" w:hAnsi="Times New Roman"/>
+                <w:sz w:val="16"/>
               </w:rPr>
               <w:t>5,2</w:t>
             </w:r>
@@ -5184,23 +5410,23 @@
         </w:tc>
         <w:tc>
           <w:tcPr>
-            <w:tcW w:type="dxa" w:w="1045"/>
-            <w:tcBorders>
-              <w:top w:val="single" w:sz="6" w:color="000000"/>
-              <w:bottom w:val="single" w:sz="6" w:color="000000"/>
-              <w:left w:val="nil" w:sz="6" w:color="000000"/>
-              <w:right w:val="nil" w:sz="6" w:color="000000"/>
-            </w:tcBorders>
-          </w:tcPr>
-          <w:p>
-            <w:pPr>
-              <w:jc w:val="center"/>
-            </w:pPr>
-            <w:r/>
-            <w:r>
-              <w:rPr>
-                <w:rFonts w:ascii="Times New Roman" w:hAnsi="Times New Roman"/>
-                <w:sz w:val="17"/>
+            <w:tcW w:type="dxa" w:w="855"/>
+            <w:tcBorders>
+              <w:top w:val="single" w:sz="6" w:color="000000"/>
+              <w:bottom w:val="single" w:sz="6" w:color="000000"/>
+              <w:left w:val="nil" w:sz="6" w:color="000000"/>
+              <w:right w:val="nil" w:sz="6" w:color="000000"/>
+            </w:tcBorders>
+          </w:tcPr>
+          <w:p>
+            <w:pPr>
+              <w:jc w:val="center"/>
+            </w:pPr>
+            <w:r/>
+            <w:r>
+              <w:rPr>
+                <w:rFonts w:ascii="Times New Roman" w:hAnsi="Times New Roman"/>
+                <w:sz w:val="16"/>
               </w:rPr>
               <w:t>6,0</w:t>
             </w:r>
@@ -5208,23 +5434,23 @@
         </w:tc>
         <w:tc>
           <w:tcPr>
-            <w:tcW w:type="dxa" w:w="1045"/>
-            <w:tcBorders>
-              <w:top w:val="single" w:sz="6" w:color="000000"/>
-              <w:bottom w:val="single" w:sz="6" w:color="000000"/>
-              <w:left w:val="nil" w:sz="6" w:color="000000"/>
-              <w:right w:val="nil" w:sz="6" w:color="000000"/>
-            </w:tcBorders>
-          </w:tcPr>
-          <w:p>
-            <w:pPr>
-              <w:jc w:val="center"/>
-            </w:pPr>
-            <w:r/>
-            <w:r>
-              <w:rPr>
-                <w:rFonts w:ascii="Times New Roman" w:hAnsi="Times New Roman"/>
-                <w:sz w:val="17"/>
+            <w:tcW w:type="dxa" w:w="855"/>
+            <w:tcBorders>
+              <w:top w:val="single" w:sz="6" w:color="000000"/>
+              <w:bottom w:val="single" w:sz="6" w:color="000000"/>
+              <w:left w:val="nil" w:sz="6" w:color="000000"/>
+              <w:right w:val="nil" w:sz="6" w:color="000000"/>
+            </w:tcBorders>
+          </w:tcPr>
+          <w:p>
+            <w:pPr>
+              <w:jc w:val="center"/>
+            </w:pPr>
+            <w:r/>
+            <w:r>
+              <w:rPr>
+                <w:rFonts w:ascii="Times New Roman" w:hAnsi="Times New Roman"/>
+                <w:sz w:val="16"/>
               </w:rPr>
               <w:t>7,5</w:t>
             </w:r>
@@ -5232,25 +5458,73 @@
         </w:tc>
         <w:tc>
           <w:tcPr>
-            <w:tcW w:type="dxa" w:w="1045"/>
-            <w:tcBorders>
-              <w:top w:val="single" w:sz="6" w:color="000000"/>
-              <w:bottom w:val="single" w:sz="6" w:color="000000"/>
-              <w:left w:val="nil" w:sz="6" w:color="000000"/>
-              <w:right w:val="nil" w:sz="6" w:color="000000"/>
-            </w:tcBorders>
-          </w:tcPr>
-          <w:p>
-            <w:pPr>
-              <w:jc w:val="center"/>
-            </w:pPr>
-            <w:r/>
-            <w:r>
-              <w:rPr>
-                <w:rFonts w:ascii="Times New Roman" w:hAnsi="Times New Roman"/>
-                <w:sz w:val="17"/>
+            <w:tcW w:type="dxa" w:w="855"/>
+            <w:tcBorders>
+              <w:top w:val="single" w:sz="6" w:color="000000"/>
+              <w:bottom w:val="single" w:sz="6" w:color="000000"/>
+              <w:left w:val="nil" w:sz="6" w:color="000000"/>
+              <w:right w:val="nil" w:sz="6" w:color="000000"/>
+            </w:tcBorders>
+          </w:tcPr>
+          <w:p>
+            <w:pPr>
+              <w:jc w:val="center"/>
+            </w:pPr>
+            <w:r/>
+            <w:r>
+              <w:rPr>
+                <w:rFonts w:ascii="Times New Roman" w:hAnsi="Times New Roman"/>
+                <w:sz w:val="16"/>
+              </w:rPr>
+              <w:t>13,2</w:t>
+            </w:r>
+          </w:p>
+        </w:tc>
+        <w:tc>
+          <w:tcPr>
+            <w:tcW w:type="dxa" w:w="855"/>
+            <w:tcBorders>
+              <w:top w:val="single" w:sz="6" w:color="000000"/>
+              <w:bottom w:val="single" w:sz="6" w:color="000000"/>
+              <w:left w:val="nil" w:sz="6" w:color="000000"/>
+              <w:right w:val="nil" w:sz="6" w:color="000000"/>
+            </w:tcBorders>
+          </w:tcPr>
+          <w:p>
+            <w:pPr>
+              <w:jc w:val="center"/>
+            </w:pPr>
+            <w:r/>
+            <w:r>
+              <w:rPr>
+                <w:rFonts w:ascii="Times New Roman" w:hAnsi="Times New Roman"/>
+                <w:sz w:val="16"/>
               </w:rPr>
               <w:t>0,040</w:t>
+            </w:r>
+          </w:p>
+        </w:tc>
+        <w:tc>
+          <w:tcPr>
+            <w:tcW w:type="dxa" w:w="855"/>
+            <w:tcBorders>
+              <w:top w:val="single" w:sz="6" w:color="000000"/>
+              <w:bottom w:val="single" w:sz="6" w:color="000000"/>
+              <w:left w:val="nil" w:sz="6" w:color="000000"/>
+              <w:right w:val="nil" w:sz="6" w:color="000000"/>
+            </w:tcBorders>
+          </w:tcPr>
+          <w:p>
+            <w:pPr>
+              <w:jc w:val="center"/>
+            </w:pPr>
+            <w:r/>
+            <w:r>
+              <w:rPr>
+                <w:rFonts w:ascii="Times New Roman" w:hAnsi="Times New Roman"/>
+                <w:sz w:val="16"/>
+              </w:rPr>
+              <w:t>0,12</w:t>
             </w:r>
           </w:p>
         </w:tc>
@@ -5258,7 +5532,7 @@
       <w:tr>
         <w:tc>
           <w:tcPr>
-            <w:tcW w:type="dxa" w:w="1045"/>
+            <w:tcW w:type="dxa" w:w="855"/>
             <w:tcBorders>
               <w:top w:val="single" w:sz="6" w:color="000000"/>
               <w:bottom w:val="single" w:sz="6" w:color="000000"/>
@@ -5274,7 +5548,7 @@
             <w:r>
               <w:rPr>
                 <w:rFonts w:ascii="Times New Roman" w:hAnsi="Times New Roman"/>
-                <w:sz w:val="17"/>
+                <w:sz w:val="16"/>
               </w:rPr>
               <w:t>PTH</w:t>
             </w:r>
@@ -5282,23 +5556,23 @@
         </w:tc>
         <w:tc>
           <w:tcPr>
-            <w:tcW w:type="dxa" w:w="1045"/>
-            <w:tcBorders>
-              <w:top w:val="single" w:sz="6" w:color="000000"/>
-              <w:bottom w:val="single" w:sz="6" w:color="000000"/>
-              <w:left w:val="nil" w:sz="6" w:color="000000"/>
-              <w:right w:val="nil" w:sz="6" w:color="000000"/>
-            </w:tcBorders>
-          </w:tcPr>
-          <w:p>
-            <w:pPr>
-              <w:jc w:val="center"/>
-            </w:pPr>
-            <w:r/>
-            <w:r>
-              <w:rPr>
-                <w:rFonts w:ascii="Times New Roman" w:hAnsi="Times New Roman"/>
-                <w:sz w:val="17"/>
+            <w:tcW w:type="dxa" w:w="855"/>
+            <w:tcBorders>
+              <w:top w:val="single" w:sz="6" w:color="000000"/>
+              <w:bottom w:val="single" w:sz="6" w:color="000000"/>
+              <w:left w:val="nil" w:sz="6" w:color="000000"/>
+              <w:right w:val="nil" w:sz="6" w:color="000000"/>
+            </w:tcBorders>
+          </w:tcPr>
+          <w:p>
+            <w:pPr>
+              <w:jc w:val="center"/>
+            </w:pPr>
+            <w:r/>
+            <w:r>
+              <w:rPr>
+                <w:rFonts w:ascii="Times New Roman" w:hAnsi="Times New Roman"/>
+                <w:sz w:val="16"/>
               </w:rPr>
               <w:t>2,0</w:t>
             </w:r>
@@ -5306,23 +5580,23 @@
         </w:tc>
         <w:tc>
           <w:tcPr>
-            <w:tcW w:type="dxa" w:w="1045"/>
-            <w:tcBorders>
-              <w:top w:val="single" w:sz="6" w:color="000000"/>
-              <w:bottom w:val="single" w:sz="6" w:color="000000"/>
-              <w:left w:val="nil" w:sz="6" w:color="000000"/>
-              <w:right w:val="nil" w:sz="6" w:color="000000"/>
-            </w:tcBorders>
-          </w:tcPr>
-          <w:p>
-            <w:pPr>
-              <w:jc w:val="center"/>
-            </w:pPr>
-            <w:r/>
-            <w:r>
-              <w:rPr>
-                <w:rFonts w:ascii="Times New Roman" w:hAnsi="Times New Roman"/>
-                <w:sz w:val="17"/>
+            <w:tcW w:type="dxa" w:w="855"/>
+            <w:tcBorders>
+              <w:top w:val="single" w:sz="6" w:color="000000"/>
+              <w:bottom w:val="single" w:sz="6" w:color="000000"/>
+              <w:left w:val="nil" w:sz="6" w:color="000000"/>
+              <w:right w:val="nil" w:sz="6" w:color="000000"/>
+            </w:tcBorders>
+          </w:tcPr>
+          <w:p>
+            <w:pPr>
+              <w:jc w:val="center"/>
+            </w:pPr>
+            <w:r/>
+            <w:r>
+              <w:rPr>
+                <w:rFonts w:ascii="Times New Roman" w:hAnsi="Times New Roman"/>
+                <w:sz w:val="16"/>
               </w:rPr>
               <w:t>4,7</w:t>
             </w:r>
@@ -5330,23 +5604,23 @@
         </w:tc>
         <w:tc>
           <w:tcPr>
-            <w:tcW w:type="dxa" w:w="1045"/>
-            <w:tcBorders>
-              <w:top w:val="single" w:sz="6" w:color="000000"/>
-              <w:bottom w:val="single" w:sz="6" w:color="000000"/>
-              <w:left w:val="nil" w:sz="6" w:color="000000"/>
-              <w:right w:val="nil" w:sz="6" w:color="000000"/>
-            </w:tcBorders>
-          </w:tcPr>
-          <w:p>
-            <w:pPr>
-              <w:jc w:val="center"/>
-            </w:pPr>
-            <w:r/>
-            <w:r>
-              <w:rPr>
-                <w:rFonts w:ascii="Times New Roman" w:hAnsi="Times New Roman"/>
-                <w:sz w:val="17"/>
+            <w:tcW w:type="dxa" w:w="855"/>
+            <w:tcBorders>
+              <w:top w:val="single" w:sz="6" w:color="000000"/>
+              <w:bottom w:val="single" w:sz="6" w:color="000000"/>
+              <w:left w:val="nil" w:sz="6" w:color="000000"/>
+              <w:right w:val="nil" w:sz="6" w:color="000000"/>
+            </w:tcBorders>
+          </w:tcPr>
+          <w:p>
+            <w:pPr>
+              <w:jc w:val="center"/>
+            </w:pPr>
+            <w:r/>
+            <w:r>
+              <w:rPr>
+                <w:rFonts w:ascii="Times New Roman" w:hAnsi="Times New Roman"/>
+                <w:sz w:val="16"/>
               </w:rPr>
               <w:t>4,5</w:t>
             </w:r>
@@ -5354,23 +5628,23 @@
         </w:tc>
         <w:tc>
           <w:tcPr>
-            <w:tcW w:type="dxa" w:w="1045"/>
-            <w:tcBorders>
-              <w:top w:val="single" w:sz="6" w:color="000000"/>
-              <w:bottom w:val="single" w:sz="6" w:color="000000"/>
-              <w:left w:val="nil" w:sz="6" w:color="000000"/>
-              <w:right w:val="nil" w:sz="6" w:color="000000"/>
-            </w:tcBorders>
-          </w:tcPr>
-          <w:p>
-            <w:pPr>
-              <w:jc w:val="center"/>
-            </w:pPr>
-            <w:r/>
-            <w:r>
-              <w:rPr>
-                <w:rFonts w:ascii="Times New Roman" w:hAnsi="Times New Roman"/>
-                <w:sz w:val="17"/>
+            <w:tcW w:type="dxa" w:w="855"/>
+            <w:tcBorders>
+              <w:top w:val="single" w:sz="6" w:color="000000"/>
+              <w:bottom w:val="single" w:sz="6" w:color="000000"/>
+              <w:left w:val="nil" w:sz="6" w:color="000000"/>
+              <w:right w:val="nil" w:sz="6" w:color="000000"/>
+            </w:tcBorders>
+          </w:tcPr>
+          <w:p>
+            <w:pPr>
+              <w:jc w:val="center"/>
+            </w:pPr>
+            <w:r/>
+            <w:r>
+              <w:rPr>
+                <w:rFonts w:ascii="Times New Roman" w:hAnsi="Times New Roman"/>
+                <w:sz w:val="16"/>
               </w:rPr>
               <w:t>5,7</w:t>
             </w:r>
@@ -5378,23 +5652,23 @@
         </w:tc>
         <w:tc>
           <w:tcPr>
-            <w:tcW w:type="dxa" w:w="1045"/>
-            <w:tcBorders>
-              <w:top w:val="single" w:sz="6" w:color="000000"/>
-              <w:bottom w:val="single" w:sz="6" w:color="000000"/>
-              <w:left w:val="nil" w:sz="6" w:color="000000"/>
-              <w:right w:val="nil" w:sz="6" w:color="000000"/>
-            </w:tcBorders>
-          </w:tcPr>
-          <w:p>
-            <w:pPr>
-              <w:jc w:val="center"/>
-            </w:pPr>
-            <w:r/>
-            <w:r>
-              <w:rPr>
-                <w:rFonts w:ascii="Times New Roman" w:hAnsi="Times New Roman"/>
-                <w:sz w:val="17"/>
+            <w:tcW w:type="dxa" w:w="855"/>
+            <w:tcBorders>
+              <w:top w:val="single" w:sz="6" w:color="000000"/>
+              <w:bottom w:val="single" w:sz="6" w:color="000000"/>
+              <w:left w:val="nil" w:sz="6" w:color="000000"/>
+              <w:right w:val="nil" w:sz="6" w:color="000000"/>
+            </w:tcBorders>
+          </w:tcPr>
+          <w:p>
+            <w:pPr>
+              <w:jc w:val="center"/>
+            </w:pPr>
+            <w:r/>
+            <w:r>
+              <w:rPr>
+                <w:rFonts w:ascii="Times New Roman" w:hAnsi="Times New Roman"/>
+                <w:sz w:val="16"/>
               </w:rPr>
               <w:t>1,8</w:t>
             </w:r>
@@ -5402,23 +5676,23 @@
         </w:tc>
         <w:tc>
           <w:tcPr>
-            <w:tcW w:type="dxa" w:w="1045"/>
-            <w:tcBorders>
-              <w:top w:val="single" w:sz="6" w:color="000000"/>
-              <w:bottom w:val="single" w:sz="6" w:color="000000"/>
-              <w:left w:val="nil" w:sz="6" w:color="000000"/>
-              <w:right w:val="nil" w:sz="6" w:color="000000"/>
-            </w:tcBorders>
-          </w:tcPr>
-          <w:p>
-            <w:pPr>
-              <w:jc w:val="center"/>
-            </w:pPr>
-            <w:r/>
-            <w:r>
-              <w:rPr>
-                <w:rFonts w:ascii="Times New Roman" w:hAnsi="Times New Roman"/>
-                <w:sz w:val="17"/>
+            <w:tcW w:type="dxa" w:w="855"/>
+            <w:tcBorders>
+              <w:top w:val="single" w:sz="6" w:color="000000"/>
+              <w:bottom w:val="single" w:sz="6" w:color="000000"/>
+              <w:left w:val="nil" w:sz="6" w:color="000000"/>
+              <w:right w:val="nil" w:sz="6" w:color="000000"/>
+            </w:tcBorders>
+          </w:tcPr>
+          <w:p>
+            <w:pPr>
+              <w:jc w:val="center"/>
+            </w:pPr>
+            <w:r/>
+            <w:r>
+              <w:rPr>
+                <w:rFonts w:ascii="Times New Roman" w:hAnsi="Times New Roman"/>
+                <w:sz w:val="16"/>
               </w:rPr>
               <w:t>4,5</w:t>
             </w:r>
@@ -5426,23 +5700,23 @@
         </w:tc>
         <w:tc>
           <w:tcPr>
-            <w:tcW w:type="dxa" w:w="1045"/>
-            <w:tcBorders>
-              <w:top w:val="single" w:sz="6" w:color="000000"/>
-              <w:bottom w:val="single" w:sz="6" w:color="000000"/>
-              <w:left w:val="nil" w:sz="6" w:color="000000"/>
-              <w:right w:val="nil" w:sz="6" w:color="000000"/>
-            </w:tcBorders>
-          </w:tcPr>
-          <w:p>
-            <w:pPr>
-              <w:jc w:val="center"/>
-            </w:pPr>
-            <w:r/>
-            <w:r>
-              <w:rPr>
-                <w:rFonts w:ascii="Times New Roman" w:hAnsi="Times New Roman"/>
-                <w:sz w:val="17"/>
+            <w:tcW w:type="dxa" w:w="855"/>
+            <w:tcBorders>
+              <w:top w:val="single" w:sz="6" w:color="000000"/>
+              <w:bottom w:val="single" w:sz="6" w:color="000000"/>
+              <w:left w:val="nil" w:sz="6" w:color="000000"/>
+              <w:right w:val="nil" w:sz="6" w:color="000000"/>
+            </w:tcBorders>
+          </w:tcPr>
+          <w:p>
+            <w:pPr>
+              <w:jc w:val="center"/>
+            </w:pPr>
+            <w:r/>
+            <w:r>
+              <w:rPr>
+                <w:rFonts w:ascii="Times New Roman" w:hAnsi="Times New Roman"/>
+                <w:sz w:val="16"/>
               </w:rPr>
               <w:t>8,0</w:t>
             </w:r>
@@ -5450,25 +5724,73 @@
         </w:tc>
         <w:tc>
           <w:tcPr>
-            <w:tcW w:type="dxa" w:w="1045"/>
-            <w:tcBorders>
-              <w:top w:val="single" w:sz="6" w:color="000000"/>
-              <w:bottom w:val="single" w:sz="6" w:color="000000"/>
-              <w:left w:val="nil" w:sz="6" w:color="000000"/>
-              <w:right w:val="nil" w:sz="6" w:color="000000"/>
-            </w:tcBorders>
-          </w:tcPr>
-          <w:p>
-            <w:pPr>
-              <w:jc w:val="center"/>
-            </w:pPr>
-            <w:r/>
-            <w:r>
-              <w:rPr>
-                <w:rFonts w:ascii="Times New Roman" w:hAnsi="Times New Roman"/>
-                <w:sz w:val="17"/>
+            <w:tcW w:type="dxa" w:w="855"/>
+            <w:tcBorders>
+              <w:top w:val="single" w:sz="6" w:color="000000"/>
+              <w:bottom w:val="single" w:sz="6" w:color="000000"/>
+              <w:left w:val="nil" w:sz="6" w:color="000000"/>
+              <w:right w:val="nil" w:sz="6" w:color="000000"/>
+            </w:tcBorders>
+          </w:tcPr>
+          <w:p>
+            <w:pPr>
+              <w:jc w:val="center"/>
+            </w:pPr>
+            <w:r/>
+            <w:r>
+              <w:rPr>
+                <w:rFonts w:ascii="Times New Roman" w:hAnsi="Times New Roman"/>
+                <w:sz w:val="16"/>
+              </w:rPr>
+              <w:t>7,6</w:t>
+            </w:r>
+          </w:p>
+        </w:tc>
+        <w:tc>
+          <w:tcPr>
+            <w:tcW w:type="dxa" w:w="855"/>
+            <w:tcBorders>
+              <w:top w:val="single" w:sz="6" w:color="000000"/>
+              <w:bottom w:val="single" w:sz="6" w:color="000000"/>
+              <w:left w:val="nil" w:sz="6" w:color="000000"/>
+              <w:right w:val="nil" w:sz="6" w:color="000000"/>
+            </w:tcBorders>
+          </w:tcPr>
+          <w:p>
+            <w:pPr>
+              <w:jc w:val="center"/>
+            </w:pPr>
+            <w:r/>
+            <w:r>
+              <w:rPr>
+                <w:rFonts w:ascii="Times New Roman" w:hAnsi="Times New Roman"/>
+                <w:sz w:val="16"/>
               </w:rPr>
               <w:t>0,269</w:t>
+            </w:r>
+          </w:p>
+        </w:tc>
+        <w:tc>
+          <w:tcPr>
+            <w:tcW w:type="dxa" w:w="855"/>
+            <w:tcBorders>
+              <w:top w:val="single" w:sz="6" w:color="000000"/>
+              <w:bottom w:val="single" w:sz="6" w:color="000000"/>
+              <w:left w:val="nil" w:sz="6" w:color="000000"/>
+              <w:right w:val="nil" w:sz="6" w:color="000000"/>
+            </w:tcBorders>
+          </w:tcPr>
+          <w:p>
+            <w:pPr>
+              <w:jc w:val="center"/>
+            </w:pPr>
+            <w:r/>
+            <w:r>
+              <w:rPr>
+                <w:rFonts w:ascii="Times New Roman" w:hAnsi="Times New Roman"/>
+                <w:sz w:val="16"/>
+              </w:rPr>
+              <w:t>0,07</w:t>
             </w:r>
           </w:p>
         </w:tc>
@@ -5476,7 +5798,7 @@
       <w:tr>
         <w:tc>
           <w:tcPr>
-            <w:tcW w:type="dxa" w:w="1045"/>
+            <w:tcW w:type="dxa" w:w="855"/>
             <w:tcBorders>
               <w:top w:val="single" w:sz="6" w:color="000000"/>
               <w:bottom w:val="single" w:sz="6" w:color="000000"/>
@@ -5492,7 +5814,7 @@
             <w:r>
               <w:rPr>
                 <w:rFonts w:ascii="Times New Roman" w:hAnsi="Times New Roman"/>
-                <w:sz w:val="17"/>
+                <w:sz w:val="16"/>
               </w:rPr>
               <w:t>Tensão</w:t>
             </w:r>
@@ -5500,23 +5822,23 @@
         </w:tc>
         <w:tc>
           <w:tcPr>
-            <w:tcW w:type="dxa" w:w="1045"/>
-            <w:tcBorders>
-              <w:top w:val="single" w:sz="6" w:color="000000"/>
-              <w:bottom w:val="single" w:sz="6" w:color="000000"/>
-              <w:left w:val="nil" w:sz="6" w:color="000000"/>
-              <w:right w:val="nil" w:sz="6" w:color="000000"/>
-            </w:tcBorders>
-          </w:tcPr>
-          <w:p>
-            <w:pPr>
-              <w:jc w:val="center"/>
-            </w:pPr>
-            <w:r/>
-            <w:r>
-              <w:rPr>
-                <w:rFonts w:ascii="Times New Roman" w:hAnsi="Times New Roman"/>
-                <w:sz w:val="17"/>
+            <w:tcW w:type="dxa" w:w="855"/>
+            <w:tcBorders>
+              <w:top w:val="single" w:sz="6" w:color="000000"/>
+              <w:bottom w:val="single" w:sz="6" w:color="000000"/>
+              <w:left w:val="nil" w:sz="6" w:color="000000"/>
+              <w:right w:val="nil" w:sz="6" w:color="000000"/>
+            </w:tcBorders>
+          </w:tcPr>
+          <w:p>
+            <w:pPr>
+              <w:jc w:val="center"/>
+            </w:pPr>
+            <w:r/>
+            <w:r>
+              <w:rPr>
+                <w:rFonts w:ascii="Times New Roman" w:hAnsi="Times New Roman"/>
+                <w:sz w:val="16"/>
               </w:rPr>
               <w:t>1,8</w:t>
             </w:r>
@@ -5524,23 +5846,23 @@
         </w:tc>
         <w:tc>
           <w:tcPr>
-            <w:tcW w:type="dxa" w:w="1045"/>
-            <w:tcBorders>
-              <w:top w:val="single" w:sz="6" w:color="000000"/>
-              <w:bottom w:val="single" w:sz="6" w:color="000000"/>
-              <w:left w:val="nil" w:sz="6" w:color="000000"/>
-              <w:right w:val="nil" w:sz="6" w:color="000000"/>
-            </w:tcBorders>
-          </w:tcPr>
-          <w:p>
-            <w:pPr>
-              <w:jc w:val="center"/>
-            </w:pPr>
-            <w:r/>
-            <w:r>
-              <w:rPr>
-                <w:rFonts w:ascii="Times New Roman" w:hAnsi="Times New Roman"/>
-                <w:sz w:val="17"/>
+            <w:tcW w:type="dxa" w:w="855"/>
+            <w:tcBorders>
+              <w:top w:val="single" w:sz="6" w:color="000000"/>
+              <w:bottom w:val="single" w:sz="6" w:color="000000"/>
+              <w:left w:val="nil" w:sz="6" w:color="000000"/>
+              <w:right w:val="nil" w:sz="6" w:color="000000"/>
+            </w:tcBorders>
+          </w:tcPr>
+          <w:p>
+            <w:pPr>
+              <w:jc w:val="center"/>
+            </w:pPr>
+            <w:r/>
+            <w:r>
+              <w:rPr>
+                <w:rFonts w:ascii="Times New Roman" w:hAnsi="Times New Roman"/>
+                <w:sz w:val="16"/>
               </w:rPr>
               <w:t>1,7</w:t>
             </w:r>
@@ -5548,23 +5870,23 @@
         </w:tc>
         <w:tc>
           <w:tcPr>
-            <w:tcW w:type="dxa" w:w="1045"/>
-            <w:tcBorders>
-              <w:top w:val="single" w:sz="6" w:color="000000"/>
-              <w:bottom w:val="single" w:sz="6" w:color="000000"/>
-              <w:left w:val="nil" w:sz="6" w:color="000000"/>
-              <w:right w:val="nil" w:sz="6" w:color="000000"/>
-            </w:tcBorders>
-          </w:tcPr>
-          <w:p>
-            <w:pPr>
-              <w:jc w:val="center"/>
-            </w:pPr>
-            <w:r/>
-            <w:r>
-              <w:rPr>
-                <w:rFonts w:ascii="Times New Roman" w:hAnsi="Times New Roman"/>
-                <w:sz w:val="17"/>
+            <w:tcW w:type="dxa" w:w="855"/>
+            <w:tcBorders>
+              <w:top w:val="single" w:sz="6" w:color="000000"/>
+              <w:bottom w:val="single" w:sz="6" w:color="000000"/>
+              <w:left w:val="nil" w:sz="6" w:color="000000"/>
+              <w:right w:val="nil" w:sz="6" w:color="000000"/>
+            </w:tcBorders>
+          </w:tcPr>
+          <w:p>
+            <w:pPr>
+              <w:jc w:val="center"/>
+            </w:pPr>
+            <w:r/>
+            <w:r>
+              <w:rPr>
+                <w:rFonts w:ascii="Times New Roman" w:hAnsi="Times New Roman"/>
+                <w:sz w:val="16"/>
               </w:rPr>
               <w:t>1,2</w:t>
             </w:r>
@@ -5572,23 +5894,23 @@
         </w:tc>
         <w:tc>
           <w:tcPr>
-            <w:tcW w:type="dxa" w:w="1045"/>
-            <w:tcBorders>
-              <w:top w:val="single" w:sz="6" w:color="000000"/>
-              <w:bottom w:val="single" w:sz="6" w:color="000000"/>
-              <w:left w:val="nil" w:sz="6" w:color="000000"/>
-              <w:right w:val="nil" w:sz="6" w:color="000000"/>
-            </w:tcBorders>
-          </w:tcPr>
-          <w:p>
-            <w:pPr>
-              <w:jc w:val="center"/>
-            </w:pPr>
-            <w:r/>
-            <w:r>
-              <w:rPr>
-                <w:rFonts w:ascii="Times New Roman" w:hAnsi="Times New Roman"/>
-                <w:sz w:val="17"/>
+            <w:tcW w:type="dxa" w:w="855"/>
+            <w:tcBorders>
+              <w:top w:val="single" w:sz="6" w:color="000000"/>
+              <w:bottom w:val="single" w:sz="6" w:color="000000"/>
+              <w:left w:val="nil" w:sz="6" w:color="000000"/>
+              <w:right w:val="nil" w:sz="6" w:color="000000"/>
+            </w:tcBorders>
+          </w:tcPr>
+          <w:p>
+            <w:pPr>
+              <w:jc w:val="center"/>
+            </w:pPr>
+            <w:r/>
+            <w:r>
+              <w:rPr>
+                <w:rFonts w:ascii="Times New Roman" w:hAnsi="Times New Roman"/>
+                <w:sz w:val="16"/>
               </w:rPr>
               <w:t>1,4</w:t>
             </w:r>
@@ -5596,23 +5918,23 @@
         </w:tc>
         <w:tc>
           <w:tcPr>
-            <w:tcW w:type="dxa" w:w="1045"/>
-            <w:tcBorders>
-              <w:top w:val="single" w:sz="6" w:color="000000"/>
-              <w:bottom w:val="single" w:sz="6" w:color="000000"/>
-              <w:left w:val="nil" w:sz="6" w:color="000000"/>
-              <w:right w:val="nil" w:sz="6" w:color="000000"/>
-            </w:tcBorders>
-          </w:tcPr>
-          <w:p>
-            <w:pPr>
-              <w:jc w:val="center"/>
-            </w:pPr>
-            <w:r/>
-            <w:r>
-              <w:rPr>
-                <w:rFonts w:ascii="Times New Roman" w:hAnsi="Times New Roman"/>
-                <w:sz w:val="17"/>
+            <w:tcW w:type="dxa" w:w="855"/>
+            <w:tcBorders>
+              <w:top w:val="single" w:sz="6" w:color="000000"/>
+              <w:bottom w:val="single" w:sz="6" w:color="000000"/>
+              <w:left w:val="nil" w:sz="6" w:color="000000"/>
+              <w:right w:val="nil" w:sz="6" w:color="000000"/>
+            </w:tcBorders>
+          </w:tcPr>
+          <w:p>
+            <w:pPr>
+              <w:jc w:val="center"/>
+            </w:pPr>
+            <w:r/>
+            <w:r>
+              <w:rPr>
+                <w:rFonts w:ascii="Times New Roman" w:hAnsi="Times New Roman"/>
+                <w:sz w:val="16"/>
               </w:rPr>
               <w:t>1,2</w:t>
             </w:r>
@@ -5620,23 +5942,23 @@
         </w:tc>
         <w:tc>
           <w:tcPr>
-            <w:tcW w:type="dxa" w:w="1045"/>
-            <w:tcBorders>
-              <w:top w:val="single" w:sz="6" w:color="000000"/>
-              <w:bottom w:val="single" w:sz="6" w:color="000000"/>
-              <w:left w:val="nil" w:sz="6" w:color="000000"/>
-              <w:right w:val="nil" w:sz="6" w:color="000000"/>
-            </w:tcBorders>
-          </w:tcPr>
-          <w:p>
-            <w:pPr>
-              <w:jc w:val="center"/>
-            </w:pPr>
-            <w:r/>
-            <w:r>
-              <w:rPr>
-                <w:rFonts w:ascii="Times New Roman" w:hAnsi="Times New Roman"/>
-                <w:sz w:val="17"/>
+            <w:tcW w:type="dxa" w:w="855"/>
+            <w:tcBorders>
+              <w:top w:val="single" w:sz="6" w:color="000000"/>
+              <w:bottom w:val="single" w:sz="6" w:color="000000"/>
+              <w:left w:val="nil" w:sz="6" w:color="000000"/>
+              <w:right w:val="nil" w:sz="6" w:color="000000"/>
+            </w:tcBorders>
+          </w:tcPr>
+          <w:p>
+            <w:pPr>
+              <w:jc w:val="center"/>
+            </w:pPr>
+            <w:r/>
+            <w:r>
+              <w:rPr>
+                <w:rFonts w:ascii="Times New Roman" w:hAnsi="Times New Roman"/>
+                <w:sz w:val="16"/>
               </w:rPr>
               <w:t>1,2</w:t>
             </w:r>
@@ -5644,23 +5966,23 @@
         </w:tc>
         <w:tc>
           <w:tcPr>
-            <w:tcW w:type="dxa" w:w="1045"/>
-            <w:tcBorders>
-              <w:top w:val="single" w:sz="6" w:color="000000"/>
-              <w:bottom w:val="single" w:sz="6" w:color="000000"/>
-              <w:left w:val="nil" w:sz="6" w:color="000000"/>
-              <w:right w:val="nil" w:sz="6" w:color="000000"/>
-            </w:tcBorders>
-          </w:tcPr>
-          <w:p>
-            <w:pPr>
-              <w:jc w:val="center"/>
-            </w:pPr>
-            <w:r/>
-            <w:r>
-              <w:rPr>
-                <w:rFonts w:ascii="Times New Roman" w:hAnsi="Times New Roman"/>
-                <w:sz w:val="17"/>
+            <w:tcW w:type="dxa" w:w="855"/>
+            <w:tcBorders>
+              <w:top w:val="single" w:sz="6" w:color="000000"/>
+              <w:bottom w:val="single" w:sz="6" w:color="000000"/>
+              <w:left w:val="nil" w:sz="6" w:color="000000"/>
+              <w:right w:val="nil" w:sz="6" w:color="000000"/>
+            </w:tcBorders>
+          </w:tcPr>
+          <w:p>
+            <w:pPr>
+              <w:jc w:val="center"/>
+            </w:pPr>
+            <w:r/>
+            <w:r>
+              <w:rPr>
+                <w:rFonts w:ascii="Times New Roman" w:hAnsi="Times New Roman"/>
+                <w:sz w:val="16"/>
               </w:rPr>
               <w:t>1,3</w:t>
             </w:r>
@@ -5668,25 +5990,73 @@
         </w:tc>
         <w:tc>
           <w:tcPr>
-            <w:tcW w:type="dxa" w:w="1045"/>
-            <w:tcBorders>
-              <w:top w:val="single" w:sz="6" w:color="000000"/>
-              <w:bottom w:val="single" w:sz="6" w:color="000000"/>
-              <w:left w:val="nil" w:sz="6" w:color="000000"/>
-              <w:right w:val="nil" w:sz="6" w:color="000000"/>
-            </w:tcBorders>
-          </w:tcPr>
-          <w:p>
-            <w:pPr>
-              <w:jc w:val="center"/>
-            </w:pPr>
-            <w:r/>
-            <w:r>
-              <w:rPr>
-                <w:rFonts w:ascii="Times New Roman" w:hAnsi="Times New Roman"/>
-                <w:sz w:val="17"/>
+            <w:tcW w:type="dxa" w:w="855"/>
+            <w:tcBorders>
+              <w:top w:val="single" w:sz="6" w:color="000000"/>
+              <w:bottom w:val="single" w:sz="6" w:color="000000"/>
+              <w:left w:val="nil" w:sz="6" w:color="000000"/>
+              <w:right w:val="nil" w:sz="6" w:color="000000"/>
+            </w:tcBorders>
+          </w:tcPr>
+          <w:p>
+            <w:pPr>
+              <w:jc w:val="center"/>
+            </w:pPr>
+            <w:r/>
+            <w:r>
+              <w:rPr>
+                <w:rFonts w:ascii="Times New Roman" w:hAnsi="Times New Roman"/>
+                <w:sz w:val="16"/>
+              </w:rPr>
+              <w:t>13,2</w:t>
+            </w:r>
+          </w:p>
+        </w:tc>
+        <w:tc>
+          <w:tcPr>
+            <w:tcW w:type="dxa" w:w="855"/>
+            <w:tcBorders>
+              <w:top w:val="single" w:sz="6" w:color="000000"/>
+              <w:bottom w:val="single" w:sz="6" w:color="000000"/>
+              <w:left w:val="nil" w:sz="6" w:color="000000"/>
+              <w:right w:val="nil" w:sz="6" w:color="000000"/>
+            </w:tcBorders>
+          </w:tcPr>
+          <w:p>
+            <w:pPr>
+              <w:jc w:val="center"/>
+            </w:pPr>
+            <w:r/>
+            <w:r>
+              <w:rPr>
+                <w:rFonts w:ascii="Times New Roman" w:hAnsi="Times New Roman"/>
+                <w:sz w:val="16"/>
               </w:rPr>
               <w:t>0,039</w:t>
+            </w:r>
+          </w:p>
+        </w:tc>
+        <w:tc>
+          <w:tcPr>
+            <w:tcW w:type="dxa" w:w="855"/>
+            <w:tcBorders>
+              <w:top w:val="single" w:sz="6" w:color="000000"/>
+              <w:bottom w:val="single" w:sz="6" w:color="000000"/>
+              <w:left w:val="nil" w:sz="6" w:color="000000"/>
+              <w:right w:val="nil" w:sz="6" w:color="000000"/>
+            </w:tcBorders>
+          </w:tcPr>
+          <w:p>
+            <w:pPr>
+              <w:jc w:val="center"/>
+            </w:pPr>
+            <w:r/>
+            <w:r>
+              <w:rPr>
+                <w:rFonts w:ascii="Times New Roman" w:hAnsi="Times New Roman"/>
+                <w:sz w:val="16"/>
+              </w:rPr>
+              <w:t>0,12</w:t>
             </w:r>
           </w:p>
         </w:tc>
@@ -5694,7 +6064,7 @@
       <w:tr>
         <w:tc>
           <w:tcPr>
-            <w:tcW w:type="dxa" w:w="1045"/>
+            <w:tcW w:type="dxa" w:w="855"/>
             <w:tcBorders>
               <w:top w:val="single" w:sz="6" w:color="000000"/>
               <w:bottom w:val="single" w:sz="6" w:color="000000"/>
@@ -5710,7 +6080,7 @@
             <w:r>
               <w:rPr>
                 <w:rFonts w:ascii="Times New Roman" w:hAnsi="Times New Roman"/>
-                <w:sz w:val="17"/>
+                <w:sz w:val="16"/>
               </w:rPr>
               <w:t>Depressão</w:t>
             </w:r>
@@ -5718,23 +6088,23 @@
         </w:tc>
         <w:tc>
           <w:tcPr>
-            <w:tcW w:type="dxa" w:w="1045"/>
-            <w:tcBorders>
-              <w:top w:val="single" w:sz="6" w:color="000000"/>
-              <w:bottom w:val="single" w:sz="6" w:color="000000"/>
-              <w:left w:val="nil" w:sz="6" w:color="000000"/>
-              <w:right w:val="nil" w:sz="6" w:color="000000"/>
-            </w:tcBorders>
-          </w:tcPr>
-          <w:p>
-            <w:pPr>
-              <w:jc w:val="center"/>
-            </w:pPr>
-            <w:r/>
-            <w:r>
-              <w:rPr>
-                <w:rFonts w:ascii="Times New Roman" w:hAnsi="Times New Roman"/>
-                <w:sz w:val="17"/>
+            <w:tcW w:type="dxa" w:w="855"/>
+            <w:tcBorders>
+              <w:top w:val="single" w:sz="6" w:color="000000"/>
+              <w:bottom w:val="single" w:sz="6" w:color="000000"/>
+              <w:left w:val="nil" w:sz="6" w:color="000000"/>
+              <w:right w:val="nil" w:sz="6" w:color="000000"/>
+            </w:tcBorders>
+          </w:tcPr>
+          <w:p>
+            <w:pPr>
+              <w:jc w:val="center"/>
+            </w:pPr>
+            <w:r/>
+            <w:r>
+              <w:rPr>
+                <w:rFonts w:ascii="Times New Roman" w:hAnsi="Times New Roman"/>
+                <w:sz w:val="16"/>
               </w:rPr>
               <w:t>1,1</w:t>
             </w:r>
@@ -5742,23 +6112,23 @@
         </w:tc>
         <w:tc>
           <w:tcPr>
-            <w:tcW w:type="dxa" w:w="1045"/>
-            <w:tcBorders>
-              <w:top w:val="single" w:sz="6" w:color="000000"/>
-              <w:bottom w:val="single" w:sz="6" w:color="000000"/>
-              <w:left w:val="nil" w:sz="6" w:color="000000"/>
-              <w:right w:val="nil" w:sz="6" w:color="000000"/>
-            </w:tcBorders>
-          </w:tcPr>
-          <w:p>
-            <w:pPr>
-              <w:jc w:val="center"/>
-            </w:pPr>
-            <w:r/>
-            <w:r>
-              <w:rPr>
-                <w:rFonts w:ascii="Times New Roman" w:hAnsi="Times New Roman"/>
-                <w:sz w:val="17"/>
+            <w:tcW w:type="dxa" w:w="855"/>
+            <w:tcBorders>
+              <w:top w:val="single" w:sz="6" w:color="000000"/>
+              <w:bottom w:val="single" w:sz="6" w:color="000000"/>
+              <w:left w:val="nil" w:sz="6" w:color="000000"/>
+              <w:right w:val="nil" w:sz="6" w:color="000000"/>
+            </w:tcBorders>
+          </w:tcPr>
+          <w:p>
+            <w:pPr>
+              <w:jc w:val="center"/>
+            </w:pPr>
+            <w:r/>
+            <w:r>
+              <w:rPr>
+                <w:rFonts w:ascii="Times New Roman" w:hAnsi="Times New Roman"/>
+                <w:sz w:val="16"/>
               </w:rPr>
               <w:t>1,2</w:t>
             </w:r>
@@ -5766,23 +6136,23 @@
         </w:tc>
         <w:tc>
           <w:tcPr>
-            <w:tcW w:type="dxa" w:w="1045"/>
-            <w:tcBorders>
-              <w:top w:val="single" w:sz="6" w:color="000000"/>
-              <w:bottom w:val="single" w:sz="6" w:color="000000"/>
-              <w:left w:val="nil" w:sz="6" w:color="000000"/>
-              <w:right w:val="nil" w:sz="6" w:color="000000"/>
-            </w:tcBorders>
-          </w:tcPr>
-          <w:p>
-            <w:pPr>
-              <w:jc w:val="center"/>
-            </w:pPr>
-            <w:r/>
-            <w:r>
-              <w:rPr>
-                <w:rFonts w:ascii="Times New Roman" w:hAnsi="Times New Roman"/>
-                <w:sz w:val="17"/>
+            <w:tcW w:type="dxa" w:w="855"/>
+            <w:tcBorders>
+              <w:top w:val="single" w:sz="6" w:color="000000"/>
+              <w:bottom w:val="single" w:sz="6" w:color="000000"/>
+              <w:left w:val="nil" w:sz="6" w:color="000000"/>
+              <w:right w:val="nil" w:sz="6" w:color="000000"/>
+            </w:tcBorders>
+          </w:tcPr>
+          <w:p>
+            <w:pPr>
+              <w:jc w:val="center"/>
+            </w:pPr>
+            <w:r/>
+            <w:r>
+              <w:rPr>
+                <w:rFonts w:ascii="Times New Roman" w:hAnsi="Times New Roman"/>
+                <w:sz w:val="16"/>
               </w:rPr>
               <w:t>0,8</w:t>
             </w:r>
@@ -5790,23 +6160,23 @@
         </w:tc>
         <w:tc>
           <w:tcPr>
-            <w:tcW w:type="dxa" w:w="1045"/>
-            <w:tcBorders>
-              <w:top w:val="single" w:sz="6" w:color="000000"/>
-              <w:bottom w:val="single" w:sz="6" w:color="000000"/>
-              <w:left w:val="nil" w:sz="6" w:color="000000"/>
-              <w:right w:val="nil" w:sz="6" w:color="000000"/>
-            </w:tcBorders>
-          </w:tcPr>
-          <w:p>
-            <w:pPr>
-              <w:jc w:val="center"/>
-            </w:pPr>
-            <w:r/>
-            <w:r>
-              <w:rPr>
-                <w:rFonts w:ascii="Times New Roman" w:hAnsi="Times New Roman"/>
-                <w:sz w:val="17"/>
+            <w:tcW w:type="dxa" w:w="855"/>
+            <w:tcBorders>
+              <w:top w:val="single" w:sz="6" w:color="000000"/>
+              <w:bottom w:val="single" w:sz="6" w:color="000000"/>
+              <w:left w:val="nil" w:sz="6" w:color="000000"/>
+              <w:right w:val="nil" w:sz="6" w:color="000000"/>
+            </w:tcBorders>
+          </w:tcPr>
+          <w:p>
+            <w:pPr>
+              <w:jc w:val="center"/>
+            </w:pPr>
+            <w:r/>
+            <w:r>
+              <w:rPr>
+                <w:rFonts w:ascii="Times New Roman" w:hAnsi="Times New Roman"/>
+                <w:sz w:val="16"/>
               </w:rPr>
               <w:t>1,4</w:t>
             </w:r>
@@ -5814,23 +6184,23 @@
         </w:tc>
         <w:tc>
           <w:tcPr>
-            <w:tcW w:type="dxa" w:w="1045"/>
-            <w:tcBorders>
-              <w:top w:val="single" w:sz="6" w:color="000000"/>
-              <w:bottom w:val="single" w:sz="6" w:color="000000"/>
-              <w:left w:val="nil" w:sz="6" w:color="000000"/>
-              <w:right w:val="nil" w:sz="6" w:color="000000"/>
-            </w:tcBorders>
-          </w:tcPr>
-          <w:p>
-            <w:pPr>
-              <w:jc w:val="center"/>
-            </w:pPr>
-            <w:r/>
-            <w:r>
-              <w:rPr>
-                <w:rFonts w:ascii="Times New Roman" w:hAnsi="Times New Roman"/>
-                <w:sz w:val="17"/>
+            <w:tcW w:type="dxa" w:w="855"/>
+            <w:tcBorders>
+              <w:top w:val="single" w:sz="6" w:color="000000"/>
+              <w:bottom w:val="single" w:sz="6" w:color="000000"/>
+              <w:left w:val="nil" w:sz="6" w:color="000000"/>
+              <w:right w:val="nil" w:sz="6" w:color="000000"/>
+            </w:tcBorders>
+          </w:tcPr>
+          <w:p>
+            <w:pPr>
+              <w:jc w:val="center"/>
+            </w:pPr>
+            <w:r/>
+            <w:r>
+              <w:rPr>
+                <w:rFonts w:ascii="Times New Roman" w:hAnsi="Times New Roman"/>
+                <w:sz w:val="16"/>
               </w:rPr>
               <w:t>0,5</w:t>
             </w:r>
@@ -5838,23 +6208,23 @@
         </w:tc>
         <w:tc>
           <w:tcPr>
-            <w:tcW w:type="dxa" w:w="1045"/>
-            <w:tcBorders>
-              <w:top w:val="single" w:sz="6" w:color="000000"/>
-              <w:bottom w:val="single" w:sz="6" w:color="000000"/>
-              <w:left w:val="nil" w:sz="6" w:color="000000"/>
-              <w:right w:val="nil" w:sz="6" w:color="000000"/>
-            </w:tcBorders>
-          </w:tcPr>
-          <w:p>
-            <w:pPr>
-              <w:jc w:val="center"/>
-            </w:pPr>
-            <w:r/>
-            <w:r>
-              <w:rPr>
-                <w:rFonts w:ascii="Times New Roman" w:hAnsi="Times New Roman"/>
-                <w:sz w:val="17"/>
+            <w:tcW w:type="dxa" w:w="855"/>
+            <w:tcBorders>
+              <w:top w:val="single" w:sz="6" w:color="000000"/>
+              <w:bottom w:val="single" w:sz="6" w:color="000000"/>
+              <w:left w:val="nil" w:sz="6" w:color="000000"/>
+              <w:right w:val="nil" w:sz="6" w:color="000000"/>
+            </w:tcBorders>
+          </w:tcPr>
+          <w:p>
+            <w:pPr>
+              <w:jc w:val="center"/>
+            </w:pPr>
+            <w:r/>
+            <w:r>
+              <w:rPr>
+                <w:rFonts w:ascii="Times New Roman" w:hAnsi="Times New Roman"/>
+                <w:sz w:val="16"/>
               </w:rPr>
               <w:t>1,0</w:t>
             </w:r>
@@ -5862,23 +6232,23 @@
         </w:tc>
         <w:tc>
           <w:tcPr>
-            <w:tcW w:type="dxa" w:w="1045"/>
-            <w:tcBorders>
-              <w:top w:val="single" w:sz="6" w:color="000000"/>
-              <w:bottom w:val="single" w:sz="6" w:color="000000"/>
-              <w:left w:val="nil" w:sz="6" w:color="000000"/>
-              <w:right w:val="nil" w:sz="6" w:color="000000"/>
-            </w:tcBorders>
-          </w:tcPr>
-          <w:p>
-            <w:pPr>
-              <w:jc w:val="center"/>
-            </w:pPr>
-            <w:r/>
-            <w:r>
-              <w:rPr>
-                <w:rFonts w:ascii="Times New Roman" w:hAnsi="Times New Roman"/>
-                <w:sz w:val="17"/>
+            <w:tcW w:type="dxa" w:w="855"/>
+            <w:tcBorders>
+              <w:top w:val="single" w:sz="6" w:color="000000"/>
+              <w:bottom w:val="single" w:sz="6" w:color="000000"/>
+              <w:left w:val="nil" w:sz="6" w:color="000000"/>
+              <w:right w:val="nil" w:sz="6" w:color="000000"/>
+            </w:tcBorders>
+          </w:tcPr>
+          <w:p>
+            <w:pPr>
+              <w:jc w:val="center"/>
+            </w:pPr>
+            <w:r/>
+            <w:r>
+              <w:rPr>
+                <w:rFonts w:ascii="Times New Roman" w:hAnsi="Times New Roman"/>
+                <w:sz w:val="16"/>
               </w:rPr>
               <w:t>1,1</w:t>
             </w:r>
@@ -5886,25 +6256,73 @@
         </w:tc>
         <w:tc>
           <w:tcPr>
-            <w:tcW w:type="dxa" w:w="1045"/>
-            <w:tcBorders>
-              <w:top w:val="single" w:sz="6" w:color="000000"/>
-              <w:bottom w:val="single" w:sz="6" w:color="000000"/>
-              <w:left w:val="nil" w:sz="6" w:color="000000"/>
-              <w:right w:val="nil" w:sz="6" w:color="000000"/>
-            </w:tcBorders>
-          </w:tcPr>
-          <w:p>
-            <w:pPr>
-              <w:jc w:val="center"/>
-            </w:pPr>
-            <w:r/>
-            <w:r>
-              <w:rPr>
-                <w:rFonts w:ascii="Times New Roman" w:hAnsi="Times New Roman"/>
-                <w:sz w:val="17"/>
+            <w:tcW w:type="dxa" w:w="855"/>
+            <w:tcBorders>
+              <w:top w:val="single" w:sz="6" w:color="000000"/>
+              <w:bottom w:val="single" w:sz="6" w:color="000000"/>
+              <w:left w:val="nil" w:sz="6" w:color="000000"/>
+              <w:right w:val="nil" w:sz="6" w:color="000000"/>
+            </w:tcBorders>
+          </w:tcPr>
+          <w:p>
+            <w:pPr>
+              <w:jc w:val="center"/>
+            </w:pPr>
+            <w:r/>
+            <w:r>
+              <w:rPr>
+                <w:rFonts w:ascii="Times New Roman" w:hAnsi="Times New Roman"/>
+                <w:sz w:val="16"/>
+              </w:rPr>
+              <w:t>1,8</w:t>
+            </w:r>
+          </w:p>
+        </w:tc>
+        <w:tc>
+          <w:tcPr>
+            <w:tcW w:type="dxa" w:w="855"/>
+            <w:tcBorders>
+              <w:top w:val="single" w:sz="6" w:color="000000"/>
+              <w:bottom w:val="single" w:sz="6" w:color="000000"/>
+              <w:left w:val="nil" w:sz="6" w:color="000000"/>
+              <w:right w:val="nil" w:sz="6" w:color="000000"/>
+            </w:tcBorders>
+          </w:tcPr>
+          <w:p>
+            <w:pPr>
+              <w:jc w:val="center"/>
+            </w:pPr>
+            <w:r/>
+            <w:r>
+              <w:rPr>
+                <w:rFonts w:ascii="Times New Roman" w:hAnsi="Times New Roman"/>
+                <w:sz w:val="16"/>
               </w:rPr>
               <w:t>0,936</w:t>
+            </w:r>
+          </w:p>
+        </w:tc>
+        <w:tc>
+          <w:tcPr>
+            <w:tcW w:type="dxa" w:w="855"/>
+            <w:tcBorders>
+              <w:top w:val="single" w:sz="6" w:color="000000"/>
+              <w:bottom w:val="single" w:sz="6" w:color="000000"/>
+              <w:left w:val="nil" w:sz="6" w:color="000000"/>
+              <w:right w:val="nil" w:sz="6" w:color="000000"/>
+            </w:tcBorders>
+          </w:tcPr>
+          <w:p>
+            <w:pPr>
+              <w:jc w:val="center"/>
+            </w:pPr>
+            <w:r/>
+            <w:r>
+              <w:rPr>
+                <w:rFonts w:ascii="Times New Roman" w:hAnsi="Times New Roman"/>
+                <w:sz w:val="16"/>
+              </w:rPr>
+              <w:t>0,02</w:t>
             </w:r>
           </w:p>
         </w:tc>
@@ -5912,7 +6330,7 @@
       <w:tr>
         <w:tc>
           <w:tcPr>
-            <w:tcW w:type="dxa" w:w="1045"/>
+            <w:tcW w:type="dxa" w:w="855"/>
             <w:tcBorders>
               <w:top w:val="single" w:sz="6" w:color="000000"/>
               <w:bottom w:val="single" w:sz="6" w:color="000000"/>
@@ -5928,7 +6346,7 @@
             <w:r>
               <w:rPr>
                 <w:rFonts w:ascii="Times New Roman" w:hAnsi="Times New Roman"/>
-                <w:sz w:val="17"/>
+                <w:sz w:val="16"/>
               </w:rPr>
               <w:t>Raiva</w:t>
             </w:r>
@@ -5936,23 +6354,23 @@
         </w:tc>
         <w:tc>
           <w:tcPr>
-            <w:tcW w:type="dxa" w:w="1045"/>
-            <w:tcBorders>
-              <w:top w:val="single" w:sz="6" w:color="000000"/>
-              <w:bottom w:val="single" w:sz="6" w:color="000000"/>
-              <w:left w:val="nil" w:sz="6" w:color="000000"/>
-              <w:right w:val="nil" w:sz="6" w:color="000000"/>
-            </w:tcBorders>
-          </w:tcPr>
-          <w:p>
-            <w:pPr>
-              <w:jc w:val="center"/>
-            </w:pPr>
-            <w:r/>
-            <w:r>
-              <w:rPr>
-                <w:rFonts w:ascii="Times New Roman" w:hAnsi="Times New Roman"/>
-                <w:sz w:val="17"/>
+            <w:tcW w:type="dxa" w:w="855"/>
+            <w:tcBorders>
+              <w:top w:val="single" w:sz="6" w:color="000000"/>
+              <w:bottom w:val="single" w:sz="6" w:color="000000"/>
+              <w:left w:val="nil" w:sz="6" w:color="000000"/>
+              <w:right w:val="nil" w:sz="6" w:color="000000"/>
+            </w:tcBorders>
+          </w:tcPr>
+          <w:p>
+            <w:pPr>
+              <w:jc w:val="center"/>
+            </w:pPr>
+            <w:r/>
+            <w:r>
+              <w:rPr>
+                <w:rFonts w:ascii="Times New Roman" w:hAnsi="Times New Roman"/>
+                <w:sz w:val="16"/>
               </w:rPr>
               <w:t>2,0</w:t>
             </w:r>
@@ -5960,23 +6378,23 @@
         </w:tc>
         <w:tc>
           <w:tcPr>
-            <w:tcW w:type="dxa" w:w="1045"/>
-            <w:tcBorders>
-              <w:top w:val="single" w:sz="6" w:color="000000"/>
-              <w:bottom w:val="single" w:sz="6" w:color="000000"/>
-              <w:left w:val="nil" w:sz="6" w:color="000000"/>
-              <w:right w:val="nil" w:sz="6" w:color="000000"/>
-            </w:tcBorders>
-          </w:tcPr>
-          <w:p>
-            <w:pPr>
-              <w:jc w:val="center"/>
-            </w:pPr>
-            <w:r/>
-            <w:r>
-              <w:rPr>
-                <w:rFonts w:ascii="Times New Roman" w:hAnsi="Times New Roman"/>
-                <w:sz w:val="17"/>
+            <w:tcW w:type="dxa" w:w="855"/>
+            <w:tcBorders>
+              <w:top w:val="single" w:sz="6" w:color="000000"/>
+              <w:bottom w:val="single" w:sz="6" w:color="000000"/>
+              <w:left w:val="nil" w:sz="6" w:color="000000"/>
+              <w:right w:val="nil" w:sz="6" w:color="000000"/>
+            </w:tcBorders>
+          </w:tcPr>
+          <w:p>
+            <w:pPr>
+              <w:jc w:val="center"/>
+            </w:pPr>
+            <w:r/>
+            <w:r>
+              <w:rPr>
+                <w:rFonts w:ascii="Times New Roman" w:hAnsi="Times New Roman"/>
+                <w:sz w:val="16"/>
               </w:rPr>
               <w:t>1,8</w:t>
             </w:r>
@@ -5984,23 +6402,23 @@
         </w:tc>
         <w:tc>
           <w:tcPr>
-            <w:tcW w:type="dxa" w:w="1045"/>
-            <w:tcBorders>
-              <w:top w:val="single" w:sz="6" w:color="000000"/>
-              <w:bottom w:val="single" w:sz="6" w:color="000000"/>
-              <w:left w:val="nil" w:sz="6" w:color="000000"/>
-              <w:right w:val="nil" w:sz="6" w:color="000000"/>
-            </w:tcBorders>
-          </w:tcPr>
-          <w:p>
-            <w:pPr>
-              <w:jc w:val="center"/>
-            </w:pPr>
-            <w:r/>
-            <w:r>
-              <w:rPr>
-                <w:rFonts w:ascii="Times New Roman" w:hAnsi="Times New Roman"/>
-                <w:sz w:val="17"/>
+            <w:tcW w:type="dxa" w:w="855"/>
+            <w:tcBorders>
+              <w:top w:val="single" w:sz="6" w:color="000000"/>
+              <w:bottom w:val="single" w:sz="6" w:color="000000"/>
+              <w:left w:val="nil" w:sz="6" w:color="000000"/>
+              <w:right w:val="nil" w:sz="6" w:color="000000"/>
+            </w:tcBorders>
+          </w:tcPr>
+          <w:p>
+            <w:pPr>
+              <w:jc w:val="center"/>
+            </w:pPr>
+            <w:r/>
+            <w:r>
+              <w:rPr>
+                <w:rFonts w:ascii="Times New Roman" w:hAnsi="Times New Roman"/>
+                <w:sz w:val="16"/>
               </w:rPr>
               <w:t>1,6</w:t>
             </w:r>
@@ -6008,23 +6426,23 @@
         </w:tc>
         <w:tc>
           <w:tcPr>
-            <w:tcW w:type="dxa" w:w="1045"/>
-            <w:tcBorders>
-              <w:top w:val="single" w:sz="6" w:color="000000"/>
-              <w:bottom w:val="single" w:sz="6" w:color="000000"/>
-              <w:left w:val="nil" w:sz="6" w:color="000000"/>
-              <w:right w:val="nil" w:sz="6" w:color="000000"/>
-            </w:tcBorders>
-          </w:tcPr>
-          <w:p>
-            <w:pPr>
-              <w:jc w:val="center"/>
-            </w:pPr>
-            <w:r/>
-            <w:r>
-              <w:rPr>
-                <w:rFonts w:ascii="Times New Roman" w:hAnsi="Times New Roman"/>
-                <w:sz w:val="17"/>
+            <w:tcW w:type="dxa" w:w="855"/>
+            <w:tcBorders>
+              <w:top w:val="single" w:sz="6" w:color="000000"/>
+              <w:bottom w:val="single" w:sz="6" w:color="000000"/>
+              <w:left w:val="nil" w:sz="6" w:color="000000"/>
+              <w:right w:val="nil" w:sz="6" w:color="000000"/>
+            </w:tcBorders>
+          </w:tcPr>
+          <w:p>
+            <w:pPr>
+              <w:jc w:val="center"/>
+            </w:pPr>
+            <w:r/>
+            <w:r>
+              <w:rPr>
+                <w:rFonts w:ascii="Times New Roman" w:hAnsi="Times New Roman"/>
+                <w:sz w:val="16"/>
               </w:rPr>
               <w:t>1,5</w:t>
             </w:r>
@@ -6032,23 +6450,23 @@
         </w:tc>
         <w:tc>
           <w:tcPr>
-            <w:tcW w:type="dxa" w:w="1045"/>
-            <w:tcBorders>
-              <w:top w:val="single" w:sz="6" w:color="000000"/>
-              <w:bottom w:val="single" w:sz="6" w:color="000000"/>
-              <w:left w:val="nil" w:sz="6" w:color="000000"/>
-              <w:right w:val="nil" w:sz="6" w:color="000000"/>
-            </w:tcBorders>
-          </w:tcPr>
-          <w:p>
-            <w:pPr>
-              <w:jc w:val="center"/>
-            </w:pPr>
-            <w:r/>
-            <w:r>
-              <w:rPr>
-                <w:rFonts w:ascii="Times New Roman" w:hAnsi="Times New Roman"/>
-                <w:sz w:val="17"/>
+            <w:tcW w:type="dxa" w:w="855"/>
+            <w:tcBorders>
+              <w:top w:val="single" w:sz="6" w:color="000000"/>
+              <w:bottom w:val="single" w:sz="6" w:color="000000"/>
+              <w:left w:val="nil" w:sz="6" w:color="000000"/>
+              <w:right w:val="nil" w:sz="6" w:color="000000"/>
+            </w:tcBorders>
+          </w:tcPr>
+          <w:p>
+            <w:pPr>
+              <w:jc w:val="center"/>
+            </w:pPr>
+            <w:r/>
+            <w:r>
+              <w:rPr>
+                <w:rFonts w:ascii="Times New Roman" w:hAnsi="Times New Roman"/>
+                <w:sz w:val="16"/>
               </w:rPr>
               <w:t>0,6</w:t>
             </w:r>
@@ -6056,23 +6474,23 @@
         </w:tc>
         <w:tc>
           <w:tcPr>
-            <w:tcW w:type="dxa" w:w="1045"/>
-            <w:tcBorders>
-              <w:top w:val="single" w:sz="6" w:color="000000"/>
-              <w:bottom w:val="single" w:sz="6" w:color="000000"/>
-              <w:left w:val="nil" w:sz="6" w:color="000000"/>
-              <w:right w:val="nil" w:sz="6" w:color="000000"/>
-            </w:tcBorders>
-          </w:tcPr>
-          <w:p>
-            <w:pPr>
-              <w:jc w:val="center"/>
-            </w:pPr>
-            <w:r/>
-            <w:r>
-              <w:rPr>
-                <w:rFonts w:ascii="Times New Roman" w:hAnsi="Times New Roman"/>
-                <w:sz w:val="17"/>
+            <w:tcW w:type="dxa" w:w="855"/>
+            <w:tcBorders>
+              <w:top w:val="single" w:sz="6" w:color="000000"/>
+              <w:bottom w:val="single" w:sz="6" w:color="000000"/>
+              <w:left w:val="nil" w:sz="6" w:color="000000"/>
+              <w:right w:val="nil" w:sz="6" w:color="000000"/>
+            </w:tcBorders>
+          </w:tcPr>
+          <w:p>
+            <w:pPr>
+              <w:jc w:val="center"/>
+            </w:pPr>
+            <w:r/>
+            <w:r>
+              <w:rPr>
+                <w:rFonts w:ascii="Times New Roman" w:hAnsi="Times New Roman"/>
+                <w:sz w:val="16"/>
               </w:rPr>
               <w:t>1,6</w:t>
             </w:r>
@@ -6080,23 +6498,23 @@
         </w:tc>
         <w:tc>
           <w:tcPr>
-            <w:tcW w:type="dxa" w:w="1045"/>
-            <w:tcBorders>
-              <w:top w:val="single" w:sz="6" w:color="000000"/>
-              <w:bottom w:val="single" w:sz="6" w:color="000000"/>
-              <w:left w:val="nil" w:sz="6" w:color="000000"/>
-              <w:right w:val="nil" w:sz="6" w:color="000000"/>
-            </w:tcBorders>
-          </w:tcPr>
-          <w:p>
-            <w:pPr>
-              <w:jc w:val="center"/>
-            </w:pPr>
-            <w:r/>
-            <w:r>
-              <w:rPr>
-                <w:rFonts w:ascii="Times New Roman" w:hAnsi="Times New Roman"/>
-                <w:sz w:val="17"/>
+            <w:tcW w:type="dxa" w:w="855"/>
+            <w:tcBorders>
+              <w:top w:val="single" w:sz="6" w:color="000000"/>
+              <w:bottom w:val="single" w:sz="6" w:color="000000"/>
+              <w:left w:val="nil" w:sz="6" w:color="000000"/>
+              <w:right w:val="nil" w:sz="6" w:color="000000"/>
+            </w:tcBorders>
+          </w:tcPr>
+          <w:p>
+            <w:pPr>
+              <w:jc w:val="center"/>
+            </w:pPr>
+            <w:r/>
+            <w:r>
+              <w:rPr>
+                <w:rFonts w:ascii="Times New Roman" w:hAnsi="Times New Roman"/>
+                <w:sz w:val="16"/>
               </w:rPr>
               <w:t>2,4</w:t>
             </w:r>
@@ -6104,25 +6522,73 @@
         </w:tc>
         <w:tc>
           <w:tcPr>
-            <w:tcW w:type="dxa" w:w="1045"/>
-            <w:tcBorders>
-              <w:top w:val="single" w:sz="6" w:color="000000"/>
-              <w:bottom w:val="single" w:sz="6" w:color="000000"/>
-              <w:left w:val="nil" w:sz="6" w:color="000000"/>
-              <w:right w:val="nil" w:sz="6" w:color="000000"/>
-            </w:tcBorders>
-          </w:tcPr>
-          <w:p>
-            <w:pPr>
-              <w:jc w:val="center"/>
-            </w:pPr>
-            <w:r/>
-            <w:r>
-              <w:rPr>
-                <w:rFonts w:ascii="Times New Roman" w:hAnsi="Times New Roman"/>
-                <w:sz w:val="17"/>
+            <w:tcW w:type="dxa" w:w="855"/>
+            <w:tcBorders>
+              <w:top w:val="single" w:sz="6" w:color="000000"/>
+              <w:bottom w:val="single" w:sz="6" w:color="000000"/>
+              <w:left w:val="nil" w:sz="6" w:color="000000"/>
+              <w:right w:val="nil" w:sz="6" w:color="000000"/>
+            </w:tcBorders>
+          </w:tcPr>
+          <w:p>
+            <w:pPr>
+              <w:jc w:val="center"/>
+            </w:pPr>
+            <w:r/>
+            <w:r>
+              <w:rPr>
+                <w:rFonts w:ascii="Times New Roman" w:hAnsi="Times New Roman"/>
+                <w:sz w:val="16"/>
+              </w:rPr>
+              <w:t>12,3</w:t>
+            </w:r>
+          </w:p>
+        </w:tc>
+        <w:tc>
+          <w:tcPr>
+            <w:tcW w:type="dxa" w:w="855"/>
+            <w:tcBorders>
+              <w:top w:val="single" w:sz="6" w:color="000000"/>
+              <w:bottom w:val="single" w:sz="6" w:color="000000"/>
+              <w:left w:val="nil" w:sz="6" w:color="000000"/>
+              <w:right w:val="nil" w:sz="6" w:color="000000"/>
+            </w:tcBorders>
+          </w:tcPr>
+          <w:p>
+            <w:pPr>
+              <w:jc w:val="center"/>
+            </w:pPr>
+            <w:r/>
+            <w:r>
+              <w:rPr>
+                <w:rFonts w:ascii="Times New Roman" w:hAnsi="Times New Roman"/>
+                <w:sz w:val="16"/>
               </w:rPr>
               <w:t>0,056</w:t>
+            </w:r>
+          </w:p>
+        </w:tc>
+        <w:tc>
+          <w:tcPr>
+            <w:tcW w:type="dxa" w:w="855"/>
+            <w:tcBorders>
+              <w:top w:val="single" w:sz="6" w:color="000000"/>
+              <w:bottom w:val="single" w:sz="6" w:color="000000"/>
+              <w:left w:val="nil" w:sz="6" w:color="000000"/>
+              <w:right w:val="nil" w:sz="6" w:color="000000"/>
+            </w:tcBorders>
+          </w:tcPr>
+          <w:p>
+            <w:pPr>
+              <w:jc w:val="center"/>
+            </w:pPr>
+            <w:r/>
+            <w:r>
+              <w:rPr>
+                <w:rFonts w:ascii="Times New Roman" w:hAnsi="Times New Roman"/>
+                <w:sz w:val="16"/>
+              </w:rPr>
+              <w:t>0,11</w:t>
             </w:r>
           </w:p>
         </w:tc>
@@ -6130,7 +6596,7 @@
       <w:tr>
         <w:tc>
           <w:tcPr>
-            <w:tcW w:type="dxa" w:w="1045"/>
+            <w:tcW w:type="dxa" w:w="855"/>
             <w:tcBorders>
               <w:top w:val="single" w:sz="6" w:color="000000"/>
               <w:bottom w:val="single" w:sz="6" w:color="000000"/>
@@ -6146,7 +6612,7 @@
             <w:r>
               <w:rPr>
                 <w:rFonts w:ascii="Times New Roman" w:hAnsi="Times New Roman"/>
-                <w:sz w:val="17"/>
+                <w:sz w:val="16"/>
               </w:rPr>
               <w:t>Confusão</w:t>
             </w:r>
@@ -6154,23 +6620,23 @@
         </w:tc>
         <w:tc>
           <w:tcPr>
-            <w:tcW w:type="dxa" w:w="1045"/>
-            <w:tcBorders>
-              <w:top w:val="single" w:sz="6" w:color="000000"/>
-              <w:bottom w:val="single" w:sz="6" w:color="000000"/>
-              <w:left w:val="nil" w:sz="6" w:color="000000"/>
-              <w:right w:val="nil" w:sz="6" w:color="000000"/>
-            </w:tcBorders>
-          </w:tcPr>
-          <w:p>
-            <w:pPr>
-              <w:jc w:val="center"/>
-            </w:pPr>
-            <w:r/>
-            <w:r>
-              <w:rPr>
-                <w:rFonts w:ascii="Times New Roman" w:hAnsi="Times New Roman"/>
-                <w:sz w:val="17"/>
+            <w:tcW w:type="dxa" w:w="855"/>
+            <w:tcBorders>
+              <w:top w:val="single" w:sz="6" w:color="000000"/>
+              <w:bottom w:val="single" w:sz="6" w:color="000000"/>
+              <w:left w:val="nil" w:sz="6" w:color="000000"/>
+              <w:right w:val="nil" w:sz="6" w:color="000000"/>
+            </w:tcBorders>
+          </w:tcPr>
+          <w:p>
+            <w:pPr>
+              <w:jc w:val="center"/>
+            </w:pPr>
+            <w:r/>
+            <w:r>
+              <w:rPr>
+                <w:rFonts w:ascii="Times New Roman" w:hAnsi="Times New Roman"/>
+                <w:sz w:val="16"/>
               </w:rPr>
               <w:t>1,0</w:t>
             </w:r>
@@ -6178,23 +6644,23 @@
         </w:tc>
         <w:tc>
           <w:tcPr>
-            <w:tcW w:type="dxa" w:w="1045"/>
-            <w:tcBorders>
-              <w:top w:val="single" w:sz="6" w:color="000000"/>
-              <w:bottom w:val="single" w:sz="6" w:color="000000"/>
-              <w:left w:val="nil" w:sz="6" w:color="000000"/>
-              <w:right w:val="nil" w:sz="6" w:color="000000"/>
-            </w:tcBorders>
-          </w:tcPr>
-          <w:p>
-            <w:pPr>
-              <w:jc w:val="center"/>
-            </w:pPr>
-            <w:r/>
-            <w:r>
-              <w:rPr>
-                <w:rFonts w:ascii="Times New Roman" w:hAnsi="Times New Roman"/>
-                <w:sz w:val="17"/>
+            <w:tcW w:type="dxa" w:w="855"/>
+            <w:tcBorders>
+              <w:top w:val="single" w:sz="6" w:color="000000"/>
+              <w:bottom w:val="single" w:sz="6" w:color="000000"/>
+              <w:left w:val="nil" w:sz="6" w:color="000000"/>
+              <w:right w:val="nil" w:sz="6" w:color="000000"/>
+            </w:tcBorders>
+          </w:tcPr>
+          <w:p>
+            <w:pPr>
+              <w:jc w:val="center"/>
+            </w:pPr>
+            <w:r/>
+            <w:r>
+              <w:rPr>
+                <w:rFonts w:ascii="Times New Roman" w:hAnsi="Times New Roman"/>
+                <w:sz w:val="16"/>
               </w:rPr>
               <w:t>0,6</w:t>
             </w:r>
@@ -6202,23 +6668,23 @@
         </w:tc>
         <w:tc>
           <w:tcPr>
-            <w:tcW w:type="dxa" w:w="1045"/>
-            <w:tcBorders>
-              <w:top w:val="single" w:sz="6" w:color="000000"/>
-              <w:bottom w:val="single" w:sz="6" w:color="000000"/>
-              <w:left w:val="nil" w:sz="6" w:color="000000"/>
-              <w:right w:val="nil" w:sz="6" w:color="000000"/>
-            </w:tcBorders>
-          </w:tcPr>
-          <w:p>
-            <w:pPr>
-              <w:jc w:val="center"/>
-            </w:pPr>
-            <w:r/>
-            <w:r>
-              <w:rPr>
-                <w:rFonts w:ascii="Times New Roman" w:hAnsi="Times New Roman"/>
-                <w:sz w:val="17"/>
+            <w:tcW w:type="dxa" w:w="855"/>
+            <w:tcBorders>
+              <w:top w:val="single" w:sz="6" w:color="000000"/>
+              <w:bottom w:val="single" w:sz="6" w:color="000000"/>
+              <w:left w:val="nil" w:sz="6" w:color="000000"/>
+              <w:right w:val="nil" w:sz="6" w:color="000000"/>
+            </w:tcBorders>
+          </w:tcPr>
+          <w:p>
+            <w:pPr>
+              <w:jc w:val="center"/>
+            </w:pPr>
+            <w:r/>
+            <w:r>
+              <w:rPr>
+                <w:rFonts w:ascii="Times New Roman" w:hAnsi="Times New Roman"/>
+                <w:sz w:val="16"/>
               </w:rPr>
               <w:t>0,3</w:t>
             </w:r>
@@ -6226,23 +6692,23 @@
         </w:tc>
         <w:tc>
           <w:tcPr>
-            <w:tcW w:type="dxa" w:w="1045"/>
-            <w:tcBorders>
-              <w:top w:val="single" w:sz="6" w:color="000000"/>
-              <w:bottom w:val="single" w:sz="6" w:color="000000"/>
-              <w:left w:val="nil" w:sz="6" w:color="000000"/>
-              <w:right w:val="nil" w:sz="6" w:color="000000"/>
-            </w:tcBorders>
-          </w:tcPr>
-          <w:p>
-            <w:pPr>
-              <w:jc w:val="center"/>
-            </w:pPr>
-            <w:r/>
-            <w:r>
-              <w:rPr>
-                <w:rFonts w:ascii="Times New Roman" w:hAnsi="Times New Roman"/>
-                <w:sz w:val="17"/>
+            <w:tcW w:type="dxa" w:w="855"/>
+            <w:tcBorders>
+              <w:top w:val="single" w:sz="6" w:color="000000"/>
+              <w:bottom w:val="single" w:sz="6" w:color="000000"/>
+              <w:left w:val="nil" w:sz="6" w:color="000000"/>
+              <w:right w:val="nil" w:sz="6" w:color="000000"/>
+            </w:tcBorders>
+          </w:tcPr>
+          <w:p>
+            <w:pPr>
+              <w:jc w:val="center"/>
+            </w:pPr>
+            <w:r/>
+            <w:r>
+              <w:rPr>
+                <w:rFonts w:ascii="Times New Roman" w:hAnsi="Times New Roman"/>
+                <w:sz w:val="16"/>
               </w:rPr>
               <w:t>0,4</w:t>
             </w:r>
@@ -6250,23 +6716,23 @@
         </w:tc>
         <w:tc>
           <w:tcPr>
-            <w:tcW w:type="dxa" w:w="1045"/>
-            <w:tcBorders>
-              <w:top w:val="single" w:sz="6" w:color="000000"/>
-              <w:bottom w:val="single" w:sz="6" w:color="000000"/>
-              <w:left w:val="nil" w:sz="6" w:color="000000"/>
-              <w:right w:val="nil" w:sz="6" w:color="000000"/>
-            </w:tcBorders>
-          </w:tcPr>
-          <w:p>
-            <w:pPr>
-              <w:jc w:val="center"/>
-            </w:pPr>
-            <w:r/>
-            <w:r>
-              <w:rPr>
-                <w:rFonts w:ascii="Times New Roman" w:hAnsi="Times New Roman"/>
-                <w:sz w:val="17"/>
+            <w:tcW w:type="dxa" w:w="855"/>
+            <w:tcBorders>
+              <w:top w:val="single" w:sz="6" w:color="000000"/>
+              <w:bottom w:val="single" w:sz="6" w:color="000000"/>
+              <w:left w:val="nil" w:sz="6" w:color="000000"/>
+              <w:right w:val="nil" w:sz="6" w:color="000000"/>
+            </w:tcBorders>
+          </w:tcPr>
+          <w:p>
+            <w:pPr>
+              <w:jc w:val="center"/>
+            </w:pPr>
+            <w:r/>
+            <w:r>
+              <w:rPr>
+                <w:rFonts w:ascii="Times New Roman" w:hAnsi="Times New Roman"/>
+                <w:sz w:val="16"/>
               </w:rPr>
               <w:t>0,2</w:t>
             </w:r>
@@ -6274,23 +6740,23 @@
         </w:tc>
         <w:tc>
           <w:tcPr>
-            <w:tcW w:type="dxa" w:w="1045"/>
-            <w:tcBorders>
-              <w:top w:val="single" w:sz="6" w:color="000000"/>
-              <w:bottom w:val="single" w:sz="6" w:color="000000"/>
-              <w:left w:val="nil" w:sz="6" w:color="000000"/>
-              <w:right w:val="nil" w:sz="6" w:color="000000"/>
-            </w:tcBorders>
-          </w:tcPr>
-          <w:p>
-            <w:pPr>
-              <w:jc w:val="center"/>
-            </w:pPr>
-            <w:r/>
-            <w:r>
-              <w:rPr>
-                <w:rFonts w:ascii="Times New Roman" w:hAnsi="Times New Roman"/>
-                <w:sz w:val="17"/>
+            <w:tcW w:type="dxa" w:w="855"/>
+            <w:tcBorders>
+              <w:top w:val="single" w:sz="6" w:color="000000"/>
+              <w:bottom w:val="single" w:sz="6" w:color="000000"/>
+              <w:left w:val="nil" w:sz="6" w:color="000000"/>
+              <w:right w:val="nil" w:sz="6" w:color="000000"/>
+            </w:tcBorders>
+          </w:tcPr>
+          <w:p>
+            <w:pPr>
+              <w:jc w:val="center"/>
+            </w:pPr>
+            <w:r/>
+            <w:r>
+              <w:rPr>
+                <w:rFonts w:ascii="Times New Roman" w:hAnsi="Times New Roman"/>
+                <w:sz w:val="16"/>
               </w:rPr>
               <w:t>0,5</w:t>
             </w:r>
@@ -6298,23 +6764,23 @@
         </w:tc>
         <w:tc>
           <w:tcPr>
-            <w:tcW w:type="dxa" w:w="1045"/>
-            <w:tcBorders>
-              <w:top w:val="single" w:sz="6" w:color="000000"/>
-              <w:bottom w:val="single" w:sz="6" w:color="000000"/>
-              <w:left w:val="nil" w:sz="6" w:color="000000"/>
-              <w:right w:val="nil" w:sz="6" w:color="000000"/>
-            </w:tcBorders>
-          </w:tcPr>
-          <w:p>
-            <w:pPr>
-              <w:jc w:val="center"/>
-            </w:pPr>
-            <w:r/>
-            <w:r>
-              <w:rPr>
-                <w:rFonts w:ascii="Times New Roman" w:hAnsi="Times New Roman"/>
-                <w:sz w:val="17"/>
+            <w:tcW w:type="dxa" w:w="855"/>
+            <w:tcBorders>
+              <w:top w:val="single" w:sz="6" w:color="000000"/>
+              <w:bottom w:val="single" w:sz="6" w:color="000000"/>
+              <w:left w:val="nil" w:sz="6" w:color="000000"/>
+              <w:right w:val="nil" w:sz="6" w:color="000000"/>
+            </w:tcBorders>
+          </w:tcPr>
+          <w:p>
+            <w:pPr>
+              <w:jc w:val="center"/>
+            </w:pPr>
+            <w:r/>
+            <w:r>
+              <w:rPr>
+                <w:rFonts w:ascii="Times New Roman" w:hAnsi="Times New Roman"/>
+                <w:sz w:val="16"/>
               </w:rPr>
               <w:t>0,5</w:t>
             </w:r>
@@ -6322,25 +6788,824 @@
         </w:tc>
         <w:tc>
           <w:tcPr>
-            <w:tcW w:type="dxa" w:w="1045"/>
-            <w:tcBorders>
-              <w:top w:val="single" w:sz="6" w:color="000000"/>
-              <w:bottom w:val="single" w:sz="6" w:color="000000"/>
-              <w:left w:val="nil" w:sz="6" w:color="000000"/>
-              <w:right w:val="nil" w:sz="6" w:color="000000"/>
-            </w:tcBorders>
-          </w:tcPr>
-          <w:p>
-            <w:pPr>
-              <w:jc w:val="center"/>
-            </w:pPr>
-            <w:r/>
-            <w:r>
-              <w:rPr>
-                <w:rFonts w:ascii="Times New Roman" w:hAnsi="Times New Roman"/>
-                <w:sz w:val="17"/>
+            <w:tcW w:type="dxa" w:w="855"/>
+            <w:tcBorders>
+              <w:top w:val="single" w:sz="6" w:color="000000"/>
+              <w:bottom w:val="single" w:sz="6" w:color="000000"/>
+              <w:left w:val="nil" w:sz="6" w:color="000000"/>
+              <w:right w:val="nil" w:sz="6" w:color="000000"/>
+            </w:tcBorders>
+          </w:tcPr>
+          <w:p>
+            <w:pPr>
+              <w:jc w:val="center"/>
+            </w:pPr>
+            <w:r/>
+            <w:r>
+              <w:rPr>
+                <w:rFonts w:ascii="Times New Roman" w:hAnsi="Times New Roman"/>
+                <w:sz w:val="16"/>
+              </w:rPr>
+              <w:t>25,8</w:t>
+            </w:r>
+          </w:p>
+        </w:tc>
+        <w:tc>
+          <w:tcPr>
+            <w:tcW w:type="dxa" w:w="855"/>
+            <w:tcBorders>
+              <w:top w:val="single" w:sz="6" w:color="000000"/>
+              <w:bottom w:val="single" w:sz="6" w:color="000000"/>
+              <w:left w:val="nil" w:sz="6" w:color="000000"/>
+              <w:right w:val="nil" w:sz="6" w:color="000000"/>
+            </w:tcBorders>
+          </w:tcPr>
+          <w:p>
+            <w:pPr>
+              <w:jc w:val="center"/>
+            </w:pPr>
+            <w:r/>
+            <w:r>
+              <w:rPr>
+                <w:rFonts w:ascii="Times New Roman" w:hAnsi="Times New Roman"/>
+                <w:sz w:val="16"/>
               </w:rPr>
               <w:t>&lt; 0,001</w:t>
+            </w:r>
+          </w:p>
+        </w:tc>
+        <w:tc>
+          <w:tcPr>
+            <w:tcW w:type="dxa" w:w="855"/>
+            <w:tcBorders>
+              <w:top w:val="single" w:sz="6" w:color="000000"/>
+              <w:bottom w:val="single" w:sz="6" w:color="000000"/>
+              <w:left w:val="nil" w:sz="6" w:color="000000"/>
+              <w:right w:val="nil" w:sz="6" w:color="000000"/>
+            </w:tcBorders>
+          </w:tcPr>
+          <w:p>
+            <w:pPr>
+              <w:jc w:val="center"/>
+            </w:pPr>
+            <w:r/>
+            <w:r>
+              <w:rPr>
+                <w:rFonts w:ascii="Times New Roman" w:hAnsi="Times New Roman"/>
+                <w:sz w:val="16"/>
+              </w:rPr>
+              <w:t>0,23</w:t>
+            </w:r>
+          </w:p>
+        </w:tc>
+      </w:tr>
+    </w:tbl>
+    <w:p>
+      <w:pPr>
+        <w:spacing w:after="0"/>
+      </w:pPr>
+      <w:r>
+        <w:rPr>
+          <w:i/>
+          <w:sz w:val="17"/>
+        </w:rPr>
+        <w:t>W de Kendall = tamanho de efeito do teste de Friedman (0,1 pequeno; 0,3 moderado; 0,5 grande).</w:t>
+      </w:r>
+    </w:p>
+    <w:p>
+      <w:pPr>
+        <w:spacing w:after="120"/>
+      </w:pPr>
+      <w:r>
+        <w:rPr>
+          <w:sz w:val="18"/>
+        </w:rPr>
+        <w:t>Fonte: dados da pesquisa (2026).</w:t>
+      </w:r>
+    </w:p>
+    <w:p>
+      <w:pPr>
+        <w:spacing w:line="360" w:lineRule="auto" w:after="120"/>
+        <w:ind w:firstLine="709"/>
+        <w:jc w:val="both"/>
+      </w:pPr>
+      <w:r>
+        <w:rPr>
+          <w:b w:val="0"/>
+          <w:sz w:val="24"/>
+        </w:rPr>
+        <w:t>As médias diárias, o teste de Friedman e o W de Kendall constam na Tabela 6 (Figuras 1 e 2): houve diferença significativa entre os dias para o vigor (p = 0,022; W = 0,13), a fadiga (p = 0,040; W = 0,12), a tensão (p = 0,039) e a confusão (p = &lt; 0,001), sempre com magnitude pequena a moderada, coerente com um microciclo de acúmulo dentro da faixa funcional.</w:t>
+      </w:r>
+    </w:p>
+    <w:p>
+      <w:pPr>
+        <w:spacing w:before="160" w:after="40"/>
+      </w:pPr>
+      <w:r>
+        <w:rPr>
+          <w:sz w:val="22"/>
+        </w:rPr>
+        <w:t>Tabela 7 – Consistência das medidas repetidas ao longo da semana (coeficiente de correlação intraclasse, ICC).</w:t>
+      </w:r>
+    </w:p>
+    <w:tbl>
+      <w:tblPr>
+        <w:tblW w:type="auto" w:w="0"/>
+        <w:jc w:val="center"/>
+        <w:tblLook w:firstColumn="1" w:firstRow="1" w:lastColumn="0" w:lastRow="0" w:noHBand="0" w:noVBand="1" w:val="04A0"/>
+      </w:tblPr>
+      <w:tblGrid>
+        <w:gridCol w:w="2351"/>
+        <w:gridCol w:w="2351"/>
+        <w:gridCol w:w="2351"/>
+        <w:gridCol w:w="2351"/>
+      </w:tblGrid>
+      <w:tr>
+        <w:tc>
+          <w:tcPr>
+            <w:tcW w:type="dxa" w:w="2351"/>
+            <w:tcBorders>
+              <w:top w:val="single" w:sz="6" w:color="000000"/>
+              <w:bottom w:val="single" w:sz="6" w:color="000000"/>
+              <w:left w:val="nil" w:sz="6" w:color="000000"/>
+              <w:right w:val="nil" w:sz="6" w:color="000000"/>
+            </w:tcBorders>
+          </w:tcPr>
+          <w:p>
+            <w:pPr>
+              <w:jc w:val="center"/>
+            </w:pPr>
+            <w:r/>
+            <w:r>
+              <w:rPr>
+                <w:rFonts w:ascii="Times New Roman" w:hAnsi="Times New Roman"/>
+                <w:b/>
+                <w:sz w:val="18"/>
+              </w:rPr>
+              <w:t>Dimensão</w:t>
+            </w:r>
+          </w:p>
+        </w:tc>
+        <w:tc>
+          <w:tcPr>
+            <w:tcW w:type="dxa" w:w="2351"/>
+            <w:tcBorders>
+              <w:top w:val="single" w:sz="6" w:color="000000"/>
+              <w:bottom w:val="single" w:sz="6" w:color="000000"/>
+              <w:left w:val="nil" w:sz="6" w:color="000000"/>
+              <w:right w:val="nil" w:sz="6" w:color="000000"/>
+            </w:tcBorders>
+          </w:tcPr>
+          <w:p>
+            <w:pPr>
+              <w:jc w:val="center"/>
+            </w:pPr>
+            <w:r/>
+            <w:r>
+              <w:rPr>
+                <w:rFonts w:ascii="Times New Roman" w:hAnsi="Times New Roman"/>
+                <w:b/>
+                <w:sz w:val="18"/>
+              </w:rPr>
+              <w:t>ICC(2,1)</w:t>
+            </w:r>
+          </w:p>
+        </w:tc>
+        <w:tc>
+          <w:tcPr>
+            <w:tcW w:type="dxa" w:w="2351"/>
+            <w:tcBorders>
+              <w:top w:val="single" w:sz="6" w:color="000000"/>
+              <w:bottom w:val="single" w:sz="6" w:color="000000"/>
+              <w:left w:val="nil" w:sz="6" w:color="000000"/>
+              <w:right w:val="nil" w:sz="6" w:color="000000"/>
+            </w:tcBorders>
+          </w:tcPr>
+          <w:p>
+            <w:pPr>
+              <w:jc w:val="center"/>
+            </w:pPr>
+            <w:r/>
+            <w:r>
+              <w:rPr>
+                <w:rFonts w:ascii="Times New Roman" w:hAnsi="Times New Roman"/>
+                <w:b/>
+                <w:sz w:val="18"/>
+              </w:rPr>
+              <w:t>ICC(2,k)</w:t>
+            </w:r>
+          </w:p>
+        </w:tc>
+        <w:tc>
+          <w:tcPr>
+            <w:tcW w:type="dxa" w:w="2351"/>
+            <w:tcBorders>
+              <w:top w:val="single" w:sz="6" w:color="000000"/>
+              <w:bottom w:val="single" w:sz="6" w:color="000000"/>
+              <w:left w:val="nil" w:sz="6" w:color="000000"/>
+              <w:right w:val="nil" w:sz="6" w:color="000000"/>
+            </w:tcBorders>
+          </w:tcPr>
+          <w:p>
+            <w:pPr>
+              <w:jc w:val="center"/>
+            </w:pPr>
+            <w:r/>
+            <w:r>
+              <w:rPr>
+                <w:rFonts w:ascii="Times New Roman" w:hAnsi="Times New Roman"/>
+                <w:b/>
+                <w:sz w:val="18"/>
+              </w:rPr>
+              <w:t>Consistência</w:t>
+            </w:r>
+          </w:p>
+        </w:tc>
+      </w:tr>
+      <w:tr>
+        <w:tc>
+          <w:tcPr>
+            <w:tcW w:type="dxa" w:w="2351"/>
+            <w:tcBorders>
+              <w:top w:val="single" w:sz="6" w:color="000000"/>
+              <w:bottom w:val="single" w:sz="6" w:color="000000"/>
+              <w:left w:val="nil" w:sz="6" w:color="000000"/>
+              <w:right w:val="nil" w:sz="6" w:color="000000"/>
+            </w:tcBorders>
+          </w:tcPr>
+          <w:p>
+            <w:pPr>
+              <w:jc w:val="left"/>
+            </w:pPr>
+            <w:r/>
+            <w:r>
+              <w:rPr>
+                <w:rFonts w:ascii="Times New Roman" w:hAnsi="Times New Roman"/>
+                <w:sz w:val="18"/>
+              </w:rPr>
+              <w:t>Vigor</w:t>
+            </w:r>
+          </w:p>
+        </w:tc>
+        <w:tc>
+          <w:tcPr>
+            <w:tcW w:type="dxa" w:w="2351"/>
+            <w:tcBorders>
+              <w:top w:val="single" w:sz="6" w:color="000000"/>
+              <w:bottom w:val="single" w:sz="6" w:color="000000"/>
+              <w:left w:val="nil" w:sz="6" w:color="000000"/>
+              <w:right w:val="nil" w:sz="6" w:color="000000"/>
+            </w:tcBorders>
+          </w:tcPr>
+          <w:p>
+            <w:pPr>
+              <w:jc w:val="center"/>
+            </w:pPr>
+            <w:r/>
+            <w:r>
+              <w:rPr>
+                <w:rFonts w:ascii="Times New Roman" w:hAnsi="Times New Roman"/>
+                <w:sz w:val="18"/>
+              </w:rPr>
+              <w:t>0,57</w:t>
+            </w:r>
+          </w:p>
+        </w:tc>
+        <w:tc>
+          <w:tcPr>
+            <w:tcW w:type="dxa" w:w="2351"/>
+            <w:tcBorders>
+              <w:top w:val="single" w:sz="6" w:color="000000"/>
+              <w:bottom w:val="single" w:sz="6" w:color="000000"/>
+              <w:left w:val="nil" w:sz="6" w:color="000000"/>
+              <w:right w:val="nil" w:sz="6" w:color="000000"/>
+            </w:tcBorders>
+          </w:tcPr>
+          <w:p>
+            <w:pPr>
+              <w:jc w:val="center"/>
+            </w:pPr>
+            <w:r/>
+            <w:r>
+              <w:rPr>
+                <w:rFonts w:ascii="Times New Roman" w:hAnsi="Times New Roman"/>
+                <w:sz w:val="18"/>
+              </w:rPr>
+              <w:t>0,90</w:t>
+            </w:r>
+          </w:p>
+        </w:tc>
+        <w:tc>
+          <w:tcPr>
+            <w:tcW w:type="dxa" w:w="2351"/>
+            <w:tcBorders>
+              <w:top w:val="single" w:sz="6" w:color="000000"/>
+              <w:bottom w:val="single" w:sz="6" w:color="000000"/>
+              <w:left w:val="nil" w:sz="6" w:color="000000"/>
+              <w:right w:val="nil" w:sz="6" w:color="000000"/>
+            </w:tcBorders>
+          </w:tcPr>
+          <w:p>
+            <w:pPr>
+              <w:jc w:val="center"/>
+            </w:pPr>
+            <w:r/>
+            <w:r>
+              <w:rPr>
+                <w:rFonts w:ascii="Times New Roman" w:hAnsi="Times New Roman"/>
+                <w:sz w:val="18"/>
+              </w:rPr>
+              <w:t>moderada</w:t>
+            </w:r>
+          </w:p>
+        </w:tc>
+      </w:tr>
+      <w:tr>
+        <w:tc>
+          <w:tcPr>
+            <w:tcW w:type="dxa" w:w="2351"/>
+            <w:tcBorders>
+              <w:top w:val="single" w:sz="6" w:color="000000"/>
+              <w:bottom w:val="single" w:sz="6" w:color="000000"/>
+              <w:left w:val="nil" w:sz="6" w:color="000000"/>
+              <w:right w:val="nil" w:sz="6" w:color="000000"/>
+            </w:tcBorders>
+          </w:tcPr>
+          <w:p>
+            <w:pPr>
+              <w:jc w:val="left"/>
+            </w:pPr>
+            <w:r/>
+            <w:r>
+              <w:rPr>
+                <w:rFonts w:ascii="Times New Roman" w:hAnsi="Times New Roman"/>
+                <w:sz w:val="18"/>
+              </w:rPr>
+              <w:t>Fadiga</w:t>
+            </w:r>
+          </w:p>
+        </w:tc>
+        <w:tc>
+          <w:tcPr>
+            <w:tcW w:type="dxa" w:w="2351"/>
+            <w:tcBorders>
+              <w:top w:val="single" w:sz="6" w:color="000000"/>
+              <w:bottom w:val="single" w:sz="6" w:color="000000"/>
+              <w:left w:val="nil" w:sz="6" w:color="000000"/>
+              <w:right w:val="nil" w:sz="6" w:color="000000"/>
+            </w:tcBorders>
+          </w:tcPr>
+          <w:p>
+            <w:pPr>
+              <w:jc w:val="center"/>
+            </w:pPr>
+            <w:r/>
+            <w:r>
+              <w:rPr>
+                <w:rFonts w:ascii="Times New Roman" w:hAnsi="Times New Roman"/>
+                <w:sz w:val="18"/>
+              </w:rPr>
+              <w:t>0,69</w:t>
+            </w:r>
+          </w:p>
+        </w:tc>
+        <w:tc>
+          <w:tcPr>
+            <w:tcW w:type="dxa" w:w="2351"/>
+            <w:tcBorders>
+              <w:top w:val="single" w:sz="6" w:color="000000"/>
+              <w:bottom w:val="single" w:sz="6" w:color="000000"/>
+              <w:left w:val="nil" w:sz="6" w:color="000000"/>
+              <w:right w:val="nil" w:sz="6" w:color="000000"/>
+            </w:tcBorders>
+          </w:tcPr>
+          <w:p>
+            <w:pPr>
+              <w:jc w:val="center"/>
+            </w:pPr>
+            <w:r/>
+            <w:r>
+              <w:rPr>
+                <w:rFonts w:ascii="Times New Roman" w:hAnsi="Times New Roman"/>
+                <w:sz w:val="18"/>
+              </w:rPr>
+              <w:t>0,94</w:t>
+            </w:r>
+          </w:p>
+        </w:tc>
+        <w:tc>
+          <w:tcPr>
+            <w:tcW w:type="dxa" w:w="2351"/>
+            <w:tcBorders>
+              <w:top w:val="single" w:sz="6" w:color="000000"/>
+              <w:bottom w:val="single" w:sz="6" w:color="000000"/>
+              <w:left w:val="nil" w:sz="6" w:color="000000"/>
+              <w:right w:val="nil" w:sz="6" w:color="000000"/>
+            </w:tcBorders>
+          </w:tcPr>
+          <w:p>
+            <w:pPr>
+              <w:jc w:val="center"/>
+            </w:pPr>
+            <w:r/>
+            <w:r>
+              <w:rPr>
+                <w:rFonts w:ascii="Times New Roman" w:hAnsi="Times New Roman"/>
+                <w:sz w:val="18"/>
+              </w:rPr>
+              <w:t>moderada</w:t>
+            </w:r>
+          </w:p>
+        </w:tc>
+      </w:tr>
+      <w:tr>
+        <w:tc>
+          <w:tcPr>
+            <w:tcW w:type="dxa" w:w="2351"/>
+            <w:tcBorders>
+              <w:top w:val="single" w:sz="6" w:color="000000"/>
+              <w:bottom w:val="single" w:sz="6" w:color="000000"/>
+              <w:left w:val="nil" w:sz="6" w:color="000000"/>
+              <w:right w:val="nil" w:sz="6" w:color="000000"/>
+            </w:tcBorders>
+          </w:tcPr>
+          <w:p>
+            <w:pPr>
+              <w:jc w:val="left"/>
+            </w:pPr>
+            <w:r/>
+            <w:r>
+              <w:rPr>
+                <w:rFonts w:ascii="Times New Roman" w:hAnsi="Times New Roman"/>
+                <w:sz w:val="18"/>
+              </w:rPr>
+              <w:t>Tensão</w:t>
+            </w:r>
+          </w:p>
+        </w:tc>
+        <w:tc>
+          <w:tcPr>
+            <w:tcW w:type="dxa" w:w="2351"/>
+            <w:tcBorders>
+              <w:top w:val="single" w:sz="6" w:color="000000"/>
+              <w:bottom w:val="single" w:sz="6" w:color="000000"/>
+              <w:left w:val="nil" w:sz="6" w:color="000000"/>
+              <w:right w:val="nil" w:sz="6" w:color="000000"/>
+            </w:tcBorders>
+          </w:tcPr>
+          <w:p>
+            <w:pPr>
+              <w:jc w:val="center"/>
+            </w:pPr>
+            <w:r/>
+            <w:r>
+              <w:rPr>
+                <w:rFonts w:ascii="Times New Roman" w:hAnsi="Times New Roman"/>
+                <w:sz w:val="18"/>
+              </w:rPr>
+              <w:t>0,67</w:t>
+            </w:r>
+          </w:p>
+        </w:tc>
+        <w:tc>
+          <w:tcPr>
+            <w:tcW w:type="dxa" w:w="2351"/>
+            <w:tcBorders>
+              <w:top w:val="single" w:sz="6" w:color="000000"/>
+              <w:bottom w:val="single" w:sz="6" w:color="000000"/>
+              <w:left w:val="nil" w:sz="6" w:color="000000"/>
+              <w:right w:val="nil" w:sz="6" w:color="000000"/>
+            </w:tcBorders>
+          </w:tcPr>
+          <w:p>
+            <w:pPr>
+              <w:jc w:val="center"/>
+            </w:pPr>
+            <w:r/>
+            <w:r>
+              <w:rPr>
+                <w:rFonts w:ascii="Times New Roman" w:hAnsi="Times New Roman"/>
+                <w:sz w:val="18"/>
+              </w:rPr>
+              <w:t>0,93</w:t>
+            </w:r>
+          </w:p>
+        </w:tc>
+        <w:tc>
+          <w:tcPr>
+            <w:tcW w:type="dxa" w:w="2351"/>
+            <w:tcBorders>
+              <w:top w:val="single" w:sz="6" w:color="000000"/>
+              <w:bottom w:val="single" w:sz="6" w:color="000000"/>
+              <w:left w:val="nil" w:sz="6" w:color="000000"/>
+              <w:right w:val="nil" w:sz="6" w:color="000000"/>
+            </w:tcBorders>
+          </w:tcPr>
+          <w:p>
+            <w:pPr>
+              <w:jc w:val="center"/>
+            </w:pPr>
+            <w:r/>
+            <w:r>
+              <w:rPr>
+                <w:rFonts w:ascii="Times New Roman" w:hAnsi="Times New Roman"/>
+                <w:sz w:val="18"/>
+              </w:rPr>
+              <w:t>moderada</w:t>
+            </w:r>
+          </w:p>
+        </w:tc>
+      </w:tr>
+      <w:tr>
+        <w:tc>
+          <w:tcPr>
+            <w:tcW w:type="dxa" w:w="2351"/>
+            <w:tcBorders>
+              <w:top w:val="single" w:sz="6" w:color="000000"/>
+              <w:bottom w:val="single" w:sz="6" w:color="000000"/>
+              <w:left w:val="nil" w:sz="6" w:color="000000"/>
+              <w:right w:val="nil" w:sz="6" w:color="000000"/>
+            </w:tcBorders>
+          </w:tcPr>
+          <w:p>
+            <w:pPr>
+              <w:jc w:val="left"/>
+            </w:pPr>
+            <w:r/>
+            <w:r>
+              <w:rPr>
+                <w:rFonts w:ascii="Times New Roman" w:hAnsi="Times New Roman"/>
+                <w:sz w:val="18"/>
+              </w:rPr>
+              <w:t>Depressão</w:t>
+            </w:r>
+          </w:p>
+        </w:tc>
+        <w:tc>
+          <w:tcPr>
+            <w:tcW w:type="dxa" w:w="2351"/>
+            <w:tcBorders>
+              <w:top w:val="single" w:sz="6" w:color="000000"/>
+              <w:bottom w:val="single" w:sz="6" w:color="000000"/>
+              <w:left w:val="nil" w:sz="6" w:color="000000"/>
+              <w:right w:val="nil" w:sz="6" w:color="000000"/>
+            </w:tcBorders>
+          </w:tcPr>
+          <w:p>
+            <w:pPr>
+              <w:jc w:val="center"/>
+            </w:pPr>
+            <w:r/>
+            <w:r>
+              <w:rPr>
+                <w:rFonts w:ascii="Times New Roman" w:hAnsi="Times New Roman"/>
+                <w:sz w:val="18"/>
+              </w:rPr>
+              <w:t>0,79</w:t>
+            </w:r>
+          </w:p>
+        </w:tc>
+        <w:tc>
+          <w:tcPr>
+            <w:tcW w:type="dxa" w:w="2351"/>
+            <w:tcBorders>
+              <w:top w:val="single" w:sz="6" w:color="000000"/>
+              <w:bottom w:val="single" w:sz="6" w:color="000000"/>
+              <w:left w:val="nil" w:sz="6" w:color="000000"/>
+              <w:right w:val="nil" w:sz="6" w:color="000000"/>
+            </w:tcBorders>
+          </w:tcPr>
+          <w:p>
+            <w:pPr>
+              <w:jc w:val="center"/>
+            </w:pPr>
+            <w:r/>
+            <w:r>
+              <w:rPr>
+                <w:rFonts w:ascii="Times New Roman" w:hAnsi="Times New Roman"/>
+                <w:sz w:val="18"/>
+              </w:rPr>
+              <w:t>0,96</w:t>
+            </w:r>
+          </w:p>
+        </w:tc>
+        <w:tc>
+          <w:tcPr>
+            <w:tcW w:type="dxa" w:w="2351"/>
+            <w:tcBorders>
+              <w:top w:val="single" w:sz="6" w:color="000000"/>
+              <w:bottom w:val="single" w:sz="6" w:color="000000"/>
+              <w:left w:val="nil" w:sz="6" w:color="000000"/>
+              <w:right w:val="nil" w:sz="6" w:color="000000"/>
+            </w:tcBorders>
+          </w:tcPr>
+          <w:p>
+            <w:pPr>
+              <w:jc w:val="center"/>
+            </w:pPr>
+            <w:r/>
+            <w:r>
+              <w:rPr>
+                <w:rFonts w:ascii="Times New Roman" w:hAnsi="Times New Roman"/>
+                <w:sz w:val="18"/>
+              </w:rPr>
+              <w:t>boa</w:t>
+            </w:r>
+          </w:p>
+        </w:tc>
+      </w:tr>
+      <w:tr>
+        <w:tc>
+          <w:tcPr>
+            <w:tcW w:type="dxa" w:w="2351"/>
+            <w:tcBorders>
+              <w:top w:val="single" w:sz="6" w:color="000000"/>
+              <w:bottom w:val="single" w:sz="6" w:color="000000"/>
+              <w:left w:val="nil" w:sz="6" w:color="000000"/>
+              <w:right w:val="nil" w:sz="6" w:color="000000"/>
+            </w:tcBorders>
+          </w:tcPr>
+          <w:p>
+            <w:pPr>
+              <w:jc w:val="left"/>
+            </w:pPr>
+            <w:r/>
+            <w:r>
+              <w:rPr>
+                <w:rFonts w:ascii="Times New Roman" w:hAnsi="Times New Roman"/>
+                <w:sz w:val="18"/>
+              </w:rPr>
+              <w:t>Raiva</w:t>
+            </w:r>
+          </w:p>
+        </w:tc>
+        <w:tc>
+          <w:tcPr>
+            <w:tcW w:type="dxa" w:w="2351"/>
+            <w:tcBorders>
+              <w:top w:val="single" w:sz="6" w:color="000000"/>
+              <w:bottom w:val="single" w:sz="6" w:color="000000"/>
+              <w:left w:val="nil" w:sz="6" w:color="000000"/>
+              <w:right w:val="nil" w:sz="6" w:color="000000"/>
+            </w:tcBorders>
+          </w:tcPr>
+          <w:p>
+            <w:pPr>
+              <w:jc w:val="center"/>
+            </w:pPr>
+            <w:r/>
+            <w:r>
+              <w:rPr>
+                <w:rFonts w:ascii="Times New Roman" w:hAnsi="Times New Roman"/>
+                <w:sz w:val="18"/>
+              </w:rPr>
+              <w:t>0,37</w:t>
+            </w:r>
+          </w:p>
+        </w:tc>
+        <w:tc>
+          <w:tcPr>
+            <w:tcW w:type="dxa" w:w="2351"/>
+            <w:tcBorders>
+              <w:top w:val="single" w:sz="6" w:color="000000"/>
+              <w:bottom w:val="single" w:sz="6" w:color="000000"/>
+              <w:left w:val="nil" w:sz="6" w:color="000000"/>
+              <w:right w:val="nil" w:sz="6" w:color="000000"/>
+            </w:tcBorders>
+          </w:tcPr>
+          <w:p>
+            <w:pPr>
+              <w:jc w:val="center"/>
+            </w:pPr>
+            <w:r/>
+            <w:r>
+              <w:rPr>
+                <w:rFonts w:ascii="Times New Roman" w:hAnsi="Times New Roman"/>
+                <w:sz w:val="18"/>
+              </w:rPr>
+              <w:t>0,81</w:t>
+            </w:r>
+          </w:p>
+        </w:tc>
+        <w:tc>
+          <w:tcPr>
+            <w:tcW w:type="dxa" w:w="2351"/>
+            <w:tcBorders>
+              <w:top w:val="single" w:sz="6" w:color="000000"/>
+              <w:bottom w:val="single" w:sz="6" w:color="000000"/>
+              <w:left w:val="nil" w:sz="6" w:color="000000"/>
+              <w:right w:val="nil" w:sz="6" w:color="000000"/>
+            </w:tcBorders>
+          </w:tcPr>
+          <w:p>
+            <w:pPr>
+              <w:jc w:val="center"/>
+            </w:pPr>
+            <w:r/>
+            <w:r>
+              <w:rPr>
+                <w:rFonts w:ascii="Times New Roman" w:hAnsi="Times New Roman"/>
+                <w:sz w:val="18"/>
+              </w:rPr>
+              <w:t>pobre</w:t>
+            </w:r>
+          </w:p>
+        </w:tc>
+      </w:tr>
+      <w:tr>
+        <w:tc>
+          <w:tcPr>
+            <w:tcW w:type="dxa" w:w="2351"/>
+            <w:tcBorders>
+              <w:top w:val="single" w:sz="6" w:color="000000"/>
+              <w:bottom w:val="single" w:sz="6" w:color="000000"/>
+              <w:left w:val="nil" w:sz="6" w:color="000000"/>
+              <w:right w:val="nil" w:sz="6" w:color="000000"/>
+            </w:tcBorders>
+          </w:tcPr>
+          <w:p>
+            <w:pPr>
+              <w:jc w:val="left"/>
+            </w:pPr>
+            <w:r/>
+            <w:r>
+              <w:rPr>
+                <w:rFonts w:ascii="Times New Roman" w:hAnsi="Times New Roman"/>
+                <w:sz w:val="18"/>
+              </w:rPr>
+              <w:t>Confusão</w:t>
+            </w:r>
+          </w:p>
+        </w:tc>
+        <w:tc>
+          <w:tcPr>
+            <w:tcW w:type="dxa" w:w="2351"/>
+            <w:tcBorders>
+              <w:top w:val="single" w:sz="6" w:color="000000"/>
+              <w:bottom w:val="single" w:sz="6" w:color="000000"/>
+              <w:left w:val="nil" w:sz="6" w:color="000000"/>
+              <w:right w:val="nil" w:sz="6" w:color="000000"/>
+            </w:tcBorders>
+          </w:tcPr>
+          <w:p>
+            <w:pPr>
+              <w:jc w:val="center"/>
+            </w:pPr>
+            <w:r/>
+            <w:r>
+              <w:rPr>
+                <w:rFonts w:ascii="Times New Roman" w:hAnsi="Times New Roman"/>
+                <w:sz w:val="18"/>
+              </w:rPr>
+              <w:t>0,50</w:t>
+            </w:r>
+          </w:p>
+        </w:tc>
+        <w:tc>
+          <w:tcPr>
+            <w:tcW w:type="dxa" w:w="2351"/>
+            <w:tcBorders>
+              <w:top w:val="single" w:sz="6" w:color="000000"/>
+              <w:bottom w:val="single" w:sz="6" w:color="000000"/>
+              <w:left w:val="nil" w:sz="6" w:color="000000"/>
+              <w:right w:val="nil" w:sz="6" w:color="000000"/>
+            </w:tcBorders>
+          </w:tcPr>
+          <w:p>
+            <w:pPr>
+              <w:jc w:val="center"/>
+            </w:pPr>
+            <w:r/>
+            <w:r>
+              <w:rPr>
+                <w:rFonts w:ascii="Times New Roman" w:hAnsi="Times New Roman"/>
+                <w:sz w:val="18"/>
+              </w:rPr>
+              <w:t>0,87</w:t>
+            </w:r>
+          </w:p>
+        </w:tc>
+        <w:tc>
+          <w:tcPr>
+            <w:tcW w:type="dxa" w:w="2351"/>
+            <w:tcBorders>
+              <w:top w:val="single" w:sz="6" w:color="000000"/>
+              <w:bottom w:val="single" w:sz="6" w:color="000000"/>
+              <w:left w:val="nil" w:sz="6" w:color="000000"/>
+              <w:right w:val="nil" w:sz="6" w:color="000000"/>
+            </w:tcBorders>
+          </w:tcPr>
+          <w:p>
+            <w:pPr>
+              <w:jc w:val="center"/>
+            </w:pPr>
+            <w:r/>
+            <w:r>
+              <w:rPr>
+                <w:rFonts w:ascii="Times New Roman" w:hAnsi="Times New Roman"/>
+                <w:sz w:val="18"/>
+              </w:rPr>
+              <w:t>pobre</w:t>
             </w:r>
           </w:p>
         </w:tc>
@@ -6368,1268 +7633,7 @@
           <w:b w:val="0"/>
           <w:sz w:val="24"/>
         </w:rPr>
-        <w:t>As médias diárias e o teste de Friedman constam na Tabela 6 (Figuras 1 e 2): houve diferença significativa entre os dias para o vigor (p = 0,022), a fadiga (p = 0,040), a tensão (p = 0,039) e a confusão (p = &lt; 0,001).</w:t>
-      </w:r>
-    </w:p>
-    <w:p>
-      <w:pPr>
-        <w:spacing w:before="160" w:after="40"/>
-      </w:pPr>
-      <w:r>
-        <w:rPr>
-          <w:sz w:val="22"/>
-        </w:rPr>
-        <w:t>Tabela 7 – Consistência das medidas repetidas (ICC) e variação entre os sete dias (Friedman e W de Kendall), por dimensão.</w:t>
-      </w:r>
-    </w:p>
-    <w:tbl>
-      <w:tblPr>
-        <w:tblW w:type="auto" w:w="0"/>
-        <w:jc w:val="center"/>
-        <w:tblLook w:firstColumn="1" w:firstRow="1" w:lastColumn="0" w:lastRow="0" w:noHBand="0" w:noVBand="1" w:val="04A0"/>
-      </w:tblPr>
-      <w:tblGrid>
-        <w:gridCol w:w="1344"/>
-        <w:gridCol w:w="1344"/>
-        <w:gridCol w:w="1344"/>
-        <w:gridCol w:w="1344"/>
-        <w:gridCol w:w="1344"/>
-        <w:gridCol w:w="1344"/>
-        <w:gridCol w:w="1344"/>
-      </w:tblGrid>
-      <w:tr>
-        <w:tc>
-          <w:tcPr>
-            <w:tcW w:type="dxa" w:w="1344"/>
-            <w:tcBorders>
-              <w:top w:val="single" w:sz="6" w:color="000000"/>
-              <w:bottom w:val="single" w:sz="6" w:color="000000"/>
-              <w:left w:val="nil" w:sz="6" w:color="000000"/>
-              <w:right w:val="nil" w:sz="6" w:color="000000"/>
-            </w:tcBorders>
-          </w:tcPr>
-          <w:p>
-            <w:pPr>
-              <w:jc w:val="center"/>
-            </w:pPr>
-            <w:r/>
-            <w:r>
-              <w:rPr>
-                <w:rFonts w:ascii="Times New Roman" w:hAnsi="Times New Roman"/>
-                <w:b/>
-                <w:sz w:val="17"/>
-              </w:rPr>
-              <w:t>Dimensão</w:t>
-            </w:r>
-          </w:p>
-        </w:tc>
-        <w:tc>
-          <w:tcPr>
-            <w:tcW w:type="dxa" w:w="1344"/>
-            <w:tcBorders>
-              <w:top w:val="single" w:sz="6" w:color="000000"/>
-              <w:bottom w:val="single" w:sz="6" w:color="000000"/>
-              <w:left w:val="nil" w:sz="6" w:color="000000"/>
-              <w:right w:val="nil" w:sz="6" w:color="000000"/>
-            </w:tcBorders>
-          </w:tcPr>
-          <w:p>
-            <w:pPr>
-              <w:jc w:val="center"/>
-            </w:pPr>
-            <w:r/>
-            <w:r>
-              <w:rPr>
-                <w:rFonts w:ascii="Times New Roman" w:hAnsi="Times New Roman"/>
-                <w:b/>
-                <w:sz w:val="17"/>
-              </w:rPr>
-              <w:t>ICC(2,1)</w:t>
-            </w:r>
-          </w:p>
-        </w:tc>
-        <w:tc>
-          <w:tcPr>
-            <w:tcW w:type="dxa" w:w="1344"/>
-            <w:tcBorders>
-              <w:top w:val="single" w:sz="6" w:color="000000"/>
-              <w:bottom w:val="single" w:sz="6" w:color="000000"/>
-              <w:left w:val="nil" w:sz="6" w:color="000000"/>
-              <w:right w:val="nil" w:sz="6" w:color="000000"/>
-            </w:tcBorders>
-          </w:tcPr>
-          <w:p>
-            <w:pPr>
-              <w:jc w:val="center"/>
-            </w:pPr>
-            <w:r/>
-            <w:r>
-              <w:rPr>
-                <w:rFonts w:ascii="Times New Roman" w:hAnsi="Times New Roman"/>
-                <w:b/>
-                <w:sz w:val="17"/>
-              </w:rPr>
-              <w:t>ICC(2,k)</w:t>
-            </w:r>
-          </w:p>
-        </w:tc>
-        <w:tc>
-          <w:tcPr>
-            <w:tcW w:type="dxa" w:w="1344"/>
-            <w:tcBorders>
-              <w:top w:val="single" w:sz="6" w:color="000000"/>
-              <w:bottom w:val="single" w:sz="6" w:color="000000"/>
-              <w:left w:val="nil" w:sz="6" w:color="000000"/>
-              <w:right w:val="nil" w:sz="6" w:color="000000"/>
-            </w:tcBorders>
-          </w:tcPr>
-          <w:p>
-            <w:pPr>
-              <w:jc w:val="center"/>
-            </w:pPr>
-            <w:r/>
-            <w:r>
-              <w:rPr>
-                <w:rFonts w:ascii="Times New Roman" w:hAnsi="Times New Roman"/>
-                <w:b/>
-                <w:sz w:val="17"/>
-              </w:rPr>
-              <w:t>Consistência</w:t>
-            </w:r>
-          </w:p>
-        </w:tc>
-        <w:tc>
-          <w:tcPr>
-            <w:tcW w:type="dxa" w:w="1344"/>
-            <w:tcBorders>
-              <w:top w:val="single" w:sz="6" w:color="000000"/>
-              <w:bottom w:val="single" w:sz="6" w:color="000000"/>
-              <w:left w:val="nil" w:sz="6" w:color="000000"/>
-              <w:right w:val="nil" w:sz="6" w:color="000000"/>
-            </w:tcBorders>
-          </w:tcPr>
-          <w:p>
-            <w:pPr>
-              <w:jc w:val="center"/>
-            </w:pPr>
-            <w:r/>
-            <w:r>
-              <w:rPr>
-                <w:rFonts w:ascii="Times New Roman" w:hAnsi="Times New Roman"/>
-                <w:b/>
-                <w:sz w:val="17"/>
-              </w:rPr>
-              <w:t>Friedman χ²</w:t>
-            </w:r>
-          </w:p>
-        </w:tc>
-        <w:tc>
-          <w:tcPr>
-            <w:tcW w:type="dxa" w:w="1344"/>
-            <w:tcBorders>
-              <w:top w:val="single" w:sz="6" w:color="000000"/>
-              <w:bottom w:val="single" w:sz="6" w:color="000000"/>
-              <w:left w:val="nil" w:sz="6" w:color="000000"/>
-              <w:right w:val="nil" w:sz="6" w:color="000000"/>
-            </w:tcBorders>
-          </w:tcPr>
-          <w:p>
-            <w:pPr>
-              <w:jc w:val="center"/>
-            </w:pPr>
-            <w:r/>
-            <w:r>
-              <w:rPr>
-                <w:rFonts w:ascii="Times New Roman" w:hAnsi="Times New Roman"/>
-                <w:b/>
-                <w:sz w:val="17"/>
-              </w:rPr>
-              <w:t>p</w:t>
-            </w:r>
-          </w:p>
-        </w:tc>
-        <w:tc>
-          <w:tcPr>
-            <w:tcW w:type="dxa" w:w="1344"/>
-            <w:tcBorders>
-              <w:top w:val="single" w:sz="6" w:color="000000"/>
-              <w:bottom w:val="single" w:sz="6" w:color="000000"/>
-              <w:left w:val="nil" w:sz="6" w:color="000000"/>
-              <w:right w:val="nil" w:sz="6" w:color="000000"/>
-            </w:tcBorders>
-          </w:tcPr>
-          <w:p>
-            <w:pPr>
-              <w:jc w:val="center"/>
-            </w:pPr>
-            <w:r/>
-            <w:r>
-              <w:rPr>
-                <w:rFonts w:ascii="Times New Roman" w:hAnsi="Times New Roman"/>
-                <w:b/>
-                <w:sz w:val="17"/>
-              </w:rPr>
-              <w:t>W de Kendall</w:t>
-            </w:r>
-          </w:p>
-        </w:tc>
-      </w:tr>
-      <w:tr>
-        <w:tc>
-          <w:tcPr>
-            <w:tcW w:type="dxa" w:w="1344"/>
-            <w:tcBorders>
-              <w:top w:val="single" w:sz="6" w:color="000000"/>
-              <w:bottom w:val="single" w:sz="6" w:color="000000"/>
-              <w:left w:val="nil" w:sz="6" w:color="000000"/>
-              <w:right w:val="nil" w:sz="6" w:color="000000"/>
-            </w:tcBorders>
-          </w:tcPr>
-          <w:p>
-            <w:pPr>
-              <w:jc w:val="left"/>
-            </w:pPr>
-            <w:r/>
-            <w:r>
-              <w:rPr>
-                <w:rFonts w:ascii="Times New Roman" w:hAnsi="Times New Roman"/>
-                <w:sz w:val="17"/>
-              </w:rPr>
-              <w:t>Vigor</w:t>
-            </w:r>
-          </w:p>
-        </w:tc>
-        <w:tc>
-          <w:tcPr>
-            <w:tcW w:type="dxa" w:w="1344"/>
-            <w:tcBorders>
-              <w:top w:val="single" w:sz="6" w:color="000000"/>
-              <w:bottom w:val="single" w:sz="6" w:color="000000"/>
-              <w:left w:val="nil" w:sz="6" w:color="000000"/>
-              <w:right w:val="nil" w:sz="6" w:color="000000"/>
-            </w:tcBorders>
-          </w:tcPr>
-          <w:p>
-            <w:pPr>
-              <w:jc w:val="center"/>
-            </w:pPr>
-            <w:r/>
-            <w:r>
-              <w:rPr>
-                <w:rFonts w:ascii="Times New Roman" w:hAnsi="Times New Roman"/>
-                <w:sz w:val="17"/>
-              </w:rPr>
-              <w:t>0,57</w:t>
-            </w:r>
-          </w:p>
-        </w:tc>
-        <w:tc>
-          <w:tcPr>
-            <w:tcW w:type="dxa" w:w="1344"/>
-            <w:tcBorders>
-              <w:top w:val="single" w:sz="6" w:color="000000"/>
-              <w:bottom w:val="single" w:sz="6" w:color="000000"/>
-              <w:left w:val="nil" w:sz="6" w:color="000000"/>
-              <w:right w:val="nil" w:sz="6" w:color="000000"/>
-            </w:tcBorders>
-          </w:tcPr>
-          <w:p>
-            <w:pPr>
-              <w:jc w:val="center"/>
-            </w:pPr>
-            <w:r/>
-            <w:r>
-              <w:rPr>
-                <w:rFonts w:ascii="Times New Roman" w:hAnsi="Times New Roman"/>
-                <w:sz w:val="17"/>
-              </w:rPr>
-              <w:t>0,90</w:t>
-            </w:r>
-          </w:p>
-        </w:tc>
-        <w:tc>
-          <w:tcPr>
-            <w:tcW w:type="dxa" w:w="1344"/>
-            <w:tcBorders>
-              <w:top w:val="single" w:sz="6" w:color="000000"/>
-              <w:bottom w:val="single" w:sz="6" w:color="000000"/>
-              <w:left w:val="nil" w:sz="6" w:color="000000"/>
-              <w:right w:val="nil" w:sz="6" w:color="000000"/>
-            </w:tcBorders>
-          </w:tcPr>
-          <w:p>
-            <w:pPr>
-              <w:jc w:val="center"/>
-            </w:pPr>
-            <w:r/>
-            <w:r>
-              <w:rPr>
-                <w:rFonts w:ascii="Times New Roman" w:hAnsi="Times New Roman"/>
-                <w:sz w:val="17"/>
-              </w:rPr>
-              <w:t>moderada</w:t>
-            </w:r>
-          </w:p>
-        </w:tc>
-        <w:tc>
-          <w:tcPr>
-            <w:tcW w:type="dxa" w:w="1344"/>
-            <w:tcBorders>
-              <w:top w:val="single" w:sz="6" w:color="000000"/>
-              <w:bottom w:val="single" w:sz="6" w:color="000000"/>
-              <w:left w:val="nil" w:sz="6" w:color="000000"/>
-              <w:right w:val="nil" w:sz="6" w:color="000000"/>
-            </w:tcBorders>
-          </w:tcPr>
-          <w:p>
-            <w:pPr>
-              <w:jc w:val="center"/>
-            </w:pPr>
-            <w:r/>
-            <w:r>
-              <w:rPr>
-                <w:rFonts w:ascii="Times New Roman" w:hAnsi="Times New Roman"/>
-                <w:sz w:val="17"/>
-              </w:rPr>
-              <w:t>14,7</w:t>
-            </w:r>
-          </w:p>
-        </w:tc>
-        <w:tc>
-          <w:tcPr>
-            <w:tcW w:type="dxa" w:w="1344"/>
-            <w:tcBorders>
-              <w:top w:val="single" w:sz="6" w:color="000000"/>
-              <w:bottom w:val="single" w:sz="6" w:color="000000"/>
-              <w:left w:val="nil" w:sz="6" w:color="000000"/>
-              <w:right w:val="nil" w:sz="6" w:color="000000"/>
-            </w:tcBorders>
-          </w:tcPr>
-          <w:p>
-            <w:pPr>
-              <w:jc w:val="center"/>
-            </w:pPr>
-            <w:r/>
-            <w:r>
-              <w:rPr>
-                <w:rFonts w:ascii="Times New Roman" w:hAnsi="Times New Roman"/>
-                <w:sz w:val="17"/>
-              </w:rPr>
-              <w:t>0,022</w:t>
-            </w:r>
-          </w:p>
-        </w:tc>
-        <w:tc>
-          <w:tcPr>
-            <w:tcW w:type="dxa" w:w="1344"/>
-            <w:tcBorders>
-              <w:top w:val="single" w:sz="6" w:color="000000"/>
-              <w:bottom w:val="single" w:sz="6" w:color="000000"/>
-              <w:left w:val="nil" w:sz="6" w:color="000000"/>
-              <w:right w:val="nil" w:sz="6" w:color="000000"/>
-            </w:tcBorders>
-          </w:tcPr>
-          <w:p>
-            <w:pPr>
-              <w:jc w:val="center"/>
-            </w:pPr>
-            <w:r/>
-            <w:r>
-              <w:rPr>
-                <w:rFonts w:ascii="Times New Roman" w:hAnsi="Times New Roman"/>
-                <w:sz w:val="17"/>
-              </w:rPr>
-              <w:t>0,13</w:t>
-            </w:r>
-          </w:p>
-        </w:tc>
-      </w:tr>
-      <w:tr>
-        <w:tc>
-          <w:tcPr>
-            <w:tcW w:type="dxa" w:w="1344"/>
-            <w:tcBorders>
-              <w:top w:val="single" w:sz="6" w:color="000000"/>
-              <w:bottom w:val="single" w:sz="6" w:color="000000"/>
-              <w:left w:val="nil" w:sz="6" w:color="000000"/>
-              <w:right w:val="nil" w:sz="6" w:color="000000"/>
-            </w:tcBorders>
-          </w:tcPr>
-          <w:p>
-            <w:pPr>
-              <w:jc w:val="left"/>
-            </w:pPr>
-            <w:r/>
-            <w:r>
-              <w:rPr>
-                <w:rFonts w:ascii="Times New Roman" w:hAnsi="Times New Roman"/>
-                <w:sz w:val="17"/>
-              </w:rPr>
-              <w:t>Fadiga</w:t>
-            </w:r>
-          </w:p>
-        </w:tc>
-        <w:tc>
-          <w:tcPr>
-            <w:tcW w:type="dxa" w:w="1344"/>
-            <w:tcBorders>
-              <w:top w:val="single" w:sz="6" w:color="000000"/>
-              <w:bottom w:val="single" w:sz="6" w:color="000000"/>
-              <w:left w:val="nil" w:sz="6" w:color="000000"/>
-              <w:right w:val="nil" w:sz="6" w:color="000000"/>
-            </w:tcBorders>
-          </w:tcPr>
-          <w:p>
-            <w:pPr>
-              <w:jc w:val="center"/>
-            </w:pPr>
-            <w:r/>
-            <w:r>
-              <w:rPr>
-                <w:rFonts w:ascii="Times New Roman" w:hAnsi="Times New Roman"/>
-                <w:sz w:val="17"/>
-              </w:rPr>
-              <w:t>0,69</w:t>
-            </w:r>
-          </w:p>
-        </w:tc>
-        <w:tc>
-          <w:tcPr>
-            <w:tcW w:type="dxa" w:w="1344"/>
-            <w:tcBorders>
-              <w:top w:val="single" w:sz="6" w:color="000000"/>
-              <w:bottom w:val="single" w:sz="6" w:color="000000"/>
-              <w:left w:val="nil" w:sz="6" w:color="000000"/>
-              <w:right w:val="nil" w:sz="6" w:color="000000"/>
-            </w:tcBorders>
-          </w:tcPr>
-          <w:p>
-            <w:pPr>
-              <w:jc w:val="center"/>
-            </w:pPr>
-            <w:r/>
-            <w:r>
-              <w:rPr>
-                <w:rFonts w:ascii="Times New Roman" w:hAnsi="Times New Roman"/>
-                <w:sz w:val="17"/>
-              </w:rPr>
-              <w:t>0,94</w:t>
-            </w:r>
-          </w:p>
-        </w:tc>
-        <w:tc>
-          <w:tcPr>
-            <w:tcW w:type="dxa" w:w="1344"/>
-            <w:tcBorders>
-              <w:top w:val="single" w:sz="6" w:color="000000"/>
-              <w:bottom w:val="single" w:sz="6" w:color="000000"/>
-              <w:left w:val="nil" w:sz="6" w:color="000000"/>
-              <w:right w:val="nil" w:sz="6" w:color="000000"/>
-            </w:tcBorders>
-          </w:tcPr>
-          <w:p>
-            <w:pPr>
-              <w:jc w:val="center"/>
-            </w:pPr>
-            <w:r/>
-            <w:r>
-              <w:rPr>
-                <w:rFonts w:ascii="Times New Roman" w:hAnsi="Times New Roman"/>
-                <w:sz w:val="17"/>
-              </w:rPr>
-              <w:t>moderada</w:t>
-            </w:r>
-          </w:p>
-        </w:tc>
-        <w:tc>
-          <w:tcPr>
-            <w:tcW w:type="dxa" w:w="1344"/>
-            <w:tcBorders>
-              <w:top w:val="single" w:sz="6" w:color="000000"/>
-              <w:bottom w:val="single" w:sz="6" w:color="000000"/>
-              <w:left w:val="nil" w:sz="6" w:color="000000"/>
-              <w:right w:val="nil" w:sz="6" w:color="000000"/>
-            </w:tcBorders>
-          </w:tcPr>
-          <w:p>
-            <w:pPr>
-              <w:jc w:val="center"/>
-            </w:pPr>
-            <w:r/>
-            <w:r>
-              <w:rPr>
-                <w:rFonts w:ascii="Times New Roman" w:hAnsi="Times New Roman"/>
-                <w:sz w:val="17"/>
-              </w:rPr>
-              <w:t>13,2</w:t>
-            </w:r>
-          </w:p>
-        </w:tc>
-        <w:tc>
-          <w:tcPr>
-            <w:tcW w:type="dxa" w:w="1344"/>
-            <w:tcBorders>
-              <w:top w:val="single" w:sz="6" w:color="000000"/>
-              <w:bottom w:val="single" w:sz="6" w:color="000000"/>
-              <w:left w:val="nil" w:sz="6" w:color="000000"/>
-              <w:right w:val="nil" w:sz="6" w:color="000000"/>
-            </w:tcBorders>
-          </w:tcPr>
-          <w:p>
-            <w:pPr>
-              <w:jc w:val="center"/>
-            </w:pPr>
-            <w:r/>
-            <w:r>
-              <w:rPr>
-                <w:rFonts w:ascii="Times New Roman" w:hAnsi="Times New Roman"/>
-                <w:sz w:val="17"/>
-              </w:rPr>
-              <w:t>0,040</w:t>
-            </w:r>
-          </w:p>
-        </w:tc>
-        <w:tc>
-          <w:tcPr>
-            <w:tcW w:type="dxa" w:w="1344"/>
-            <w:tcBorders>
-              <w:top w:val="single" w:sz="6" w:color="000000"/>
-              <w:bottom w:val="single" w:sz="6" w:color="000000"/>
-              <w:left w:val="nil" w:sz="6" w:color="000000"/>
-              <w:right w:val="nil" w:sz="6" w:color="000000"/>
-            </w:tcBorders>
-          </w:tcPr>
-          <w:p>
-            <w:pPr>
-              <w:jc w:val="center"/>
-            </w:pPr>
-            <w:r/>
-            <w:r>
-              <w:rPr>
-                <w:rFonts w:ascii="Times New Roman" w:hAnsi="Times New Roman"/>
-                <w:sz w:val="17"/>
-              </w:rPr>
-              <w:t>0,12</w:t>
-            </w:r>
-          </w:p>
-        </w:tc>
-      </w:tr>
-      <w:tr>
-        <w:tc>
-          <w:tcPr>
-            <w:tcW w:type="dxa" w:w="1344"/>
-            <w:tcBorders>
-              <w:top w:val="single" w:sz="6" w:color="000000"/>
-              <w:bottom w:val="single" w:sz="6" w:color="000000"/>
-              <w:left w:val="nil" w:sz="6" w:color="000000"/>
-              <w:right w:val="nil" w:sz="6" w:color="000000"/>
-            </w:tcBorders>
-          </w:tcPr>
-          <w:p>
-            <w:pPr>
-              <w:jc w:val="left"/>
-            </w:pPr>
-            <w:r/>
-            <w:r>
-              <w:rPr>
-                <w:rFonts w:ascii="Times New Roman" w:hAnsi="Times New Roman"/>
-                <w:sz w:val="17"/>
-              </w:rPr>
-              <w:t>Tensão</w:t>
-            </w:r>
-          </w:p>
-        </w:tc>
-        <w:tc>
-          <w:tcPr>
-            <w:tcW w:type="dxa" w:w="1344"/>
-            <w:tcBorders>
-              <w:top w:val="single" w:sz="6" w:color="000000"/>
-              <w:bottom w:val="single" w:sz="6" w:color="000000"/>
-              <w:left w:val="nil" w:sz="6" w:color="000000"/>
-              <w:right w:val="nil" w:sz="6" w:color="000000"/>
-            </w:tcBorders>
-          </w:tcPr>
-          <w:p>
-            <w:pPr>
-              <w:jc w:val="center"/>
-            </w:pPr>
-            <w:r/>
-            <w:r>
-              <w:rPr>
-                <w:rFonts w:ascii="Times New Roman" w:hAnsi="Times New Roman"/>
-                <w:sz w:val="17"/>
-              </w:rPr>
-              <w:t>0,67</w:t>
-            </w:r>
-          </w:p>
-        </w:tc>
-        <w:tc>
-          <w:tcPr>
-            <w:tcW w:type="dxa" w:w="1344"/>
-            <w:tcBorders>
-              <w:top w:val="single" w:sz="6" w:color="000000"/>
-              <w:bottom w:val="single" w:sz="6" w:color="000000"/>
-              <w:left w:val="nil" w:sz="6" w:color="000000"/>
-              <w:right w:val="nil" w:sz="6" w:color="000000"/>
-            </w:tcBorders>
-          </w:tcPr>
-          <w:p>
-            <w:pPr>
-              <w:jc w:val="center"/>
-            </w:pPr>
-            <w:r/>
-            <w:r>
-              <w:rPr>
-                <w:rFonts w:ascii="Times New Roman" w:hAnsi="Times New Roman"/>
-                <w:sz w:val="17"/>
-              </w:rPr>
-              <w:t>0,93</w:t>
-            </w:r>
-          </w:p>
-        </w:tc>
-        <w:tc>
-          <w:tcPr>
-            <w:tcW w:type="dxa" w:w="1344"/>
-            <w:tcBorders>
-              <w:top w:val="single" w:sz="6" w:color="000000"/>
-              <w:bottom w:val="single" w:sz="6" w:color="000000"/>
-              <w:left w:val="nil" w:sz="6" w:color="000000"/>
-              <w:right w:val="nil" w:sz="6" w:color="000000"/>
-            </w:tcBorders>
-          </w:tcPr>
-          <w:p>
-            <w:pPr>
-              <w:jc w:val="center"/>
-            </w:pPr>
-            <w:r/>
-            <w:r>
-              <w:rPr>
-                <w:rFonts w:ascii="Times New Roman" w:hAnsi="Times New Roman"/>
-                <w:sz w:val="17"/>
-              </w:rPr>
-              <w:t>moderada</w:t>
-            </w:r>
-          </w:p>
-        </w:tc>
-        <w:tc>
-          <w:tcPr>
-            <w:tcW w:type="dxa" w:w="1344"/>
-            <w:tcBorders>
-              <w:top w:val="single" w:sz="6" w:color="000000"/>
-              <w:bottom w:val="single" w:sz="6" w:color="000000"/>
-              <w:left w:val="nil" w:sz="6" w:color="000000"/>
-              <w:right w:val="nil" w:sz="6" w:color="000000"/>
-            </w:tcBorders>
-          </w:tcPr>
-          <w:p>
-            <w:pPr>
-              <w:jc w:val="center"/>
-            </w:pPr>
-            <w:r/>
-            <w:r>
-              <w:rPr>
-                <w:rFonts w:ascii="Times New Roman" w:hAnsi="Times New Roman"/>
-                <w:sz w:val="17"/>
-              </w:rPr>
-              <w:t>13,2</w:t>
-            </w:r>
-          </w:p>
-        </w:tc>
-        <w:tc>
-          <w:tcPr>
-            <w:tcW w:type="dxa" w:w="1344"/>
-            <w:tcBorders>
-              <w:top w:val="single" w:sz="6" w:color="000000"/>
-              <w:bottom w:val="single" w:sz="6" w:color="000000"/>
-              <w:left w:val="nil" w:sz="6" w:color="000000"/>
-              <w:right w:val="nil" w:sz="6" w:color="000000"/>
-            </w:tcBorders>
-          </w:tcPr>
-          <w:p>
-            <w:pPr>
-              <w:jc w:val="center"/>
-            </w:pPr>
-            <w:r/>
-            <w:r>
-              <w:rPr>
-                <w:rFonts w:ascii="Times New Roman" w:hAnsi="Times New Roman"/>
-                <w:sz w:val="17"/>
-              </w:rPr>
-              <w:t>0,039</w:t>
-            </w:r>
-          </w:p>
-        </w:tc>
-        <w:tc>
-          <w:tcPr>
-            <w:tcW w:type="dxa" w:w="1344"/>
-            <w:tcBorders>
-              <w:top w:val="single" w:sz="6" w:color="000000"/>
-              <w:bottom w:val="single" w:sz="6" w:color="000000"/>
-              <w:left w:val="nil" w:sz="6" w:color="000000"/>
-              <w:right w:val="nil" w:sz="6" w:color="000000"/>
-            </w:tcBorders>
-          </w:tcPr>
-          <w:p>
-            <w:pPr>
-              <w:jc w:val="center"/>
-            </w:pPr>
-            <w:r/>
-            <w:r>
-              <w:rPr>
-                <w:rFonts w:ascii="Times New Roman" w:hAnsi="Times New Roman"/>
-                <w:sz w:val="17"/>
-              </w:rPr>
-              <w:t>0,12</w:t>
-            </w:r>
-          </w:p>
-        </w:tc>
-      </w:tr>
-      <w:tr>
-        <w:tc>
-          <w:tcPr>
-            <w:tcW w:type="dxa" w:w="1344"/>
-            <w:tcBorders>
-              <w:top w:val="single" w:sz="6" w:color="000000"/>
-              <w:bottom w:val="single" w:sz="6" w:color="000000"/>
-              <w:left w:val="nil" w:sz="6" w:color="000000"/>
-              <w:right w:val="nil" w:sz="6" w:color="000000"/>
-            </w:tcBorders>
-          </w:tcPr>
-          <w:p>
-            <w:pPr>
-              <w:jc w:val="left"/>
-            </w:pPr>
-            <w:r/>
-            <w:r>
-              <w:rPr>
-                <w:rFonts w:ascii="Times New Roman" w:hAnsi="Times New Roman"/>
-                <w:sz w:val="17"/>
-              </w:rPr>
-              <w:t>Depressão</w:t>
-            </w:r>
-          </w:p>
-        </w:tc>
-        <w:tc>
-          <w:tcPr>
-            <w:tcW w:type="dxa" w:w="1344"/>
-            <w:tcBorders>
-              <w:top w:val="single" w:sz="6" w:color="000000"/>
-              <w:bottom w:val="single" w:sz="6" w:color="000000"/>
-              <w:left w:val="nil" w:sz="6" w:color="000000"/>
-              <w:right w:val="nil" w:sz="6" w:color="000000"/>
-            </w:tcBorders>
-          </w:tcPr>
-          <w:p>
-            <w:pPr>
-              <w:jc w:val="center"/>
-            </w:pPr>
-            <w:r/>
-            <w:r>
-              <w:rPr>
-                <w:rFonts w:ascii="Times New Roman" w:hAnsi="Times New Roman"/>
-                <w:sz w:val="17"/>
-              </w:rPr>
-              <w:t>0,79</w:t>
-            </w:r>
-          </w:p>
-        </w:tc>
-        <w:tc>
-          <w:tcPr>
-            <w:tcW w:type="dxa" w:w="1344"/>
-            <w:tcBorders>
-              <w:top w:val="single" w:sz="6" w:color="000000"/>
-              <w:bottom w:val="single" w:sz="6" w:color="000000"/>
-              <w:left w:val="nil" w:sz="6" w:color="000000"/>
-              <w:right w:val="nil" w:sz="6" w:color="000000"/>
-            </w:tcBorders>
-          </w:tcPr>
-          <w:p>
-            <w:pPr>
-              <w:jc w:val="center"/>
-            </w:pPr>
-            <w:r/>
-            <w:r>
-              <w:rPr>
-                <w:rFonts w:ascii="Times New Roman" w:hAnsi="Times New Roman"/>
-                <w:sz w:val="17"/>
-              </w:rPr>
-              <w:t>0,96</w:t>
-            </w:r>
-          </w:p>
-        </w:tc>
-        <w:tc>
-          <w:tcPr>
-            <w:tcW w:type="dxa" w:w="1344"/>
-            <w:tcBorders>
-              <w:top w:val="single" w:sz="6" w:color="000000"/>
-              <w:bottom w:val="single" w:sz="6" w:color="000000"/>
-              <w:left w:val="nil" w:sz="6" w:color="000000"/>
-              <w:right w:val="nil" w:sz="6" w:color="000000"/>
-            </w:tcBorders>
-          </w:tcPr>
-          <w:p>
-            <w:pPr>
-              <w:jc w:val="center"/>
-            </w:pPr>
-            <w:r/>
-            <w:r>
-              <w:rPr>
-                <w:rFonts w:ascii="Times New Roman" w:hAnsi="Times New Roman"/>
-                <w:sz w:val="17"/>
-              </w:rPr>
-              <w:t>boa</w:t>
-            </w:r>
-          </w:p>
-        </w:tc>
-        <w:tc>
-          <w:tcPr>
-            <w:tcW w:type="dxa" w:w="1344"/>
-            <w:tcBorders>
-              <w:top w:val="single" w:sz="6" w:color="000000"/>
-              <w:bottom w:val="single" w:sz="6" w:color="000000"/>
-              <w:left w:val="nil" w:sz="6" w:color="000000"/>
-              <w:right w:val="nil" w:sz="6" w:color="000000"/>
-            </w:tcBorders>
-          </w:tcPr>
-          <w:p>
-            <w:pPr>
-              <w:jc w:val="center"/>
-            </w:pPr>
-            <w:r/>
-            <w:r>
-              <w:rPr>
-                <w:rFonts w:ascii="Times New Roman" w:hAnsi="Times New Roman"/>
-                <w:sz w:val="17"/>
-              </w:rPr>
-              <w:t>1,8</w:t>
-            </w:r>
-          </w:p>
-        </w:tc>
-        <w:tc>
-          <w:tcPr>
-            <w:tcW w:type="dxa" w:w="1344"/>
-            <w:tcBorders>
-              <w:top w:val="single" w:sz="6" w:color="000000"/>
-              <w:bottom w:val="single" w:sz="6" w:color="000000"/>
-              <w:left w:val="nil" w:sz="6" w:color="000000"/>
-              <w:right w:val="nil" w:sz="6" w:color="000000"/>
-            </w:tcBorders>
-          </w:tcPr>
-          <w:p>
-            <w:pPr>
-              <w:jc w:val="center"/>
-            </w:pPr>
-            <w:r/>
-            <w:r>
-              <w:rPr>
-                <w:rFonts w:ascii="Times New Roman" w:hAnsi="Times New Roman"/>
-                <w:sz w:val="17"/>
-              </w:rPr>
-              <w:t>0,936</w:t>
-            </w:r>
-          </w:p>
-        </w:tc>
-        <w:tc>
-          <w:tcPr>
-            <w:tcW w:type="dxa" w:w="1344"/>
-            <w:tcBorders>
-              <w:top w:val="single" w:sz="6" w:color="000000"/>
-              <w:bottom w:val="single" w:sz="6" w:color="000000"/>
-              <w:left w:val="nil" w:sz="6" w:color="000000"/>
-              <w:right w:val="nil" w:sz="6" w:color="000000"/>
-            </w:tcBorders>
-          </w:tcPr>
-          <w:p>
-            <w:pPr>
-              <w:jc w:val="center"/>
-            </w:pPr>
-            <w:r/>
-            <w:r>
-              <w:rPr>
-                <w:rFonts w:ascii="Times New Roman" w:hAnsi="Times New Roman"/>
-                <w:sz w:val="17"/>
-              </w:rPr>
-              <w:t>0,02</w:t>
-            </w:r>
-          </w:p>
-        </w:tc>
-      </w:tr>
-      <w:tr>
-        <w:tc>
-          <w:tcPr>
-            <w:tcW w:type="dxa" w:w="1344"/>
-            <w:tcBorders>
-              <w:top w:val="single" w:sz="6" w:color="000000"/>
-              <w:bottom w:val="single" w:sz="6" w:color="000000"/>
-              <w:left w:val="nil" w:sz="6" w:color="000000"/>
-              <w:right w:val="nil" w:sz="6" w:color="000000"/>
-            </w:tcBorders>
-          </w:tcPr>
-          <w:p>
-            <w:pPr>
-              <w:jc w:val="left"/>
-            </w:pPr>
-            <w:r/>
-            <w:r>
-              <w:rPr>
-                <w:rFonts w:ascii="Times New Roman" w:hAnsi="Times New Roman"/>
-                <w:sz w:val="17"/>
-              </w:rPr>
-              <w:t>Raiva</w:t>
-            </w:r>
-          </w:p>
-        </w:tc>
-        <w:tc>
-          <w:tcPr>
-            <w:tcW w:type="dxa" w:w="1344"/>
-            <w:tcBorders>
-              <w:top w:val="single" w:sz="6" w:color="000000"/>
-              <w:bottom w:val="single" w:sz="6" w:color="000000"/>
-              <w:left w:val="nil" w:sz="6" w:color="000000"/>
-              <w:right w:val="nil" w:sz="6" w:color="000000"/>
-            </w:tcBorders>
-          </w:tcPr>
-          <w:p>
-            <w:pPr>
-              <w:jc w:val="center"/>
-            </w:pPr>
-            <w:r/>
-            <w:r>
-              <w:rPr>
-                <w:rFonts w:ascii="Times New Roman" w:hAnsi="Times New Roman"/>
-                <w:sz w:val="17"/>
-              </w:rPr>
-              <w:t>0,37</w:t>
-            </w:r>
-          </w:p>
-        </w:tc>
-        <w:tc>
-          <w:tcPr>
-            <w:tcW w:type="dxa" w:w="1344"/>
-            <w:tcBorders>
-              <w:top w:val="single" w:sz="6" w:color="000000"/>
-              <w:bottom w:val="single" w:sz="6" w:color="000000"/>
-              <w:left w:val="nil" w:sz="6" w:color="000000"/>
-              <w:right w:val="nil" w:sz="6" w:color="000000"/>
-            </w:tcBorders>
-          </w:tcPr>
-          <w:p>
-            <w:pPr>
-              <w:jc w:val="center"/>
-            </w:pPr>
-            <w:r/>
-            <w:r>
-              <w:rPr>
-                <w:rFonts w:ascii="Times New Roman" w:hAnsi="Times New Roman"/>
-                <w:sz w:val="17"/>
-              </w:rPr>
-              <w:t>0,81</w:t>
-            </w:r>
-          </w:p>
-        </w:tc>
-        <w:tc>
-          <w:tcPr>
-            <w:tcW w:type="dxa" w:w="1344"/>
-            <w:tcBorders>
-              <w:top w:val="single" w:sz="6" w:color="000000"/>
-              <w:bottom w:val="single" w:sz="6" w:color="000000"/>
-              <w:left w:val="nil" w:sz="6" w:color="000000"/>
-              <w:right w:val="nil" w:sz="6" w:color="000000"/>
-            </w:tcBorders>
-          </w:tcPr>
-          <w:p>
-            <w:pPr>
-              <w:jc w:val="center"/>
-            </w:pPr>
-            <w:r/>
-            <w:r>
-              <w:rPr>
-                <w:rFonts w:ascii="Times New Roman" w:hAnsi="Times New Roman"/>
-                <w:sz w:val="17"/>
-              </w:rPr>
-              <w:t>pobre</w:t>
-            </w:r>
-          </w:p>
-        </w:tc>
-        <w:tc>
-          <w:tcPr>
-            <w:tcW w:type="dxa" w:w="1344"/>
-            <w:tcBorders>
-              <w:top w:val="single" w:sz="6" w:color="000000"/>
-              <w:bottom w:val="single" w:sz="6" w:color="000000"/>
-              <w:left w:val="nil" w:sz="6" w:color="000000"/>
-              <w:right w:val="nil" w:sz="6" w:color="000000"/>
-            </w:tcBorders>
-          </w:tcPr>
-          <w:p>
-            <w:pPr>
-              <w:jc w:val="center"/>
-            </w:pPr>
-            <w:r/>
-            <w:r>
-              <w:rPr>
-                <w:rFonts w:ascii="Times New Roman" w:hAnsi="Times New Roman"/>
-                <w:sz w:val="17"/>
-              </w:rPr>
-              <w:t>12,3</w:t>
-            </w:r>
-          </w:p>
-        </w:tc>
-        <w:tc>
-          <w:tcPr>
-            <w:tcW w:type="dxa" w:w="1344"/>
-            <w:tcBorders>
-              <w:top w:val="single" w:sz="6" w:color="000000"/>
-              <w:bottom w:val="single" w:sz="6" w:color="000000"/>
-              <w:left w:val="nil" w:sz="6" w:color="000000"/>
-              <w:right w:val="nil" w:sz="6" w:color="000000"/>
-            </w:tcBorders>
-          </w:tcPr>
-          <w:p>
-            <w:pPr>
-              <w:jc w:val="center"/>
-            </w:pPr>
-            <w:r/>
-            <w:r>
-              <w:rPr>
-                <w:rFonts w:ascii="Times New Roman" w:hAnsi="Times New Roman"/>
-                <w:sz w:val="17"/>
-              </w:rPr>
-              <w:t>0,056</w:t>
-            </w:r>
-          </w:p>
-        </w:tc>
-        <w:tc>
-          <w:tcPr>
-            <w:tcW w:type="dxa" w:w="1344"/>
-            <w:tcBorders>
-              <w:top w:val="single" w:sz="6" w:color="000000"/>
-              <w:bottom w:val="single" w:sz="6" w:color="000000"/>
-              <w:left w:val="nil" w:sz="6" w:color="000000"/>
-              <w:right w:val="nil" w:sz="6" w:color="000000"/>
-            </w:tcBorders>
-          </w:tcPr>
-          <w:p>
-            <w:pPr>
-              <w:jc w:val="center"/>
-            </w:pPr>
-            <w:r/>
-            <w:r>
-              <w:rPr>
-                <w:rFonts w:ascii="Times New Roman" w:hAnsi="Times New Roman"/>
-                <w:sz w:val="17"/>
-              </w:rPr>
-              <w:t>0,11</w:t>
-            </w:r>
-          </w:p>
-        </w:tc>
-      </w:tr>
-      <w:tr>
-        <w:tc>
-          <w:tcPr>
-            <w:tcW w:type="dxa" w:w="1344"/>
-            <w:tcBorders>
-              <w:top w:val="single" w:sz="6" w:color="000000"/>
-              <w:bottom w:val="single" w:sz="6" w:color="000000"/>
-              <w:left w:val="nil" w:sz="6" w:color="000000"/>
-              <w:right w:val="nil" w:sz="6" w:color="000000"/>
-            </w:tcBorders>
-          </w:tcPr>
-          <w:p>
-            <w:pPr>
-              <w:jc w:val="left"/>
-            </w:pPr>
-            <w:r/>
-            <w:r>
-              <w:rPr>
-                <w:rFonts w:ascii="Times New Roman" w:hAnsi="Times New Roman"/>
-                <w:sz w:val="17"/>
-              </w:rPr>
-              <w:t>Confusão</w:t>
-            </w:r>
-          </w:p>
-        </w:tc>
-        <w:tc>
-          <w:tcPr>
-            <w:tcW w:type="dxa" w:w="1344"/>
-            <w:tcBorders>
-              <w:top w:val="single" w:sz="6" w:color="000000"/>
-              <w:bottom w:val="single" w:sz="6" w:color="000000"/>
-              <w:left w:val="nil" w:sz="6" w:color="000000"/>
-              <w:right w:val="nil" w:sz="6" w:color="000000"/>
-            </w:tcBorders>
-          </w:tcPr>
-          <w:p>
-            <w:pPr>
-              <w:jc w:val="center"/>
-            </w:pPr>
-            <w:r/>
-            <w:r>
-              <w:rPr>
-                <w:rFonts w:ascii="Times New Roman" w:hAnsi="Times New Roman"/>
-                <w:sz w:val="17"/>
-              </w:rPr>
-              <w:t>0,50</w:t>
-            </w:r>
-          </w:p>
-        </w:tc>
-        <w:tc>
-          <w:tcPr>
-            <w:tcW w:type="dxa" w:w="1344"/>
-            <w:tcBorders>
-              <w:top w:val="single" w:sz="6" w:color="000000"/>
-              <w:bottom w:val="single" w:sz="6" w:color="000000"/>
-              <w:left w:val="nil" w:sz="6" w:color="000000"/>
-              <w:right w:val="nil" w:sz="6" w:color="000000"/>
-            </w:tcBorders>
-          </w:tcPr>
-          <w:p>
-            <w:pPr>
-              <w:jc w:val="center"/>
-            </w:pPr>
-            <w:r/>
-            <w:r>
-              <w:rPr>
-                <w:rFonts w:ascii="Times New Roman" w:hAnsi="Times New Roman"/>
-                <w:sz w:val="17"/>
-              </w:rPr>
-              <w:t>0,87</w:t>
-            </w:r>
-          </w:p>
-        </w:tc>
-        <w:tc>
-          <w:tcPr>
-            <w:tcW w:type="dxa" w:w="1344"/>
-            <w:tcBorders>
-              <w:top w:val="single" w:sz="6" w:color="000000"/>
-              <w:bottom w:val="single" w:sz="6" w:color="000000"/>
-              <w:left w:val="nil" w:sz="6" w:color="000000"/>
-              <w:right w:val="nil" w:sz="6" w:color="000000"/>
-            </w:tcBorders>
-          </w:tcPr>
-          <w:p>
-            <w:pPr>
-              <w:jc w:val="center"/>
-            </w:pPr>
-            <w:r/>
-            <w:r>
-              <w:rPr>
-                <w:rFonts w:ascii="Times New Roman" w:hAnsi="Times New Roman"/>
-                <w:sz w:val="17"/>
-              </w:rPr>
-              <w:t>pobre</w:t>
-            </w:r>
-          </w:p>
-        </w:tc>
-        <w:tc>
-          <w:tcPr>
-            <w:tcW w:type="dxa" w:w="1344"/>
-            <w:tcBorders>
-              <w:top w:val="single" w:sz="6" w:color="000000"/>
-              <w:bottom w:val="single" w:sz="6" w:color="000000"/>
-              <w:left w:val="nil" w:sz="6" w:color="000000"/>
-              <w:right w:val="nil" w:sz="6" w:color="000000"/>
-            </w:tcBorders>
-          </w:tcPr>
-          <w:p>
-            <w:pPr>
-              <w:jc w:val="center"/>
-            </w:pPr>
-            <w:r/>
-            <w:r>
-              <w:rPr>
-                <w:rFonts w:ascii="Times New Roman" w:hAnsi="Times New Roman"/>
-                <w:sz w:val="17"/>
-              </w:rPr>
-              <w:t>25,8</w:t>
-            </w:r>
-          </w:p>
-        </w:tc>
-        <w:tc>
-          <w:tcPr>
-            <w:tcW w:type="dxa" w:w="1344"/>
-            <w:tcBorders>
-              <w:top w:val="single" w:sz="6" w:color="000000"/>
-              <w:bottom w:val="single" w:sz="6" w:color="000000"/>
-              <w:left w:val="nil" w:sz="6" w:color="000000"/>
-              <w:right w:val="nil" w:sz="6" w:color="000000"/>
-            </w:tcBorders>
-          </w:tcPr>
-          <w:p>
-            <w:pPr>
-              <w:jc w:val="center"/>
-            </w:pPr>
-            <w:r/>
-            <w:r>
-              <w:rPr>
-                <w:rFonts w:ascii="Times New Roman" w:hAnsi="Times New Roman"/>
-                <w:sz w:val="17"/>
-              </w:rPr>
-              <w:t>&lt; 0,001</w:t>
-            </w:r>
-          </w:p>
-        </w:tc>
-        <w:tc>
-          <w:tcPr>
-            <w:tcW w:type="dxa" w:w="1344"/>
-            <w:tcBorders>
-              <w:top w:val="single" w:sz="6" w:color="000000"/>
-              <w:bottom w:val="single" w:sz="6" w:color="000000"/>
-              <w:left w:val="nil" w:sz="6" w:color="000000"/>
-              <w:right w:val="nil" w:sz="6" w:color="000000"/>
-            </w:tcBorders>
-          </w:tcPr>
-          <w:p>
-            <w:pPr>
-              <w:jc w:val="center"/>
-            </w:pPr>
-            <w:r/>
-            <w:r>
-              <w:rPr>
-                <w:rFonts w:ascii="Times New Roman" w:hAnsi="Times New Roman"/>
-                <w:sz w:val="17"/>
-              </w:rPr>
-              <w:t>0,23</w:t>
-            </w:r>
-          </w:p>
-        </w:tc>
-      </w:tr>
-    </w:tbl>
-    <w:p>
-      <w:pPr>
-        <w:spacing w:after="0"/>
-      </w:pPr>
-      <w:r>
-        <w:rPr>
-          <w:i/>
-          <w:sz w:val="17"/>
-        </w:rPr>
-        <w:t>ICC = coeficiente de correlação intraclasse; W de Kendall = tamanho de efeito do teste de Friedman (0,1 pequeno; 0,3 moderado; 0,5 grande).</w:t>
-      </w:r>
-    </w:p>
-    <w:p>
-      <w:pPr>
-        <w:spacing w:after="120"/>
-      </w:pPr>
-      <w:r>
-        <w:rPr>
-          <w:sz w:val="18"/>
-        </w:rPr>
-        <w:t>Fonte: dados da pesquisa (2026).</w:t>
-      </w:r>
-    </w:p>
-    <w:p>
-      <w:pPr>
-        <w:spacing w:line="360" w:lineRule="auto" w:after="120"/>
-        <w:ind w:firstLine="709"/>
-        <w:jc w:val="both"/>
-      </w:pPr>
-      <w:r>
-        <w:rPr>
-          <w:b w:val="0"/>
-          <w:sz w:val="24"/>
-        </w:rPr>
-        <w:t>A Tabela 7 apresenta a consistência das medidas repetidas (ICC) e o tamanho de efeito da variação entre os dias (W de Kendall): a consistência ao longo da semana foi moderada a boa (mais baixa para a raiva e a confusão, dimensões mais reativas), e a variação entre os dias, embora significativa no eixo energia–fadiga, teve magnitude pequena a moderada — coerente com um microciclo de acúmulo dentro da faixa funcional.</w:t>
+        <w:t>A consistência das medidas repetidas (Tabela 7) foi moderada a boa, sendo mais baixa para a raiva e a confusão — dimensões mais reativas dia a dia.</w:t>
       </w:r>
     </w:p>
     <w:p>
@@ -8541,7 +8545,7 @@
           <w:b w:val="0"/>
           <w:sz w:val="24"/>
         </w:rPr>
-        <w:t>Comparando todos os dias entre si (pós-teste de Tukey; Tabela 8; Figura 3), o vigor diferiu significativamente em 7 dos 21 pares de dias e a fadiga em 8 — sempre no sentido de piora em relação aos primeiros dias —, confirmando a deterioração progressiva do eixo energia–fadiga ao longo da semana.</w:t>
+        <w:t>Comparando todos os dias entre si (pós-teste de Tukey; Tabela 8; Figura 3), o vigor diferiu significativamente em 7 dos 21 pares de dias e a fadiga em 8 — sempre no sentido de piora em relação aos primeiros dias —, confirmando a deterioração progressiva do eixo energia–fadiga.</w:t>
       </w:r>
     </w:p>
     <w:p>
@@ -8553,7 +8557,7 @@
           <w:b/>
           <w:sz w:val="24"/>
         </w:rPr>
-        <w:t>4.6 Confirmação por análise multivariada (MANOVA em escores T)</w:t>
+        <w:t>3.6 Confirmação por análise multivariada (MANOVA em escores T)</w:t>
       </w:r>
     </w:p>
     <w:p>
@@ -10229,7 +10233,7 @@
           <w:b/>
           <w:sz w:val="24"/>
         </w:rPr>
-        <w:t>4.7 Dias de maior expressão de cada estado de humor</w:t>
+        <w:t>3.7 Dias de maior expressão de cada estado de humor</w:t>
       </w:r>
     </w:p>
     <w:p>
@@ -11272,7 +11276,7 @@
           <w:b/>
           <w:sz w:val="24"/>
         </w:rPr>
-        <w:t>4.8 Comportamento individual de cada variável e suas relações</w:t>
+        <w:t>3.8 Comportamento individual de cada variável e suas relações</w:t>
       </w:r>
     </w:p>
     <w:p>
@@ -12171,7 +12175,7 @@
           <w:b/>
           <w:sz w:val="24"/>
         </w:rPr>
-        <w:t>4.9 Classificação dos perfis de humor</w:t>
+        <w:t>3.9 Classificação dos perfis de humor</w:t>
       </w:r>
     </w:p>
     <w:p>
@@ -12815,7 +12819,7 @@
           <w:b/>
           <w:sz w:val="24"/>
         </w:rPr>
-        <w:t>4.10 Aptidão intermitente (T-CAR) e limiar de pico de velocidade</w:t>
+        <w:t>3.10 Aptidão intermitente (T-CAR) e limiar de pico de velocidade</w:t>
       </w:r>
     </w:p>
     <w:p>
@@ -12990,7 +12994,7 @@
                 <w:rFonts w:ascii="Times New Roman" w:hAnsi="Times New Roman"/>
                 <w:sz w:val="17"/>
               </w:rPr>
-              <w:t>T-CAR1 – pico de velocidade (km/h)</w:t>
+              <w:t>Pico de velocidade — T-CAR (km/h)</w:t>
             </w:r>
           </w:p>
         </w:tc>
@@ -13087,250 +13091,6 @@
                 <w:sz w:val="17"/>
               </w:rPr>
               <w:t>13,2–17,5</w:t>
-            </w:r>
-          </w:p>
-        </w:tc>
-      </w:tr>
-      <w:tr>
-        <w:tc>
-          <w:tcPr>
-            <w:tcW w:type="dxa" w:w="1881"/>
-            <w:tcBorders>
-              <w:top w:val="single" w:sz="6" w:color="000000"/>
-              <w:bottom w:val="single" w:sz="6" w:color="000000"/>
-              <w:left w:val="nil" w:sz="6" w:color="000000"/>
-              <w:right w:val="nil" w:sz="6" w:color="000000"/>
-            </w:tcBorders>
-          </w:tcPr>
-          <w:p>
-            <w:pPr>
-              <w:jc w:val="left"/>
-            </w:pPr>
-            <w:r/>
-            <w:r>
-              <w:rPr>
-                <w:rFonts w:ascii="Times New Roman" w:hAnsi="Times New Roman"/>
-                <w:sz w:val="17"/>
-              </w:rPr>
-              <w:t>T-CAR2 – pico de velocidade (km/h)</w:t>
-            </w:r>
-          </w:p>
-        </w:tc>
-        <w:tc>
-          <w:tcPr>
-            <w:tcW w:type="dxa" w:w="1881"/>
-            <w:tcBorders>
-              <w:top w:val="single" w:sz="6" w:color="000000"/>
-              <w:bottom w:val="single" w:sz="6" w:color="000000"/>
-              <w:left w:val="nil" w:sz="6" w:color="000000"/>
-              <w:right w:val="nil" w:sz="6" w:color="000000"/>
-            </w:tcBorders>
-          </w:tcPr>
-          <w:p>
-            <w:pPr>
-              <w:jc w:val="center"/>
-            </w:pPr>
-            <w:r/>
-            <w:r>
-              <w:rPr>
-                <w:rFonts w:ascii="Times New Roman" w:hAnsi="Times New Roman"/>
-                <w:sz w:val="17"/>
-              </w:rPr>
-              <w:t>26</w:t>
-            </w:r>
-          </w:p>
-        </w:tc>
-        <w:tc>
-          <w:tcPr>
-            <w:tcW w:type="dxa" w:w="1881"/>
-            <w:tcBorders>
-              <w:top w:val="single" w:sz="6" w:color="000000"/>
-              <w:bottom w:val="single" w:sz="6" w:color="000000"/>
-              <w:left w:val="nil" w:sz="6" w:color="000000"/>
-              <w:right w:val="nil" w:sz="6" w:color="000000"/>
-            </w:tcBorders>
-          </w:tcPr>
-          <w:p>
-            <w:pPr>
-              <w:jc w:val="center"/>
-            </w:pPr>
-            <w:r/>
-            <w:r>
-              <w:rPr>
-                <w:rFonts w:ascii="Times New Roman" w:hAnsi="Times New Roman"/>
-                <w:sz w:val="17"/>
-              </w:rPr>
-              <w:t>15,9</w:t>
-            </w:r>
-          </w:p>
-        </w:tc>
-        <w:tc>
-          <w:tcPr>
-            <w:tcW w:type="dxa" w:w="1881"/>
-            <w:tcBorders>
-              <w:top w:val="single" w:sz="6" w:color="000000"/>
-              <w:bottom w:val="single" w:sz="6" w:color="000000"/>
-              <w:left w:val="nil" w:sz="6" w:color="000000"/>
-              <w:right w:val="nil" w:sz="6" w:color="000000"/>
-            </w:tcBorders>
-          </w:tcPr>
-          <w:p>
-            <w:pPr>
-              <w:jc w:val="center"/>
-            </w:pPr>
-            <w:r/>
-            <w:r>
-              <w:rPr>
-                <w:rFonts w:ascii="Times New Roman" w:hAnsi="Times New Roman"/>
-                <w:sz w:val="17"/>
-              </w:rPr>
-              <w:t>1,1</w:t>
-            </w:r>
-          </w:p>
-        </w:tc>
-        <w:tc>
-          <w:tcPr>
-            <w:tcW w:type="dxa" w:w="1881"/>
-            <w:tcBorders>
-              <w:top w:val="single" w:sz="6" w:color="000000"/>
-              <w:bottom w:val="single" w:sz="6" w:color="000000"/>
-              <w:left w:val="nil" w:sz="6" w:color="000000"/>
-              <w:right w:val="nil" w:sz="6" w:color="000000"/>
-            </w:tcBorders>
-          </w:tcPr>
-          <w:p>
-            <w:pPr>
-              <w:jc w:val="center"/>
-            </w:pPr>
-            <w:r/>
-            <w:r>
-              <w:rPr>
-                <w:rFonts w:ascii="Times New Roman" w:hAnsi="Times New Roman"/>
-                <w:sz w:val="17"/>
-              </w:rPr>
-              <w:t>13,8–18,7</w:t>
-            </w:r>
-          </w:p>
-        </w:tc>
-      </w:tr>
-      <w:tr>
-        <w:tc>
-          <w:tcPr>
-            <w:tcW w:type="dxa" w:w="1881"/>
-            <w:tcBorders>
-              <w:top w:val="single" w:sz="6" w:color="000000"/>
-              <w:bottom w:val="single" w:sz="6" w:color="000000"/>
-              <w:left w:val="nil" w:sz="6" w:color="000000"/>
-              <w:right w:val="nil" w:sz="6" w:color="000000"/>
-            </w:tcBorders>
-          </w:tcPr>
-          <w:p>
-            <w:pPr>
-              <w:jc w:val="left"/>
-            </w:pPr>
-            <w:r/>
-            <w:r>
-              <w:rPr>
-                <w:rFonts w:ascii="Times New Roman" w:hAnsi="Times New Roman"/>
-                <w:sz w:val="17"/>
-              </w:rPr>
-              <w:t>ΔPV – ganho na pré-temporada (km/h)</w:t>
-            </w:r>
-          </w:p>
-        </w:tc>
-        <w:tc>
-          <w:tcPr>
-            <w:tcW w:type="dxa" w:w="1881"/>
-            <w:tcBorders>
-              <w:top w:val="single" w:sz="6" w:color="000000"/>
-              <w:bottom w:val="single" w:sz="6" w:color="000000"/>
-              <w:left w:val="nil" w:sz="6" w:color="000000"/>
-              <w:right w:val="nil" w:sz="6" w:color="000000"/>
-            </w:tcBorders>
-          </w:tcPr>
-          <w:p>
-            <w:pPr>
-              <w:jc w:val="center"/>
-            </w:pPr>
-            <w:r/>
-            <w:r>
-              <w:rPr>
-                <w:rFonts w:ascii="Times New Roman" w:hAnsi="Times New Roman"/>
-                <w:sz w:val="17"/>
-              </w:rPr>
-              <w:t>25</w:t>
-            </w:r>
-          </w:p>
-        </w:tc>
-        <w:tc>
-          <w:tcPr>
-            <w:tcW w:type="dxa" w:w="1881"/>
-            <w:tcBorders>
-              <w:top w:val="single" w:sz="6" w:color="000000"/>
-              <w:bottom w:val="single" w:sz="6" w:color="000000"/>
-              <w:left w:val="nil" w:sz="6" w:color="000000"/>
-              <w:right w:val="nil" w:sz="6" w:color="000000"/>
-            </w:tcBorders>
-          </w:tcPr>
-          <w:p>
-            <w:pPr>
-              <w:jc w:val="center"/>
-            </w:pPr>
-            <w:r/>
-            <w:r>
-              <w:rPr>
-                <w:rFonts w:ascii="Times New Roman" w:hAnsi="Times New Roman"/>
-                <w:sz w:val="17"/>
-              </w:rPr>
-              <w:t>0,9</w:t>
-            </w:r>
-          </w:p>
-        </w:tc>
-        <w:tc>
-          <w:tcPr>
-            <w:tcW w:type="dxa" w:w="1881"/>
-            <w:tcBorders>
-              <w:top w:val="single" w:sz="6" w:color="000000"/>
-              <w:bottom w:val="single" w:sz="6" w:color="000000"/>
-              <w:left w:val="nil" w:sz="6" w:color="000000"/>
-              <w:right w:val="nil" w:sz="6" w:color="000000"/>
-            </w:tcBorders>
-          </w:tcPr>
-          <w:p>
-            <w:pPr>
-              <w:jc w:val="center"/>
-            </w:pPr>
-            <w:r/>
-            <w:r>
-              <w:rPr>
-                <w:rFonts w:ascii="Times New Roman" w:hAnsi="Times New Roman"/>
-                <w:sz w:val="17"/>
-              </w:rPr>
-              <w:t>0,7</w:t>
-            </w:r>
-          </w:p>
-        </w:tc>
-        <w:tc>
-          <w:tcPr>
-            <w:tcW w:type="dxa" w:w="1881"/>
-            <w:tcBorders>
-              <w:top w:val="single" w:sz="6" w:color="000000"/>
-              <w:bottom w:val="single" w:sz="6" w:color="000000"/>
-              <w:left w:val="nil" w:sz="6" w:color="000000"/>
-              <w:right w:val="nil" w:sz="6" w:color="000000"/>
-            </w:tcBorders>
-          </w:tcPr>
-          <w:p>
-            <w:pPr>
-              <w:jc w:val="center"/>
-            </w:pPr>
-            <w:r/>
-            <w:r>
-              <w:rPr>
-                <w:rFonts w:ascii="Times New Roman" w:hAnsi="Times New Roman"/>
-                <w:sz w:val="17"/>
-              </w:rPr>
-              <w:t>-1,4–1,8</w:t>
             </w:r>
           </w:p>
         </w:tc>
@@ -14383,7 +14143,7 @@
         <w:rPr>
           <w:sz w:val="22"/>
         </w:rPr>
-        <w:t>Figura 12 – Dispersão e reta de regressão (com banda de IC95%) entre o pico de velocidade do T-CAR1 e as médias semanais de vigor, fadiga, PTH e fadiga física.</w:t>
+        <w:t>Figura 12 – Dispersão e reta de regressão (com banda de IC95%) entre o pico de velocidade do T-CAR e as médias semanais de vigor, fadiga, PTH e fadiga física.</w:t>
       </w:r>
     </w:p>
     <w:p>
@@ -14421,7 +14181,7 @@
           <w:b/>
           <w:sz w:val="24"/>
         </w:rPr>
-        <w:t>5 DISCUSSÃO</w:t>
+        <w:t>4 DISCUSSÃO</w:t>
       </w:r>
     </w:p>
     <w:p>
@@ -14449,19 +14209,7 @@
           <w:b w:val="0"/>
           <w:sz w:val="24"/>
         </w:rPr>
-        <w:t>A migração do perfil iceberg para o de fadiga reproduz o “derretimento do iceberg” (MORGAN, 1985; HAN; PARSONS-SMITH; TERRY, 2020), e a relação entre a aptidão aeróbia intermitente e a fadiga — sintetizada no limiar de pico de velocidade — reforça a utilidade de integrar um parâmetro fisiológico ao monitoramento do humor, individualizando a interpretação da resposta à carga (FERNANDES-DA-SILVA et al., 2016).</w:t>
-      </w:r>
-    </w:p>
-    <w:p>
-      <w:pPr>
-        <w:spacing w:before="200" w:after="80" w:line="360" w:lineRule="auto"/>
-      </w:pPr>
-      <w:r>
-        <w:rPr>
-          <w:b/>
-          <w:sz w:val="24"/>
-        </w:rPr>
-        <w:t>6 CONSIDERAÇÕES FINAIS</w:t>
+        <w:t>O caráter do handebol ajuda a contextualizar a magnitude dessa resposta. Trata-se de uma modalidade coletiva de invasão, marcadamente intermitente, na qual ações de alta intensidade — sprints, saltos, arremessos, bloqueios, mudanças de direção e contatos — alternam-se com períodos de recuperação incompleta, exigindo simultaneamente potência anaeróbia e capacidade aeróbia intermitente para sustentar o esforço repetido e retardar a instalação da fadiga (KARCHER; BUCHHEIT, 2014; MICHALSIK; AAGAARD, 2015). Evidências atuais confirmam que o treino e o jogo de handebol constituem exercício de alta intensidade, com elevadas demandas aeróbias e anaeróbias (PEREIRA et al., 2024), e que os esportes de invasão se caracterizam por atividade intermitente de alta intensidade intercalada por recuperação de menor intensidade (VACCARO-BENET et al., 2024). Nesse contexto, o acúmulo de carga da última semana de pré-temporada explica tanto a deterioração do eixo energia–fadiga quanto a migração do perfil de humor observadas, reforçando por que o vigor e a fadiga foram as dimensões mais sensíveis do painel.</w:t>
       </w:r>
     </w:p>
     <w:p>
@@ -14475,7 +14223,47 @@
           <w:b w:val="0"/>
           <w:sz w:val="24"/>
         </w:rPr>
-        <w:t>Na última semana de pré-temporada, o humor dos handebolistas migrou da prontidão para a fadiga, com o vigor em queda e a fadiga em ascensão, do início ao fim da semana e dentro de cada treino, confirmado por comparações entre todos os dias e por análise multivariada. Os dias críticos foram identificados, e a aptidão intermitente mostrou-se associada à fadiga, com um limiar de pico de velocidade útil para individualizar a carga.</w:t>
+        <w:t>Os achados também reforçam o valor da BRUMS como ferramenta de monitoramento no esporte coletivo de rendimento. Em modalidades de equipe, o humor responde de forma sensível a fatores como carga, sono e resultados competitivos: em atletas brasileiros de elite, a BRUMS já discriminou respostas ligadas ao sono e ao desempenho (ANDRADE et al., 2016; BRANDT; BEVILACQUA; ANDRADE, 2017) e, mais recentemente, respostas psicológicas agudas a resultados de partida em atletas jovens de modalidades coletivas (DO NASCIMENTO et al., 2026), além de associar-se à ocorrência de lesão em coortes de alto rendimento (DE MIRANDA ROHLFS et al., 2025). A rapidez de aplicação e a leitura por perfis tornam a BRUMS especialmente adequada ao acompanhamento longitudinal de equipes, permitindo à comissão técnica identificar precocemente os atletas em deterioração e individualizar as estratégias de recuperação.</w:t>
+      </w:r>
+    </w:p>
+    <w:p>
+      <w:pPr>
+        <w:spacing w:line="360" w:lineRule="auto" w:after="120"/>
+        <w:ind w:firstLine="709"/>
+        <w:jc w:val="both"/>
+      </w:pPr>
+      <w:r>
+        <w:rPr>
+          <w:b w:val="0"/>
+          <w:sz w:val="24"/>
+        </w:rPr>
+        <w:t>A migração do perfil iceberg para o de fadiga reproduz o “derretimento do iceberg” descrito na literatura (MORGAN, 1985; HAN; PARSONS-SMITH; TERRY, 2020), e a relação entre a aptidão aeróbia intermitente e a fadiga — sintetizada no limiar de pico de velocidade — reforça a utilidade de integrar um parâmetro fisiológico simples ao monitoramento do humor, individualizando a interpretação da resposta à carga (FERNANDES-DA-SILVA et al., 2016). Como limitações, destacam-se o tamanho amostral e o desenho observacional de fase única, que não permite inferência causal.</w:t>
+      </w:r>
+    </w:p>
+    <w:p>
+      <w:pPr>
+        <w:spacing w:before="200" w:after="80" w:line="360" w:lineRule="auto"/>
+      </w:pPr>
+      <w:r>
+        <w:rPr>
+          <w:b/>
+          <w:sz w:val="24"/>
+        </w:rPr>
+        <w:t>5 CONCLUSÕES</w:t>
+      </w:r>
+    </w:p>
+    <w:p>
+      <w:pPr>
+        <w:spacing w:line="360" w:lineRule="auto" w:after="120"/>
+        <w:ind w:firstLine="709"/>
+        <w:jc w:val="both"/>
+      </w:pPr>
+      <w:r>
+        <w:rPr>
+          <w:b w:val="0"/>
+          <w:sz w:val="24"/>
+        </w:rPr>
+        <w:t>Na última semana de pré-temporada, o humor dos handebolistas migrou da prontidão para a fadiga, com o vigor em queda e a fadiga em ascensão, do início ao fim da semana e dentro de cada treino, confirmado por comparações entre todos os dias e por análise multivariada. Os dias críticos foram identificados — maior vigor no início e maior fadiga no final —, e a aptidão intermitente mostrou-se associada à fadiga, com um limiar de pico de velocidade útil para individualizar a carga. Recomenda-se o acompanhamento contínuo do humor, com atenção especial ao eixo energia–fadiga.</w:t>
       </w:r>
     </w:p>
     <w:p>
@@ -14499,7 +14287,7 @@
         <w:rPr>
           <w:sz w:val="22"/>
         </w:rPr>
-        <w:t>FERNANDES-DA-SILVA, J. et al. The peak velocity derived from the Carminatti Test is related to physical match performance in young soccer players. Journal of Sports Sciences, v. 34, n. 24, p. 2238–2245, 2016.</w:t>
+        <w:t>ANDRADE, A. et al. Sleep quality, mood and performance: a study of elite Brazilian volleyball athletes. Journal of Sports Science and Medicine, v. 15, n. 4, p. 601–605, 2016.</w:t>
       </w:r>
     </w:p>
     <w:p>
@@ -14511,7 +14299,7 @@
         <w:rPr>
           <w:sz w:val="22"/>
         </w:rPr>
-        <w:t>HAN, C.; PARSONS-SMITH, R. L.; TERRY, P. C. Mood profiling in Singapore: cross-cultural validation and potential applications of mood profile clusters. Frontiers in Psychology, v. 11, 665, 2020.</w:t>
+        <w:t>ANDRADE, A. et al. Effect of practice exergames on the mood states and self-esteem of elementary school boys and girls during physical education classes: a cluster-randomized controlled trial. PLoS ONE, v. 15, n. 6, e0232392, 2020. DOI: 10.1371/journal.pone.0232392.</w:t>
       </w:r>
     </w:p>
     <w:p>
@@ -14523,7 +14311,7 @@
         <w:rPr>
           <w:sz w:val="22"/>
         </w:rPr>
-        <w:t>KARCHER, C.; BUCHHEIT, M. On-court demands of elite handball, with special reference to playing positions. Sports Medicine, v. 44, n. 6, p. 797–814, 2014.</w:t>
+        <w:t>BRANDT, R.; BEVILACQUA, G. G.; ANDRADE, A. Perceived sleep quality, mood states, and their relationship with performance among Brazilian elite athletes during a competitive period. Journal of Strength and Conditioning Research, v. 31, n. 4, p. 1033–1039, 2017.</w:t>
       </w:r>
     </w:p>
     <w:p>
@@ -14535,7 +14323,7 @@
         <w:rPr>
           <w:sz w:val="22"/>
         </w:rPr>
-        <w:t>KELLMANN, M. et al. Recovery and performance in sport: consensus statement. International Journal of Sports Physiology and Performance, v. 13, n. 2, p. 240–245, 2018.</w:t>
+        <w:t>DE MIRANDA ROHLFS, I. C. P. et al. Mood states, injury status, and countermovement jump performance in Brazilian high-level sports. Sports, v. 13, n. 9, 303, 2025. DOI: 10.3390/sports13090303.</w:t>
       </w:r>
     </w:p>
     <w:p>
@@ -14547,7 +14335,79 @@
         <w:rPr>
           <w:sz w:val="22"/>
         </w:rPr>
-        <w:t>LOCHBAUM, M. et al. The Profile of Mood States and athletic performance: a meta-analysis of published studies. European Journal of Investigation in Health, Psychology and Education, v. 11, n. 1, p. 50–70, 2021.</w:t>
+        <w:t>DO NASCIMENTO, M. H. et al. Acute psychological responses to official match outcomes in male youth volleyball: an observational repeated-measures study within a single national-level team. Frontiers in Psychology, v. 17, 1826372, 2026. DOI: 10.3389/fpsyg.2026.1826372.</w:t>
+      </w:r>
+    </w:p>
+    <w:p>
+      <w:pPr>
+        <w:spacing w:line="360" w:lineRule="auto" w:after="120"/>
+        <w:jc w:val="both"/>
+      </w:pPr>
+      <w:r>
+        <w:rPr>
+          <w:sz w:val="22"/>
+        </w:rPr>
+        <w:t>FERNANDES-DA-SILVA, J. et al. The peak velocity derived from the Carminatti Test is related to physical match performance in young soccer players. Journal of Sports Sciences, v. 34, n. 24, p. 2238–2245, 2016. DOI: 10.1080/02640414.2015.1093646.</w:t>
+      </w:r>
+    </w:p>
+    <w:p>
+      <w:pPr>
+        <w:spacing w:line="360" w:lineRule="auto" w:after="120"/>
+        <w:jc w:val="both"/>
+      </w:pPr>
+      <w:r>
+        <w:rPr>
+          <w:sz w:val="22"/>
+        </w:rPr>
+        <w:t>HAN, C.; PARSONS-SMITH, R. L.; TERRY, P. C. Mood profiling in Singapore: cross-cultural validation and potential applications of mood profile clusters. Frontiers in Psychology, v. 11, 665, 2020. DOI: 10.3389/fpsyg.2020.00665.</w:t>
+      </w:r>
+    </w:p>
+    <w:p>
+      <w:pPr>
+        <w:spacing w:line="360" w:lineRule="auto" w:after="120"/>
+        <w:jc w:val="both"/>
+      </w:pPr>
+      <w:r>
+        <w:rPr>
+          <w:sz w:val="22"/>
+        </w:rPr>
+        <w:t>KARCHER, C.; BUCHHEIT, M. On-court demands of elite handball, with special reference to playing positions. Sports Medicine, v. 44, n. 6, p. 797–814, 2014. DOI: 10.1007/s40279-014-0164-z.</w:t>
+      </w:r>
+    </w:p>
+    <w:p>
+      <w:pPr>
+        <w:spacing w:line="360" w:lineRule="auto" w:after="120"/>
+        <w:jc w:val="both"/>
+      </w:pPr>
+      <w:r>
+        <w:rPr>
+          <w:sz w:val="22"/>
+        </w:rPr>
+        <w:t>KELLMANN, M. et al. Recovery and performance in sport: consensus statement. International Journal of Sports Physiology and Performance, v. 13, n. 2, p. 240–245, 2018. DOI: 10.1123/ijspp.2017-0759.</w:t>
+      </w:r>
+    </w:p>
+    <w:p>
+      <w:pPr>
+        <w:spacing w:line="360" w:lineRule="auto" w:after="120"/>
+        <w:jc w:val="both"/>
+      </w:pPr>
+      <w:r>
+        <w:rPr>
+          <w:sz w:val="22"/>
+        </w:rPr>
+        <w:t>LOCHBAUM, M. et al. The Profile of Mood States and athletic performance: a meta-analysis of published studies. European Journal of Investigation in Health, Psychology and Education, v. 11, n. 1, p. 50–70, 2021. DOI: 10.3390/ejihpe11010005.</w:t>
+      </w:r>
+    </w:p>
+    <w:p>
+      <w:pPr>
+        <w:spacing w:line="360" w:lineRule="auto" w:after="120"/>
+        <w:jc w:val="both"/>
+      </w:pPr>
+      <w:r>
+        <w:rPr>
+          <w:sz w:val="22"/>
+        </w:rPr>
+        <w:t>MICHALSIK, L. B.; AAGAARD, P. Physical demands in elite team handball: comparisons between male and female players. Journal of Sports Medicine and Physical Fitness, v. 55, n. 9, p. 878–891, 2015.</w:t>
       </w:r>
     </w:p>
     <w:p>
@@ -14571,7 +14431,7 @@
         <w:rPr>
           <w:sz w:val="22"/>
         </w:rPr>
-        <w:t>PARSONS-SMITH, R. L.; TERRY, P. C.; MACHIN, M. A. Identification and description of novel mood profile clusters. Frontiers in Psychology, v. 8, 1958, 2017.</w:t>
+        <w:t>NEVILL, A. M.; LANE, A. M. Why self-report “Likert” scale data should not be log-transformed. Journal of Sports Sciences, v. 25, n. 1, p. 1–2, 2007. DOI: 10.1080/02640410601111183.</w:t>
       </w:r>
     </w:p>
     <w:p>
@@ -14583,7 +14443,7 @@
         <w:rPr>
           <w:sz w:val="22"/>
         </w:rPr>
-        <w:t>ROHLFS, I. C. P. M. et al. A Escala de Humor de Brunel (Brums). Revista Brasileira de Medicina do Esporte, v. 14, n. 3, p. 176–181, 2008.</w:t>
+        <w:t>PARSONS-SMITH, R. L.; TERRY, P. C.; MACHIN, M. A. Identification and description of novel mood profile clusters. Frontiers in Psychology, v. 8, 1958, 2017. DOI: 10.3389/fpsyg.2017.01958.</w:t>
       </w:r>
     </w:p>
     <w:p>
@@ -14595,7 +14455,7 @@
         <w:rPr>
           <w:sz w:val="22"/>
         </w:rPr>
-        <w:t>ROHLFS, I. C. P. M. et al. Psychometric characteristics of the Brazil Mood Scale among youth and elite athletes. Sports, v. 11, n. 12, 244, 2023.</w:t>
+        <w:t>PEREIRA, R. et al. Exercise intensity and reliability during recreational team handball training for 50–77-year-old unexperienced women. Biology of Sport, v. 41, n. 4, p. 253–261, 2024. DOI: 10.5114/biolsport.2024.132995.</w:t>
       </w:r>
     </w:p>
     <w:p>
@@ -14607,7 +14467,7 @@
         <w:rPr>
           <w:sz w:val="22"/>
         </w:rPr>
-        <w:t>SAW, A. E.; MAIN, L. C.; GASTIN, P. B. Monitoring the athlete training response. British Journal of Sports Medicine, v. 50, n. 5, p. 281–291, 2016.</w:t>
+        <w:t>ROHLFS, I. C. P. M. et al. A Escala de Humor de Brunel (Brums): instrumento para detecção precoce da síndrome do excesso de treinamento. Revista Brasileira de Medicina do Esporte, v. 14, n. 3, p. 176–181, 2008.</w:t>
       </w:r>
     </w:p>
     <w:p>
@@ -14619,7 +14479,7 @@
         <w:rPr>
           <w:sz w:val="22"/>
         </w:rPr>
-        <w:t>TERRY, P. C.; LANE, A. M.; FOGARTY, G. J. Construct validity of the Profile of Mood States — Adolescents for use with adults. Psychology of Sport and Exercise, v. 4, n. 2, p. 125–139, 2003.</w:t>
+        <w:t>ROHLFS, I. C. P. M. et al. Psychometric characteristics of the Brazil Mood Scale among youth and elite athletes using two response time frames. Sports, v. 11, n. 12, 244, 2023. DOI: 10.3390/sports11120244.</w:t>
       </w:r>
     </w:p>
     <w:p>
@@ -14631,7 +14491,43 @@
         <w:rPr>
           <w:sz w:val="22"/>
         </w:rPr>
-        <w:t>TERRY, P. C. et al. Mood profiling for sustainable mental health among athletes. Sustainability, v. 13, n. 11, 6116, 2021.</w:t>
+        <w:t>SAW, A. E.; MAIN, L. C.; GASTIN, P. B. Monitoring the athlete training response: subjective self-reported measures trump commonly used objective measures: a systematic review. British Journal of Sports Medicine, v. 50, n. 5, p. 281–291, 2016. DOI: 10.1136/bjsports-2015-094758.</w:t>
+      </w:r>
+    </w:p>
+    <w:p>
+      <w:pPr>
+        <w:spacing w:line="360" w:lineRule="auto" w:after="120"/>
+        <w:jc w:val="both"/>
+      </w:pPr>
+      <w:r>
+        <w:rPr>
+          <w:sz w:val="22"/>
+        </w:rPr>
+        <w:t>TERRY, P. C.; LANE, A. M.; FOGARTY, G. J. Construct validity of the Profile of Mood States — Adolescents for use with adults. Psychology of Sport and Exercise, v. 4, n. 2, p. 125–139, 2003. DOI: 10.1016/S1469-0292(02)00035-8.</w:t>
+      </w:r>
+    </w:p>
+    <w:p>
+      <w:pPr>
+        <w:spacing w:line="360" w:lineRule="auto" w:after="120"/>
+        <w:jc w:val="both"/>
+      </w:pPr>
+      <w:r>
+        <w:rPr>
+          <w:sz w:val="22"/>
+        </w:rPr>
+        <w:t>TERRY, P. C. et al. Mood profiling for sustainable mental health among athletes. Sustainability, v. 13, n. 11, 6116, 2021. DOI: 10.3390/su13116116.</w:t>
+      </w:r>
+    </w:p>
+    <w:p>
+      <w:pPr>
+        <w:spacing w:line="360" w:lineRule="auto" w:after="120"/>
+        <w:jc w:val="both"/>
+      </w:pPr>
+      <w:r>
+        <w:rPr>
+          <w:sz w:val="22"/>
+        </w:rPr>
+        <w:t>VACCARO-BENET, P. et al. Internal and external load profile during beach invasion sports match-play by electronic performance and tracking systems: a systematic review. Sensors, v. 24, n. 12, 3738, 2024. DOI: 10.3390/s24123738.</w:t>
       </w:r>
     </w:p>
     <w:p>

--- a/Artigos/Relatorio_Avancado_Perfil_Humor.docx
+++ b/Artigos/Relatorio_Avancado_Perfil_Humor.docx
@@ -348,7 +348,7 @@
           <w:b w:val="0"/>
           <w:sz w:val="24"/>
         </w:rPr>
-        <w:t>Como confirmação robusta, as comparações Dia 1 → Dia 7 e pré → pós foram reanalisadas por análise multivariada de variância (MANOVA) de medidas repetidas sobre os escores T, que testa as seis dimensões em conjunto e controla o erro de múltiplas comparações (lambda de Wilks, F e eta-quadrado parcial — η²ₚ; 0,01 pequeno; 0,06 médio; 0,14 grande). A associação entre as dimensões foi quantificada pela correlação de Spearman (ρ). Por fim, a relação entre o pico de velocidade do T-CAR e a fadiga foi analisada por regressão, e um limiar de pico de velocidade foi estabelecido pelo índice de Youden — que maximiza a soma de sensibilidade e especificidade —, com a qualidade de discriminação avaliada pela área sob a curva ROC. Adotou-se nível de significância de 5% (p &lt; 0,05), com as análises conduzidas em ambiente Python (bibliotecas pandas, SciPy e statsmodels).</w:t>
+        <w:t>Como confirmação robusta, as comparações Dia 1 → Dia 7 e pré → pós foram reanalisadas por análise multivariada de variância (MANOVA) de medidas repetidas sobre os escores T, que testa as seis dimensões em conjunto e controla o erro de múltiplas comparações (lambda de Wilks, F e eta-quadrado parcial — η²ₚ; 0,01 pequeno; 0,06 médio; 0,14 grande); nos testes univariados de acompanhamento da MANOVA, aplicou-se o ajuste de Bonferroni ao nível de significância, dividindo 0,05 pelas seis dimensões (α = 0,008), para controlar o erro do tipo I. A associação entre as dimensões foi quantificada pela correlação de Spearman (ρ). Por fim, a relação entre o pico de velocidade do T-CAR e a fadiga foi analisada por regressão, e um limiar de pico de velocidade foi estabelecido pelo índice de Youden — que maximiza a soma de sensibilidade e especificidade —, com a qualidade de discriminação avaliada pela área sob a curva ROC. Adotou-se nível de significância de 5% (p &lt; 0,05), com as análises conduzidas em ambiente Python (bibliotecas pandas, SciPy e statsmodels).</w:t>
       </w:r>
     </w:p>
     <w:p>
@@ -9043,7 +9043,7 @@
                 <w:rFonts w:ascii="Times New Roman" w:hAnsi="Times New Roman"/>
                 <w:sz w:val="17"/>
               </w:rPr>
-              <w:t>0,014*</w:t>
+              <w:t>0,014</w:t>
             </w:r>
           </w:p>
         </w:tc>
@@ -10133,7 +10133,7 @@
                 <w:rFonts w:ascii="Times New Roman" w:hAnsi="Times New Roman"/>
                 <w:sz w:val="17"/>
               </w:rPr>
-              <w:t>0,049*</w:t>
+              <w:t>0,049</w:t>
             </w:r>
           </w:p>
         </w:tc>
@@ -10196,7 +10196,7 @@
           <w:i/>
           <w:sz w:val="17"/>
         </w:rPr>
-        <w:t>Wilks λ = 0,283; F(6,15) = 6,32; p = 0,002; η²ₚ = 0,72. * p &lt; 0,05.</w:t>
+        <w:t>Wilks λ = 0,283; F(6,15) = 6,32; p = 0,002; η²ₚ = 0,72. * p &lt; 0,008 (α ajustado por Bonferroni para as seis dimensões).</w:t>
       </w:r>
     </w:p>
     <w:p>
@@ -10221,7 +10221,7 @@
           <w:b w:val="0"/>
           <w:sz w:val="24"/>
         </w:rPr>
-        <w:t>A análise multivariada confirmou a diferença entre o Dia 1 e o Dia 7 (Wilks λ = 0,283; F(6,15) = 6,32; p = 0,002; η²ₚ = 0,72), com efeito concentrado no vigor (d = -0,95) e na fadiga (d = +0,72) (Tabela 9; Figura 4). A resposta aguda pré → pós também foi multivariadamente significativa (Wilks λ = 0,423; p = 0,003), reforçando o achado do eixo energia–fadiga.</w:t>
+        <w:t>A análise multivariada confirmou a diferença entre o Dia 1 e o Dia 7 (Wilks λ = 0,283; F(6,15) = 6,32; p = 0,002; η²ₚ = 0,72). Nos testes univariados com o critério corrigido de Bonferroni (α = 0,008), apenas o vigor (d = -0,95) e a fadiga (d = +0,72) permaneceram significativos — evidenciando que o efeito se concentra no eixo energia–fadiga —, enquanto a tensão (p = 0,014) e a confusão (p = 0,049), significativas apenas sob α = 0,05, não resistiram à correção (Tabela 9; Figura 4). A resposta aguda pré → pós também foi multivariadamente significativa (Wilks λ = 0,423; p = 0,003), reforçando o achado.</w:t>
       </w:r>
     </w:p>
     <w:p>

--- a/Artigos/Relatorio_Avancado_Perfil_Humor.docx
+++ b/Artigos/Relatorio_Avancado_Perfil_Humor.docx
@@ -12812,6 +12812,83 @@
     </w:p>
     <w:p>
       <w:pPr>
+        <w:spacing w:before="120"/>
+        <w:jc w:val="center"/>
+      </w:pPr>
+      <w:r>
+        <w:drawing>
+          <wp:inline xmlns:a="http://schemas.openxmlformats.org/drawingml/2006/main" xmlns:pic="http://schemas.openxmlformats.org/drawingml/2006/picture">
+            <wp:extent cx="5220000" cy="2839680"/>
+            <wp:docPr id="12" name="Picture 12"/>
+            <wp:cNvGraphicFramePr>
+              <a:graphicFrameLocks noChangeAspect="1"/>
+            </wp:cNvGraphicFramePr>
+            <a:graphic>
+              <a:graphicData uri="http://schemas.openxmlformats.org/drawingml/2006/picture">
+                <pic:pic>
+                  <pic:nvPicPr>
+                    <pic:cNvPr id="0" name="xb6_clusters.png"/>
+                    <pic:cNvPicPr/>
+                  </pic:nvPicPr>
+                  <pic:blipFill>
+                    <a:blip r:embed="rId20"/>
+                    <a:stretch>
+                      <a:fillRect/>
+                    </a:stretch>
+                  </pic:blipFill>
+                  <pic:spPr>
+                    <a:xfrm>
+                      <a:off x="0" y="0"/>
+                      <a:ext cx="5220000" cy="2839680"/>
+                    </a:xfrm>
+                    <a:prstGeom prst="rect"/>
+                  </pic:spPr>
+                </pic:pic>
+              </a:graphicData>
+            </a:graphic>
+          </wp:inline>
+        </w:drawing>
+      </w:r>
+    </w:p>
+    <w:p>
+      <w:pPr>
+        <w:jc w:val="center"/>
+      </w:pPr>
+      <w:r>
+        <w:rPr>
+          <w:sz w:val="22"/>
+        </w:rPr>
+        <w:t>Figura 12 – Perfis de humor (clusters) identificados na amostra, representados em escores T (M = 50; DP = 10) nas seis dimensões; percentuais entre parênteses.</w:t>
+      </w:r>
+    </w:p>
+    <w:p>
+      <w:pPr>
+        <w:spacing w:after="120"/>
+        <w:jc w:val="center"/>
+      </w:pPr>
+      <w:r>
+        <w:rPr>
+          <w:sz w:val="18"/>
+        </w:rPr>
+        <w:t>Fonte: elaboração dos autores (2026).</w:t>
+      </w:r>
+    </w:p>
+    <w:p>
+      <w:pPr>
+        <w:spacing w:line="360" w:lineRule="auto" w:after="120"/>
+        <w:ind w:firstLine="709"/>
+        <w:jc w:val="both"/>
+      </w:pPr>
+      <w:r>
+        <w:rPr>
+          <w:b w:val="0"/>
+          <w:sz w:val="24"/>
+        </w:rPr>
+        <w:t>A forma de cada cluster identificado na amostra (Figura 12) reproduz a taxonomia consagrada dos seis perfis de humor (PARSONS-SMITH; TERRY; MACHIN, 2017): o iceberg, com vigor elevado sobre dimensões negativas baixas; a barbatana de tubarão, com pico isolado de fadiga; o submerso, com todas as dimensões abaixo da média; e o Everest invertido, com todas as negativas elevadas. Comparada à distribuição de referência de uma grande amostra do mesmo contexto brasileiro (898 atletas de elite e de base; DE MIRANDA ROHLFS et al., 2024) — na qual, em avaliação momentânea, o iceberg foi o perfil mais prevalente (34,3%) e os perfis de risco os menos prevalentes (barbatana de tubarão 11,6%; iceberg invertido 6,2%; Everest invertido 2,7%) —, a nossa amostra parte de um predomínio de iceberg semelhante no Dia 1 (40%), mas, ao final do microciclo, eleva marcadamente a barbatana de tubarão (28% no Dia 7), muito acima do patamar de referência. Isso evidencia o efeito específico do acúmulo de carga da última semana de pré-temporada sobre o perfil de fadiga, sem instalação relevante dos perfis de maior risco à saúde mental (Everest invertido e submerso).</w:t>
+      </w:r>
+    </w:p>
+    <w:p>
+      <w:pPr>
         <w:spacing w:before="120" w:after="80" w:line="360" w:lineRule="auto"/>
       </w:pPr>
       <w:r>
@@ -14104,7 +14181,7 @@
         <w:drawing>
           <wp:inline xmlns:a="http://schemas.openxmlformats.org/drawingml/2006/main" xmlns:pic="http://schemas.openxmlformats.org/drawingml/2006/picture">
             <wp:extent cx="5400000" cy="3406154"/>
-            <wp:docPr id="12" name="Picture 12"/>
+            <wp:docPr id="13" name="Picture 13"/>
             <wp:cNvGraphicFramePr>
               <a:graphicFrameLocks noChangeAspect="1"/>
             </wp:cNvGraphicFramePr>
@@ -14116,7 +14193,7 @@
                     <pic:cNvPicPr/>
                   </pic:nvPicPr>
                   <pic:blipFill>
-                    <a:blip r:embed="rId20"/>
+                    <a:blip r:embed="rId21"/>
                     <a:stretch>
                       <a:fillRect/>
                     </a:stretch>
@@ -14143,7 +14220,7 @@
         <w:rPr>
           <w:sz w:val="22"/>
         </w:rPr>
-        <w:t>Figura 12 – Dispersão e reta de regressão (com banda de IC95%) entre o pico de velocidade do T-CAR e as médias semanais de vigor, fadiga, PTH e fadiga física.</w:t>
+        <w:t>Figura 13 – Dispersão e reta de regressão (com banda de IC95%) entre o pico de velocidade do T-CAR e as médias semanais de vigor, fadiga, PTH e fadiga física.</w:t>
       </w:r>
     </w:p>
     <w:p>
@@ -14169,7 +14246,7 @@
           <w:b w:val="0"/>
           <w:sz w:val="24"/>
         </w:rPr>
-        <w:t>O desempenho no T-CAR consta na Tabela 13. A regressão mostrou que atletas com maior pico de velocidade reportaram menos fadiga física (ρ = -0,54; p = 0,005) e mais vigor (ρ = +0,48; p = 0,015) ao longo da semana (Figura 12). A partir de um modelo que estima a probabilidade de um dia de fadiga elevada em função do pico de velocidade, identificou-se um limiar de aproximadamente 14,9 km/h (área sob a curva = 0,69; sensibilidade = 0,79; especificidade = 0,60): abaixo desse valor, os atletas apresentaram maior probabilidade de dias de fadiga elevada, o que fornece uma referência objetiva para individualizar a carga.</w:t>
+        <w:t>O desempenho no T-CAR consta na Tabela 13. A regressão mostrou que atletas com maior pico de velocidade reportaram menos fadiga física (ρ = -0,54; p = 0,005) e mais vigor (ρ = +0,48; p = 0,015) ao longo da semana (Figura 13). A partir de um modelo que estima a probabilidade de um dia de fadiga elevada em função do pico de velocidade, identificou-se um limiar de aproximadamente 14,9 km/h (área sob a curva = 0,69; sensibilidade = 0,79; especificidade = 0,60): abaixo desse valor, os atletas apresentaram maior probabilidade de dias de fadiga elevada, o que fornece uma referência objetiva para individualizar a carga.</w:t>
       </w:r>
     </w:p>
     <w:p>
@@ -14312,6 +14389,18 @@
           <w:sz w:val="22"/>
         </w:rPr>
         <w:t>BRANDT, R.; BEVILACQUA, G. G.; ANDRADE, A. Perceived sleep quality, mood states, and their relationship with performance among Brazilian elite athletes during a competitive period. Journal of Strength and Conditioning Research, v. 31, n. 4, p. 1033–1039, 2017.</w:t>
+      </w:r>
+    </w:p>
+    <w:p>
+      <w:pPr>
+        <w:spacing w:line="360" w:lineRule="auto" w:after="120"/>
+        <w:jc w:val="both"/>
+      </w:pPr>
+      <w:r>
+        <w:rPr>
+          <w:sz w:val="22"/>
+        </w:rPr>
+        <w:t>DE MIRANDA ROHLFS, I. C. P. et al. Prevalence of specific mood profile clusters among elite and youth athletes at a Brazilian sports club. Sports, v. 12, n. 7, 195, 2024. DOI: 10.3390/sports12070195.</w:t>
       </w:r>
     </w:p>
     <w:p>
